--- a/文献阅读整理Agent系统需求分析文档.docx
+++ b/文献阅读整理Agent系统需求分析文档.docx
@@ -282,8 +282,8 @@
           <w:lang w:val="en-US" w:eastAsia="zh-CN" w:bidi="ar-SA"/>
         </w:rPr>
       </w:pPr>
-      <w:bookmarkStart w:id="1" w:name="heading_1"/>
-      <w:bookmarkStart w:id="2" w:name="_Toc13692"/>
+      <w:bookmarkStart w:id="1" w:name="_Toc13692"/>
+      <w:bookmarkStart w:id="2" w:name="heading_1"/>
       <w:r>
         <w:rPr>
           <w:rFonts w:asciiTheme="minorHAnsi" w:hAnsiTheme="minorHAnsi" w:cstheme="minorBidi"/>
@@ -564,6 +564,7 @@
       </w:sdtPr>
       <w:sdtEndPr>
         <w:rPr>
+          <w:rFonts w:ascii="宋体" w:hAnsi="宋体" w:eastAsia="宋体"/>
           <w:sz w:val="21"/>
           <w:szCs w:val="22"/>
           <w:lang w:val="en-US" w:eastAsia="zh-CN"/>
@@ -2723,6 +2724,7 @@
       <w:pPr>
         <w:pStyle w:val="2"/>
         <w:numPr>
+          <w:ilvl w:val="0"/>
           <w:numId w:val="0"/>
         </w:numPr>
         <w:ind w:leftChars="0"/>
@@ -2747,59 +2749,6 @@
       </w:r>
       <w:bookmarkEnd w:id="4"/>
       <w:bookmarkEnd w:id="5"/>
-    </w:p>
-    <w:p>
-      <w:pPr>
-        <w:pStyle w:val="3"/>
-        <w:numPr>
-          <w:numId w:val="0"/>
-        </w:numPr>
-        <w:ind w:leftChars="0"/>
-        <w:jc w:val="left"/>
-        <w:rPr>
-          <w:rFonts w:hint="eastAsia" w:ascii="黑体" w:hAnsi="黑体"/>
-          <w:kern w:val="2"/>
-          <w:szCs w:val="24"/>
-          <w:lang w:val="en-US" w:eastAsia="zh-CN" w:bidi="ar-SA"/>
-        </w:rPr>
-      </w:pPr>
-      <w:bookmarkStart w:id="6" w:name="heading_4"/>
-      <w:bookmarkStart w:id="7" w:name="_Toc24674"/>
-      <w:r>
-        <w:rPr>
-          <w:rFonts w:hint="eastAsia" w:ascii="黑体" w:hAnsi="黑体"/>
-          <w:kern w:val="2"/>
-          <w:szCs w:val="24"/>
-          <w:lang w:val="en-US" w:eastAsia="zh-CN" w:bidi="ar-SA"/>
-        </w:rPr>
-        <w:t>1.1. 问题的提出</w:t>
-      </w:r>
-      <w:bookmarkEnd w:id="6"/>
-      <w:bookmarkEnd w:id="7"/>
-    </w:p>
-    <w:p>
-      <w:pPr>
-        <w:spacing w:line="460" w:lineRule="exact"/>
-        <w:ind w:firstLine="420"/>
-        <w:jc w:val="left"/>
-        <w:rPr>
-          <w:rFonts w:hint="eastAsia" w:ascii="宋体" w:hAnsi="宋体" w:eastAsia="宋体" w:cstheme="minorBidi"/>
-          <w:kern w:val="2"/>
-          <w:sz w:val="24"/>
-          <w:szCs w:val="24"/>
-          <w:lang w:val="en-US" w:eastAsia="zh-CN" w:bidi="ar-SA"/>
-        </w:rPr>
-      </w:pPr>
-      <w:r>
-        <w:rPr>
-          <w:rFonts w:hint="eastAsia" w:ascii="宋体" w:hAnsi="宋体" w:eastAsia="宋体" w:cstheme="minorBidi"/>
-          <w:kern w:val="2"/>
-          <w:sz w:val="24"/>
-          <w:szCs w:val="24"/>
-          <w:lang w:val="en-US" w:eastAsia="zh-CN" w:bidi="ar-SA"/>
-        </w:rPr>
-        <w:t>在当下高校学术科研与课程学习场景中，文献阅读与整理是大学生开展论文写作、课题研究、学术调研的核心基础工作。随着学术资源的不断丰富，学生所需查阅的中外文献数量大幅增加，但传统的文献整理模式存在诸多痛点，严重影响学生学术研究效率。传统人工摘抄、分类、总结文献的方式耗时费力，单篇文献核心信息提炼、多篇文献对比整合需要投入大量时间精力；各类文献格式繁杂，缺乏统一的本地化整理工具，极易出现文献丢失、分类杂乱、查找困难等问题；多数学生科研经验不足，无法快速精准抓取文献研究目的、核心观点、创新点等关键信息，人工总结易出现信息遗漏、重点偏差问题；同时，传统文献笔记零散杂乱，无法与原文献联动，笔记复用率极低，难以满足常态化学术研究需求。基于以上问题，开发一款轻量化、智能化、本地化的文献阅读整理工具，成为适配大学生学术场景的迫切需求。</w:t>
-      </w:r>
     </w:p>
     <w:p>
       <w:pPr>
@@ -2817,8 +2766,8 @@
           <w:lang w:val="en-US" w:eastAsia="zh-CN" w:bidi="ar-SA"/>
         </w:rPr>
       </w:pPr>
-      <w:bookmarkStart w:id="8" w:name="heading_5"/>
-      <w:bookmarkStart w:id="9" w:name="_Toc14438"/>
+      <w:bookmarkStart w:id="6" w:name="heading_4"/>
+      <w:bookmarkStart w:id="7" w:name="_Toc24674"/>
       <w:r>
         <w:rPr>
           <w:rFonts w:hint="eastAsia" w:ascii="黑体" w:hAnsi="黑体"/>
@@ -2826,10 +2775,10 @@
           <w:szCs w:val="24"/>
           <w:lang w:val="en-US" w:eastAsia="zh-CN" w:bidi="ar-SA"/>
         </w:rPr>
-        <w:t>1.2. 选题背景</w:t>
-      </w:r>
-      <w:bookmarkEnd w:id="8"/>
-      <w:bookmarkEnd w:id="9"/>
+        <w:t>1.1. 问题的提出</w:t>
+      </w:r>
+      <w:bookmarkEnd w:id="6"/>
+      <w:bookmarkEnd w:id="7"/>
     </w:p>
     <w:p>
       <w:pPr>
@@ -2852,31 +2801,7 @@
           <w:szCs w:val="24"/>
           <w:lang w:val="en-US" w:eastAsia="zh-CN" w:bidi="ar-SA"/>
         </w:rPr>
-        <w:t>随着高等教育学术化程度不断提升，各大高校对学生课程论文、毕业论文、科研创新项目的要求愈发严格，文献调研成为学生学术创作的必备环节，学生对高效文献整理工具的需求持续攀升。目前市面上主流的专业文献管理工具普遍存在操作复杂、收费高昂、功能冗余的问题，多针对专业科研人员设计，并不适配零基础大学生的轻量化使用需求。</w:t>
-      </w:r>
-    </w:p>
-    <w:p>
-      <w:pPr>
-        <w:spacing w:line="460" w:lineRule="exact"/>
-        <w:ind w:firstLine="420"/>
-        <w:jc w:val="left"/>
-        <w:rPr>
-          <w:rFonts w:hint="eastAsia" w:ascii="宋体" w:hAnsi="宋体" w:eastAsia="宋体" w:cstheme="minorBidi"/>
-          <w:kern w:val="2"/>
-          <w:sz w:val="24"/>
-          <w:szCs w:val="24"/>
-          <w:lang w:val="en-US" w:eastAsia="zh-CN" w:bidi="ar-SA"/>
-        </w:rPr>
-      </w:pPr>
-      <w:r>
-        <w:rPr>
-          <w:rFonts w:hint="eastAsia" w:ascii="宋体" w:hAnsi="宋体" w:eastAsia="宋体" w:cstheme="minorBidi"/>
-          <w:kern w:val="2"/>
-          <w:sz w:val="24"/>
-          <w:szCs w:val="24"/>
-          <w:lang w:val="en-US" w:eastAsia="zh-CN" w:bidi="ar-SA"/>
-        </w:rPr>
-        <w:t>此外，传统人工文献整理模式的弊端日益凸显，效率低下、管理混乱、信息提炼精准度不足等问题，极大阻碍了大学生科研入门进度与学术能力提升。因此，研发一款免费、本地化、操作简单、适配全学科大学生的智能文献阅读整理工具，能够精准填补当前学生端轻量化文献管理工具的市场空白，贴合高校学生日常学术学习与科研调研的核心场景。</w:t>
+        <w:t>在当下高校学术科研与课程学习场景中，文献阅读与整理是大学生开展论文写作、课题研究、学术调研的核心基础工作。随着学术资源的不断丰富，学生所需查阅的中外文献数量大幅增加，但传统的文献整理模式存在诸多痛点，严重影响学生学术研究效率。传统人工摘抄、分类、总结文献的方式耗时费力，单篇文献核心信息提炼、多篇文献对比整合需要投入大量时间精力；各类文献格式繁杂，缺乏统一的本地化整理工具，极易出现文献丢失、分类杂乱、查找困难等问题；多数学生科研经验不足，无法快速精准抓取文献研究目的、核心观点、创新点等关键信息，人工总结易出现信息遗漏、重点偏差问题；同时，传统文献笔记零散杂乱，无法与原文献联动，笔记复用率极低，难以满足常态化学术研究需求。基于以上问题，开发一款轻量化、智能化、本地化的文献阅读整理工具，成为适配大学生学术场景的迫切需求。</w:t>
       </w:r>
     </w:p>
     <w:p>
@@ -2895,8 +2820,8 @@
           <w:lang w:val="en-US" w:eastAsia="zh-CN" w:bidi="ar-SA"/>
         </w:rPr>
       </w:pPr>
-      <w:bookmarkStart w:id="10" w:name="heading_6"/>
-      <w:bookmarkStart w:id="11" w:name="_Toc23046"/>
+      <w:bookmarkStart w:id="8" w:name="heading_5"/>
+      <w:bookmarkStart w:id="9" w:name="_Toc14438"/>
       <w:r>
         <w:rPr>
           <w:rFonts w:hint="eastAsia" w:ascii="黑体" w:hAnsi="黑体"/>
@@ -2904,10 +2829,58 @@
           <w:szCs w:val="24"/>
           <w:lang w:val="en-US" w:eastAsia="zh-CN" w:bidi="ar-SA"/>
         </w:rPr>
-        <w:t>1.3. 国内外研究现状</w:t>
-      </w:r>
-      <w:bookmarkEnd w:id="10"/>
-      <w:bookmarkEnd w:id="11"/>
+        <w:t>1.2. 选题背景</w:t>
+      </w:r>
+      <w:bookmarkEnd w:id="8"/>
+      <w:bookmarkEnd w:id="9"/>
+    </w:p>
+    <w:p>
+      <w:pPr>
+        <w:spacing w:line="460" w:lineRule="exact"/>
+        <w:ind w:firstLine="420"/>
+        <w:jc w:val="left"/>
+        <w:rPr>
+          <w:rFonts w:hint="eastAsia" w:ascii="宋体" w:hAnsi="宋体" w:eastAsia="宋体" w:cstheme="minorBidi"/>
+          <w:kern w:val="2"/>
+          <w:sz w:val="24"/>
+          <w:szCs w:val="24"/>
+          <w:lang w:val="en-US" w:eastAsia="zh-CN" w:bidi="ar-SA"/>
+        </w:rPr>
+      </w:pPr>
+      <w:r>
+        <w:rPr>
+          <w:rFonts w:hint="eastAsia" w:ascii="宋体" w:hAnsi="宋体" w:eastAsia="宋体" w:cstheme="minorBidi"/>
+          <w:kern w:val="2"/>
+          <w:sz w:val="24"/>
+          <w:szCs w:val="24"/>
+          <w:lang w:val="en-US" w:eastAsia="zh-CN" w:bidi="ar-SA"/>
+        </w:rPr>
+        <w:t>随着高等教育学术化程度不断提升，各大高校对学生课程论文、毕业论文、科研创新项目的要求愈发严格，文献调研成为学生学术创作的必备环节，学生对高效文献整理工具的需求持续攀升。目前市面上主流的专业文献管理工具普遍存在操作复杂、收费高昂、功能冗余的问题，多针对专业科研人员设计，并不适配零基础大学生的轻量化使用需求。</w:t>
+      </w:r>
+    </w:p>
+    <w:p>
+      <w:pPr>
+        <w:spacing w:line="460" w:lineRule="exact"/>
+        <w:ind w:firstLine="420"/>
+        <w:jc w:val="left"/>
+        <w:rPr>
+          <w:rFonts w:hint="eastAsia" w:ascii="宋体" w:hAnsi="宋体" w:eastAsia="宋体" w:cstheme="minorBidi"/>
+          <w:kern w:val="2"/>
+          <w:sz w:val="24"/>
+          <w:szCs w:val="24"/>
+          <w:lang w:val="en-US" w:eastAsia="zh-CN" w:bidi="ar-SA"/>
+        </w:rPr>
+      </w:pPr>
+      <w:r>
+        <w:rPr>
+          <w:rFonts w:hint="eastAsia" w:ascii="宋体" w:hAnsi="宋体" w:eastAsia="宋体" w:cstheme="minorBidi"/>
+          <w:kern w:val="2"/>
+          <w:sz w:val="24"/>
+          <w:szCs w:val="24"/>
+          <w:lang w:val="en-US" w:eastAsia="zh-CN" w:bidi="ar-SA"/>
+        </w:rPr>
+        <w:t>此外，传统人工文献整理模式的弊端日益凸显，效率低下、管理混乱、信息提炼精准度不足等问题，极大阻碍了大学生科研入门进度与学术能力提升。因此，研发一款免费、本地化、操作简单、适配全学科大学生的智能文献阅读整理工具，能够精准填补当前学生端轻量化文献管理工具的市场空白，贴合高校学生日常学术学习与科研调研的核心场景。</w:t>
+      </w:r>
     </w:p>
     <w:p>
       <w:pPr>
@@ -2925,8 +2898,8 @@
           <w:lang w:val="en-US" w:eastAsia="zh-CN" w:bidi="ar-SA"/>
         </w:rPr>
       </w:pPr>
-      <w:bookmarkStart w:id="12" w:name="heading_7"/>
-      <w:bookmarkStart w:id="13" w:name="_Toc24334"/>
+      <w:bookmarkStart w:id="10" w:name="heading_6"/>
+      <w:bookmarkStart w:id="11" w:name="_Toc23046"/>
       <w:r>
         <w:rPr>
           <w:rFonts w:hint="eastAsia" w:ascii="黑体" w:hAnsi="黑体"/>
@@ -2934,58 +2907,10 @@
           <w:szCs w:val="24"/>
           <w:lang w:val="en-US" w:eastAsia="zh-CN" w:bidi="ar-SA"/>
         </w:rPr>
-        <w:t>1.3.1. 国内研究现状</w:t>
-      </w:r>
-      <w:bookmarkEnd w:id="12"/>
-      <w:bookmarkEnd w:id="13"/>
-    </w:p>
-    <w:p>
-      <w:pPr>
-        <w:spacing w:line="460" w:lineRule="exact"/>
-        <w:ind w:firstLine="420"/>
-        <w:jc w:val="left"/>
-        <w:rPr>
-          <w:rFonts w:hint="eastAsia" w:ascii="宋体" w:hAnsi="宋体" w:eastAsia="宋体" w:cstheme="minorBidi"/>
-          <w:kern w:val="2"/>
-          <w:sz w:val="24"/>
-          <w:szCs w:val="24"/>
-          <w:lang w:val="en-US" w:eastAsia="zh-CN" w:bidi="ar-SA"/>
-        </w:rPr>
-      </w:pPr>
-      <w:r>
-        <w:rPr>
-          <w:rFonts w:hint="eastAsia" w:ascii="宋体" w:hAnsi="宋体" w:eastAsia="宋体" w:cstheme="minorBidi"/>
-          <w:kern w:val="2"/>
-          <w:sz w:val="24"/>
-          <w:szCs w:val="24"/>
-          <w:lang w:val="en-US" w:eastAsia="zh-CN" w:bidi="ar-SA"/>
-        </w:rPr>
-        <w:t>国内文献管理工具发展日趋成熟，NoteExpress、CNKI E‑Study 等主流工具对知网、万方等中文数据库适配良好，能够快速完成中文题录抓取与参考文献格式化输出。但现有国产工具大多聚焦题录管理与引文排版，智能化文献内容解析能力方面不足，缺少自动提炼研究目的、创新点、实验结论等结构化信息的功能。部分软件收费较高，笔记与原文联动功能有待加强，适配专业科研场景却不贴合大学生轻量化、低成本、易上手的使用诉求。</w:t>
-      </w:r>
-    </w:p>
-    <w:p>
-      <w:pPr>
-        <w:spacing w:line="460" w:lineRule="exact"/>
-        <w:ind w:firstLine="420"/>
-        <w:jc w:val="left"/>
-        <w:rPr>
-          <w:rFonts w:hint="eastAsia" w:ascii="宋体" w:hAnsi="宋体" w:eastAsia="宋体" w:cstheme="minorBidi"/>
-          <w:kern w:val="2"/>
-          <w:sz w:val="24"/>
-          <w:szCs w:val="24"/>
-          <w:lang w:val="en-US" w:eastAsia="zh-CN" w:bidi="ar-SA"/>
-        </w:rPr>
-      </w:pPr>
-      <w:r>
-        <w:rPr>
-          <w:rFonts w:hint="eastAsia" w:ascii="宋体" w:hAnsi="宋体" w:eastAsia="宋体" w:cstheme="minorBidi"/>
-          <w:kern w:val="2"/>
-          <w:sz w:val="24"/>
-          <w:szCs w:val="24"/>
-          <w:lang w:val="en-US" w:eastAsia="zh-CN" w:bidi="ar-SA"/>
-        </w:rPr>
-        <w:t>现阶段国内针对大学生专属的文献整理工具较少，多数学生仍依赖人工整理、办公软件辅助记录的传统模式，智能化、系统化、轻量化的桌面端文献整理工具存在明显缺口，无法高效匹配学生日常文献阅读、笔记整理、学术创作的轻量化需求。</w:t>
-      </w:r>
+        <w:t>1.3. 国内外研究现状</w:t>
+      </w:r>
+      <w:bookmarkEnd w:id="10"/>
+      <w:bookmarkEnd w:id="11"/>
     </w:p>
     <w:p>
       <w:pPr>
@@ -3003,8 +2928,86 @@
           <w:lang w:val="en-US" w:eastAsia="zh-CN" w:bidi="ar-SA"/>
         </w:rPr>
       </w:pPr>
-      <w:bookmarkStart w:id="14" w:name="heading_8"/>
-      <w:bookmarkStart w:id="15" w:name="_Toc7532"/>
+      <w:bookmarkStart w:id="12" w:name="_Toc24334"/>
+      <w:bookmarkStart w:id="13" w:name="heading_7"/>
+      <w:r>
+        <w:rPr>
+          <w:rFonts w:hint="eastAsia" w:ascii="黑体" w:hAnsi="黑体"/>
+          <w:kern w:val="2"/>
+          <w:szCs w:val="24"/>
+          <w:lang w:val="en-US" w:eastAsia="zh-CN" w:bidi="ar-SA"/>
+        </w:rPr>
+        <w:t>1.3.1. 国内研究现状</w:t>
+      </w:r>
+      <w:bookmarkEnd w:id="12"/>
+      <w:bookmarkEnd w:id="13"/>
+    </w:p>
+    <w:p>
+      <w:pPr>
+        <w:spacing w:line="460" w:lineRule="exact"/>
+        <w:ind w:firstLine="420"/>
+        <w:jc w:val="left"/>
+        <w:rPr>
+          <w:rFonts w:hint="eastAsia" w:ascii="宋体" w:hAnsi="宋体" w:eastAsia="宋体" w:cstheme="minorBidi"/>
+          <w:kern w:val="2"/>
+          <w:sz w:val="24"/>
+          <w:szCs w:val="24"/>
+          <w:lang w:val="en-US" w:eastAsia="zh-CN" w:bidi="ar-SA"/>
+        </w:rPr>
+      </w:pPr>
+      <w:r>
+        <w:rPr>
+          <w:rFonts w:hint="eastAsia" w:ascii="宋体" w:hAnsi="宋体" w:eastAsia="宋体" w:cstheme="minorBidi"/>
+          <w:kern w:val="2"/>
+          <w:sz w:val="24"/>
+          <w:szCs w:val="24"/>
+          <w:lang w:val="en-US" w:eastAsia="zh-CN" w:bidi="ar-SA"/>
+        </w:rPr>
+        <w:t>国内文献管理工具发展日趋成熟，NoteExpress、CNKI E‑Study 等主流工具对知网、万方等中文数据库适配良好，能够快速完成中文题录抓取与参考文献格式化输出。但现有国产工具大多聚焦题录管理与引文排版，智能化文献内容解析能力方面不足，缺少自动提炼研究目的、创新点、实验结论等结构化信息的功能。部分软件收费较高，笔记与原文联动功能有待加强，适配专业科研场景却不贴合大学生轻量化、低成本、易上手的使用诉求。</w:t>
+      </w:r>
+    </w:p>
+    <w:p>
+      <w:pPr>
+        <w:spacing w:line="460" w:lineRule="exact"/>
+        <w:ind w:firstLine="420"/>
+        <w:jc w:val="left"/>
+        <w:rPr>
+          <w:rFonts w:hint="eastAsia" w:ascii="宋体" w:hAnsi="宋体" w:eastAsia="宋体" w:cstheme="minorBidi"/>
+          <w:kern w:val="2"/>
+          <w:sz w:val="24"/>
+          <w:szCs w:val="24"/>
+          <w:lang w:val="en-US" w:eastAsia="zh-CN" w:bidi="ar-SA"/>
+        </w:rPr>
+      </w:pPr>
+      <w:r>
+        <w:rPr>
+          <w:rFonts w:hint="eastAsia" w:ascii="宋体" w:hAnsi="宋体" w:eastAsia="宋体" w:cstheme="minorBidi"/>
+          <w:kern w:val="2"/>
+          <w:sz w:val="24"/>
+          <w:szCs w:val="24"/>
+          <w:lang w:val="en-US" w:eastAsia="zh-CN" w:bidi="ar-SA"/>
+        </w:rPr>
+        <w:t>现阶段国内针对大学生专属的文献整理工具较少，多数学生仍依赖人工整理、办公软件辅助记录的传统模式，智能化、系统化、轻量化的桌面端文献整理工具存在明显缺口，无法高效匹配学生日常文献阅读、笔记整理、学术创作的轻量化需求。</w:t>
+      </w:r>
+    </w:p>
+    <w:p>
+      <w:pPr>
+        <w:pStyle w:val="3"/>
+        <w:numPr>
+          <w:ilvl w:val="0"/>
+          <w:numId w:val="0"/>
+        </w:numPr>
+        <w:ind w:leftChars="0"/>
+        <w:jc w:val="left"/>
+        <w:rPr>
+          <w:rFonts w:hint="eastAsia" w:ascii="黑体" w:hAnsi="黑体"/>
+          <w:kern w:val="2"/>
+          <w:szCs w:val="24"/>
+          <w:lang w:val="en-US" w:eastAsia="zh-CN" w:bidi="ar-SA"/>
+        </w:rPr>
+      </w:pPr>
+      <w:bookmarkStart w:id="14" w:name="_Toc7532"/>
+      <w:bookmarkStart w:id="15" w:name="heading_8"/>
       <w:r>
         <w:rPr>
           <w:rFonts w:hint="eastAsia" w:ascii="黑体" w:hAnsi="黑体"/>
@@ -3165,8 +3168,8 @@
           <w:lang w:val="en-US" w:eastAsia="zh-CN" w:bidi="ar-SA"/>
         </w:rPr>
       </w:pPr>
-      <w:bookmarkStart w:id="20" w:name="heading_11"/>
-      <w:bookmarkStart w:id="21" w:name="_Toc16317"/>
+      <w:bookmarkStart w:id="20" w:name="_Toc16317"/>
+      <w:bookmarkStart w:id="21" w:name="heading_11"/>
       <w:r>
         <w:rPr>
           <w:rFonts w:hint="eastAsia" w:ascii="黑体" w:hAnsi="黑体"/>
@@ -3195,8 +3198,8 @@
           <w:lang w:val="en-US" w:eastAsia="zh-CN" w:bidi="ar-SA"/>
         </w:rPr>
       </w:pPr>
-      <w:bookmarkStart w:id="22" w:name="heading_12"/>
-      <w:bookmarkStart w:id="23" w:name="_Toc26914"/>
+      <w:bookmarkStart w:id="22" w:name="_Toc26914"/>
+      <w:bookmarkStart w:id="23" w:name="heading_12"/>
       <w:r>
         <w:rPr>
           <w:rFonts w:hint="eastAsia" w:ascii="黑体" w:hAnsi="黑体"/>
@@ -3303,8 +3306,8 @@
           <w:lang w:val="en-US" w:eastAsia="zh-CN" w:bidi="ar-SA"/>
         </w:rPr>
       </w:pPr>
-      <w:bookmarkStart w:id="26" w:name="heading_14"/>
-      <w:bookmarkStart w:id="27" w:name="_Toc5858"/>
+      <w:bookmarkStart w:id="26" w:name="_Toc5858"/>
+      <w:bookmarkStart w:id="27" w:name="heading_14"/>
       <w:r>
         <w:rPr>
           <w:rFonts w:hint="eastAsia" w:ascii="黑体" w:hAnsi="黑体"/>
@@ -3357,8 +3360,8 @@
           <w:lang w:val="en-US" w:eastAsia="zh-CN" w:bidi="ar-SA"/>
         </w:rPr>
       </w:pPr>
-      <w:bookmarkStart w:id="28" w:name="heading_15"/>
-      <w:bookmarkStart w:id="29" w:name="_Toc16922"/>
+      <w:bookmarkStart w:id="28" w:name="_Toc16922"/>
+      <w:bookmarkStart w:id="29" w:name="heading_15"/>
       <w:r>
         <w:rPr>
           <w:rFonts w:hint="eastAsia" w:ascii="黑体" w:hAnsi="黑体"/>
@@ -3549,8 +3552,8 @@
           <w:lang w:val="en-US" w:eastAsia="zh-CN" w:bidi="ar-SA"/>
         </w:rPr>
       </w:pPr>
-      <w:bookmarkStart w:id="36" w:name="heading_19"/>
-      <w:bookmarkStart w:id="37" w:name="_Toc24640"/>
+      <w:bookmarkStart w:id="36" w:name="_Toc24640"/>
+      <w:bookmarkStart w:id="37" w:name="heading_19"/>
       <w:r>
         <w:rPr>
           <w:rFonts w:hint="eastAsia" w:ascii="黑体" w:hAnsi="黑体"/>
@@ -3615,18 +3618,11 @@
         </w:rPr>
       </w:pPr>
       <w:r>
-        <w:rPr>
-          <w:rFonts w:hint="eastAsia" w:ascii="宋体" w:hAnsi="宋体" w:eastAsia="宋体" w:cstheme="minorBidi"/>
-          <w:kern w:val="2"/>
-          <w:sz w:val="24"/>
-          <w:szCs w:val="24"/>
-          <w:lang w:val="en-US" w:eastAsia="zh-CN" w:bidi="ar-SA"/>
-        </w:rPr>
         <w:drawing>
           <wp:inline distT="0" distB="0" distL="114300" distR="114300">
-            <wp:extent cx="4335780" cy="4526280"/>
-            <wp:effectExtent l="0" t="0" r="7620" b="7620"/>
-            <wp:docPr id="2" name="图片 2" descr="360截图20260910145853357"/>
+            <wp:extent cx="4632960" cy="4930140"/>
+            <wp:effectExtent l="0" t="0" r="0" b="7620"/>
+            <wp:docPr id="1" name="图片 1"/>
             <wp:cNvGraphicFramePr>
               <a:graphicFrameLocks xmlns:a="http://schemas.openxmlformats.org/drawingml/2006/main" noChangeAspect="1"/>
             </wp:cNvGraphicFramePr>
@@ -3634,7 +3630,7 @@
               <a:graphicData uri="http://schemas.openxmlformats.org/drawingml/2006/picture">
                 <pic:pic xmlns:pic="http://schemas.openxmlformats.org/drawingml/2006/picture">
                   <pic:nvPicPr>
-                    <pic:cNvPr id="2" name="图片 2" descr="360截图20260910145853357"/>
+                    <pic:cNvPr id="1" name="图片 1"/>
                     <pic:cNvPicPr>
                       <a:picLocks noChangeAspect="1"/>
                     </pic:cNvPicPr>
@@ -3648,11 +3644,15 @@
                   <pic:spPr>
                     <a:xfrm>
                       <a:off x="0" y="0"/>
-                      <a:ext cx="4335780" cy="4526280"/>
+                      <a:ext cx="4632960" cy="4930140"/>
                     </a:xfrm>
                     <a:prstGeom prst="rect">
                       <a:avLst/>
                     </a:prstGeom>
+                    <a:noFill/>
+                    <a:ln>
+                      <a:noFill/>
+                    </a:ln>
                   </pic:spPr>
                 </pic:pic>
               </a:graphicData>
@@ -3883,8 +3883,8 @@
         <w:jc w:val="left"/>
         <w:outlineLvl w:val="2"/>
       </w:pPr>
-      <w:bookmarkStart w:id="46" w:name="heading_24"/>
-      <w:bookmarkStart w:id="47" w:name="_Toc18850"/>
+      <w:bookmarkStart w:id="46" w:name="_Toc18850"/>
+      <w:bookmarkStart w:id="47" w:name="heading_24"/>
       <w:r>
         <w:rPr>
           <w:rFonts w:ascii="Arial" w:hAnsi="Arial" w:eastAsia="等线" w:cs="Arial"/>
@@ -4059,8 +4059,8 @@
         <w:jc w:val="left"/>
         <w:outlineLvl w:val="2"/>
       </w:pPr>
-      <w:bookmarkStart w:id="54" w:name="heading_28"/>
-      <w:bookmarkStart w:id="55" w:name="_Toc18341"/>
+      <w:bookmarkStart w:id="54" w:name="_Toc18341"/>
+      <w:bookmarkStart w:id="55" w:name="heading_28"/>
       <w:r>
         <w:rPr>
           <w:rFonts w:ascii="Arial" w:hAnsi="Arial" w:eastAsia="等线" w:cs="Arial"/>
@@ -4103,8 +4103,8 @@
         <w:jc w:val="left"/>
         <w:outlineLvl w:val="2"/>
       </w:pPr>
-      <w:bookmarkStart w:id="56" w:name="heading_29"/>
-      <w:bookmarkStart w:id="57" w:name="_Toc29757"/>
+      <w:bookmarkStart w:id="56" w:name="_Toc29757"/>
+      <w:bookmarkStart w:id="57" w:name="heading_29"/>
       <w:r>
         <w:rPr>
           <w:rFonts w:ascii="Arial" w:hAnsi="Arial" w:eastAsia="等线" w:cs="Arial"/>
@@ -4147,8 +4147,8 @@
         <w:jc w:val="left"/>
         <w:outlineLvl w:val="2"/>
       </w:pPr>
-      <w:bookmarkStart w:id="58" w:name="heading_30"/>
-      <w:bookmarkStart w:id="59" w:name="_Toc11550"/>
+      <w:bookmarkStart w:id="58" w:name="_Toc11550"/>
+      <w:bookmarkStart w:id="59" w:name="heading_30"/>
       <w:r>
         <w:rPr>
           <w:rFonts w:ascii="Arial" w:hAnsi="Arial" w:eastAsia="等线" w:cs="Arial"/>
@@ -4173,7 +4173,6 @@
           <w:lang w:val="en-US" w:eastAsia="zh-CN" w:bidi="ar-SA"/>
         </w:rPr>
       </w:pPr>
-      <w:bookmarkStart w:id="68" w:name="_GoBack"/>
       <w:r>
         <w:rPr>
           <w:rFonts w:hint="eastAsia" w:ascii="宋体" w:hAnsi="宋体" w:eastAsia="宋体" w:cstheme="minorBidi"/>
@@ -4185,7 +4184,6 @@
         <w:t>系统设置管理模块为用户提供全方位的个性化系统配置服务，适配不同用户的操作习惯。模块支持界面样式切换、字体大小调整、页面布局优化等界面参数设置，提升软件使用观感；支持解析精度、自动保存频率、检索匹配规则等功能参数调整，优化系统核心运行逻辑；同时支持默认导入路径、导出格式、备份周期等基础参数自定义。所有设置均为本地保存，用户可根据个人使用习惯完成个性化配置，提升软件操作体验与适配度。</w:t>
       </w:r>
     </w:p>
-    <w:bookmarkEnd w:id="68"/>
     <w:p>
       <w:pPr>
         <w:pStyle w:val="3"/>
@@ -4202,8 +4200,8 @@
           <w:lang w:val="en-US" w:eastAsia="zh-CN" w:bidi="ar-SA"/>
         </w:rPr>
       </w:pPr>
-      <w:bookmarkStart w:id="60" w:name="heading_31"/>
-      <w:bookmarkStart w:id="61" w:name="_Toc16239"/>
+      <w:bookmarkStart w:id="60" w:name="_Toc16239"/>
+      <w:bookmarkStart w:id="61" w:name="heading_31"/>
       <w:r>
         <w:rPr>
           <w:rFonts w:hint="eastAsia" w:ascii="黑体" w:hAnsi="黑体"/>
@@ -4345,7 +4343,19 @@
           <w:szCs w:val="24"/>
           <w:lang w:val="en-US" w:eastAsia="zh-CN" w:bidi="ar-SA"/>
         </w:rPr>
-        <w:t>软件环境：基于Windows系统运行，兼容Windows7、Windows10、Windows11等主流系统版本；无需安装复杂运行环境，配套依赖组件可自动适配，安装流程简单，零基础用户可快速完成部署使用。</w:t>
+        <w:t>软件环境：基于Windows系统运行，兼容</w:t>
+      </w:r>
+      <w:bookmarkStart w:id="68" w:name="_GoBack"/>
+      <w:bookmarkEnd w:id="68"/>
+      <w:r>
+        <w:rPr>
+          <w:rFonts w:hint="eastAsia" w:ascii="宋体" w:hAnsi="宋体" w:eastAsia="宋体" w:cstheme="minorBidi"/>
+          <w:kern w:val="2"/>
+          <w:sz w:val="24"/>
+          <w:szCs w:val="24"/>
+          <w:lang w:val="en-US" w:eastAsia="zh-CN" w:bidi="ar-SA"/>
+        </w:rPr>
+        <w:t>Windows10、Windows11等主流系统版本；无需安装复杂运行环境，配套依赖组件可自动适配，安装流程简单，零基础用户可快速完成部署使用。</w:t>
       </w:r>
     </w:p>
     <w:p>
@@ -4493,8 +4503,8 @@
     <w:lsdException w:unhideWhenUsed="0" w:uiPriority="0" w:semiHidden="0" w:name="index 8"/>
     <w:lsdException w:unhideWhenUsed="0" w:uiPriority="0" w:semiHidden="0" w:name="index 9"/>
     <w:lsdException w:qFormat="1" w:uiPriority="39" w:semiHidden="0" w:name="toc 1"/>
-    <w:lsdException w:unhideWhenUsed="0" w:uiPriority="0" w:semiHidden="0" w:name="toc 2"/>
-    <w:lsdException w:unhideWhenUsed="0" w:uiPriority="0" w:semiHidden="0" w:name="toc 3"/>
+    <w:lsdException w:qFormat="1" w:unhideWhenUsed="0" w:uiPriority="0" w:semiHidden="0" w:name="toc 2"/>
+    <w:lsdException w:qFormat="1" w:unhideWhenUsed="0" w:uiPriority="0" w:semiHidden="0" w:name="toc 3"/>
     <w:lsdException w:unhideWhenUsed="0" w:uiPriority="0" w:semiHidden="0" w:name="toc 4"/>
     <w:lsdException w:unhideWhenUsed="0" w:uiPriority="0" w:semiHidden="0" w:name="toc 5"/>
     <w:lsdException w:unhideWhenUsed="0" w:uiPriority="0" w:semiHidden="0" w:name="toc 6"/>
@@ -4731,6 +4741,7 @@
       <w:jc w:val="both"/>
     </w:pPr>
     <w:rPr>
+      <w:rFonts w:asciiTheme="minorHAnsi" w:hAnsiTheme="minorHAnsi" w:eastAsiaTheme="minorEastAsia" w:cstheme="minorBidi"/>
       <w:sz w:val="21"/>
       <w:szCs w:val="22"/>
     </w:rPr>
@@ -4800,6 +4811,7 @@
     <w:name w:val="toc 3"/>
     <w:basedOn w:val="1"/>
     <w:next w:val="1"/>
+    <w:qFormat/>
     <w:uiPriority w:val="0"/>
     <w:pPr>
       <w:ind w:left="840" w:leftChars="400"/>
@@ -4817,6 +4829,7 @@
     <w:name w:val="toc 2"/>
     <w:basedOn w:val="1"/>
     <w:next w:val="1"/>
+    <w:qFormat/>
     <w:uiPriority w:val="0"/>
     <w:pPr>
       <w:ind w:left="420" w:leftChars="200"/>

--- a/文献阅读整理Agent系统需求分析文档.docx
+++ b/文献阅读整理Agent系统需求分析文档.docx
@@ -2736,8 +2736,8 @@
           <w:lang w:val="en-US" w:eastAsia="zh-CN" w:bidi="ar-SA"/>
         </w:rPr>
       </w:pPr>
-      <w:bookmarkStart w:id="4" w:name="heading_3"/>
-      <w:bookmarkStart w:id="5" w:name="_Toc7039"/>
+      <w:bookmarkStart w:id="4" w:name="_Toc7039"/>
+      <w:bookmarkStart w:id="5" w:name="heading_3"/>
       <w:r>
         <w:rPr>
           <w:rFonts w:hint="eastAsia" w:ascii="黑体" w:hAnsi="黑体" w:eastAsia="黑体" w:cstheme="minorBidi"/>
@@ -2766,8 +2766,8 @@
           <w:lang w:val="en-US" w:eastAsia="zh-CN" w:bidi="ar-SA"/>
         </w:rPr>
       </w:pPr>
-      <w:bookmarkStart w:id="6" w:name="heading_4"/>
-      <w:bookmarkStart w:id="7" w:name="_Toc24674"/>
+      <w:bookmarkStart w:id="6" w:name="_Toc24674"/>
+      <w:bookmarkStart w:id="7" w:name="heading_4"/>
       <w:r>
         <w:rPr>
           <w:rFonts w:hint="eastAsia" w:ascii="黑体" w:hAnsi="黑体"/>
@@ -3006,8 +3006,8 @@
           <w:lang w:val="en-US" w:eastAsia="zh-CN" w:bidi="ar-SA"/>
         </w:rPr>
       </w:pPr>
-      <w:bookmarkStart w:id="14" w:name="_Toc7532"/>
-      <w:bookmarkStart w:id="15" w:name="heading_8"/>
+      <w:bookmarkStart w:id="14" w:name="heading_8"/>
+      <w:bookmarkStart w:id="15" w:name="_Toc7532"/>
       <w:r>
         <w:rPr>
           <w:rFonts w:hint="eastAsia" w:ascii="黑体" w:hAnsi="黑体"/>
@@ -3252,8 +3252,8 @@
           <w:lang w:val="en-US" w:eastAsia="zh-CN" w:bidi="ar-SA"/>
         </w:rPr>
       </w:pPr>
-      <w:bookmarkStart w:id="24" w:name="heading_13"/>
-      <w:bookmarkStart w:id="25" w:name="_Toc3638"/>
+      <w:bookmarkStart w:id="24" w:name="_Toc3638"/>
+      <w:bookmarkStart w:id="25" w:name="heading_13"/>
       <w:r>
         <w:rPr>
           <w:rFonts w:hint="eastAsia" w:ascii="黑体" w:hAnsi="黑体"/>
@@ -3444,8 +3444,8 @@
           <w:lang w:val="en-US" w:eastAsia="zh-CN" w:bidi="ar-SA"/>
         </w:rPr>
       </w:pPr>
-      <w:bookmarkStart w:id="32" w:name="heading_17"/>
-      <w:bookmarkStart w:id="33" w:name="_Toc19062"/>
+      <w:bookmarkStart w:id="32" w:name="_Toc19062"/>
+      <w:bookmarkStart w:id="33" w:name="heading_17"/>
       <w:r>
         <w:rPr>
           <w:rFonts w:hint="eastAsia" w:ascii="黑体" w:hAnsi="黑体"/>
@@ -3498,8 +3498,8 @@
           <w:lang w:val="en-US" w:eastAsia="zh-CN" w:bidi="ar-SA"/>
         </w:rPr>
       </w:pPr>
-      <w:bookmarkStart w:id="34" w:name="heading_18"/>
-      <w:bookmarkStart w:id="35" w:name="_Toc25477"/>
+      <w:bookmarkStart w:id="34" w:name="_Toc25477"/>
+      <w:bookmarkStart w:id="35" w:name="heading_18"/>
       <w:r>
         <w:rPr>
           <w:rFonts w:hint="eastAsia" w:ascii="黑体" w:hAnsi="黑体"/>
@@ -3533,7 +3533,7 @@
           <w:szCs w:val="24"/>
           <w:lang w:val="en-US" w:eastAsia="zh-CN" w:bidi="ar-SA"/>
         </w:rPr>
-        <w:t>文献阅读整理Agent系统整体分为用户端桌面前台与本地后台配置两大模块，核心功能包含文献导入、智能文献解析、文献分类检索、文献笔记批注、资料导出备份、个人资源中心、文献数据管理、分类标签管理、解析规则配置、存储路径配置、系统设置管理，全方位覆盖大学生文献整理全流程需求。</w:t>
+        <w:t>文献阅读整理Agent系统整体分为用户端桌面前台与本地后台配置两大模块，核心功能包含文献导入、智能文献解析、文献分类检索、文献笔记批注等，全方位覆盖大学生文献整理全流程需求。</w:t>
       </w:r>
     </w:p>
     <w:p>
@@ -3552,8 +3552,8 @@
           <w:lang w:val="en-US" w:eastAsia="zh-CN" w:bidi="ar-SA"/>
         </w:rPr>
       </w:pPr>
-      <w:bookmarkStart w:id="36" w:name="_Toc24640"/>
-      <w:bookmarkStart w:id="37" w:name="heading_19"/>
+      <w:bookmarkStart w:id="36" w:name="heading_19"/>
+      <w:bookmarkStart w:id="37" w:name="_Toc24640"/>
       <w:r>
         <w:rPr>
           <w:rFonts w:hint="eastAsia" w:ascii="黑体" w:hAnsi="黑体"/>
@@ -3587,7 +3587,7 @@
           <w:szCs w:val="24"/>
           <w:lang w:val="en-US" w:eastAsia="zh-CN" w:bidi="ar-SA"/>
         </w:rPr>
-        <w:t>系统用例图主要描述普通学生用户在桌面前台、本地后台的全部操作功能，清晰展示用户与系统各功能模块的交互关系，涵盖文献处理、资源管理、系统配置等全场景操作，完整呈现系统核心业务逻辑。</w:t>
+        <w:t>系统用例图主要描述普通学生用户在桌面前台、本地后台的全部操作功能，清晰展示用户与系统各功能模块的交互关系，涵盖资源管理、系统配置等全场景操作，完整呈现系统核心业务逻辑。</w:t>
       </w:r>
     </w:p>
     <w:p>
@@ -3620,8 +3620,8 @@
       <w:r>
         <w:drawing>
           <wp:inline distT="0" distB="0" distL="114300" distR="114300">
-            <wp:extent cx="4632960" cy="4930140"/>
-            <wp:effectExtent l="0" t="0" r="0" b="7620"/>
+            <wp:extent cx="4524375" cy="4953000"/>
+            <wp:effectExtent l="0" t="0" r="9525" b="0"/>
             <wp:docPr id="1" name="图片 1"/>
             <wp:cNvGraphicFramePr>
               <a:graphicFrameLocks xmlns:a="http://schemas.openxmlformats.org/drawingml/2006/main" noChangeAspect="1"/>
@@ -3644,7 +3644,7 @@
                   <pic:spPr>
                     <a:xfrm>
                       <a:off x="0" y="0"/>
-                      <a:ext cx="4632960" cy="4930140"/>
+                      <a:ext cx="4524375" cy="4953000"/>
                     </a:xfrm>
                     <a:prstGeom prst="rect">
                       <a:avLst/>
@@ -3751,8 +3751,8 @@
         <w:jc w:val="left"/>
         <w:outlineLvl w:val="2"/>
       </w:pPr>
-      <w:bookmarkStart w:id="40" w:name="heading_21"/>
-      <w:bookmarkStart w:id="41" w:name="_Toc441"/>
+      <w:bookmarkStart w:id="40" w:name="_Toc441"/>
+      <w:bookmarkStart w:id="41" w:name="heading_21"/>
       <w:r>
         <w:rPr>
           <w:rFonts w:ascii="Arial" w:hAnsi="Arial" w:eastAsia="等线" w:cs="Arial"/>
@@ -3839,8 +3839,8 @@
         <w:jc w:val="left"/>
         <w:outlineLvl w:val="2"/>
       </w:pPr>
-      <w:bookmarkStart w:id="44" w:name="heading_23"/>
-      <w:bookmarkStart w:id="45" w:name="_Toc10747"/>
+      <w:bookmarkStart w:id="44" w:name="_Toc10747"/>
+      <w:bookmarkStart w:id="45" w:name="heading_23"/>
       <w:r>
         <w:rPr>
           <w:rFonts w:ascii="Arial" w:hAnsi="Arial" w:eastAsia="等线" w:cs="Arial"/>
@@ -3917,7 +3917,19 @@
           <w:szCs w:val="24"/>
           <w:lang w:val="en-US" w:eastAsia="zh-CN" w:bidi="ar-SA"/>
         </w:rPr>
-        <w:t>资料导出备份模块保障用户学术资源的安全性与可复用性，涵盖资料导出与数据备份恢复两大核心功能。导出功能支持用户将系统生成的结构化文献解读报告、个人编辑的文献笔记、本地文献目录批量导出为Word、TXT等通用格式，方便用户查阅、打印存档与学术引用。备份恢复功能支持用户对本地所有文献数据、笔记内容、分类标签配置、系统参数设置进行一键本地备份，同时支持异常情况下的数据恢复操作，有效规避文件误删、软件异常、电脑故障导致的数据丢失风险，全方位保障用户学术资料安全。</w:t>
+        <w:t>资料导出备份模块保障用户学术资源的安全性与可复用性，涵盖资料导出与数据备份恢复两大核心功能。导出功能支持用户将系统生成的结构化文献解读报告、个人编辑的文献笔记、本地文献目录批量导出为Word、PDF、</w:t>
+      </w:r>
+      <w:bookmarkStart w:id="68" w:name="_GoBack"/>
+      <w:bookmarkEnd w:id="68"/>
+      <w:r>
+        <w:rPr>
+          <w:rFonts w:hint="eastAsia" w:ascii="宋体" w:hAnsi="宋体" w:eastAsia="宋体" w:cstheme="minorBidi"/>
+          <w:kern w:val="2"/>
+          <w:sz w:val="24"/>
+          <w:szCs w:val="24"/>
+          <w:lang w:val="en-US" w:eastAsia="zh-CN" w:bidi="ar-SA"/>
+        </w:rPr>
+        <w:t>TXT等通用格式，方便用户查阅、打印存档与学术引用。备份恢复功能支持用户对本地所有文献数据、笔记内容、分类标签配置、系统参数设置进行一键本地备份，同时支持异常情况下的数据恢复操作，有效规避文件误删、软件异常、电脑故障导致的数据丢失风险，全方位保障用户学术资料安全。</w:t>
       </w:r>
     </w:p>
     <w:p>
@@ -3971,50 +3983,18 @@
         <w:jc w:val="left"/>
         <w:outlineLvl w:val="2"/>
       </w:pPr>
-      <w:bookmarkStart w:id="50" w:name="heading_26"/>
-      <w:bookmarkStart w:id="51" w:name="_Toc6302"/>
+      <w:bookmarkStart w:id="50" w:name="_Toc6302"/>
+      <w:bookmarkStart w:id="51" w:name="heading_26"/>
       <w:r>
         <w:rPr>
           <w:rFonts w:ascii="Arial" w:hAnsi="Arial" w:eastAsia="等线" w:cs="Arial"/>
           <w:b/>
           <w:sz w:val="30"/>
         </w:rPr>
-        <w:t>2.3.8. 文献数据管理模块</w:t>
+        <w:t xml:space="preserve">2.3.8. </w:t>
       </w:r>
       <w:bookmarkEnd w:id="50"/>
       <w:bookmarkEnd w:id="51"/>
-    </w:p>
-    <w:p>
-      <w:pPr>
-        <w:spacing w:line="460" w:lineRule="exact"/>
-        <w:ind w:firstLine="420"/>
-        <w:jc w:val="left"/>
-        <w:rPr>
-          <w:rFonts w:hint="eastAsia" w:ascii="宋体" w:hAnsi="宋体" w:eastAsia="宋体" w:cstheme="minorBidi"/>
-          <w:kern w:val="2"/>
-          <w:sz w:val="24"/>
-          <w:szCs w:val="24"/>
-          <w:lang w:val="en-US" w:eastAsia="zh-CN" w:bidi="ar-SA"/>
-        </w:rPr>
-      </w:pPr>
-      <w:r>
-        <w:rPr>
-          <w:rFonts w:hint="eastAsia" w:ascii="宋体" w:hAnsi="宋体" w:eastAsia="宋体" w:cstheme="minorBidi"/>
-          <w:kern w:val="2"/>
-          <w:sz w:val="24"/>
-          <w:szCs w:val="24"/>
-          <w:lang w:val="en-US" w:eastAsia="zh-CN" w:bidi="ar-SA"/>
-        </w:rPr>
-        <w:t>文献数据管理模块属于本地后台核心管理功能，负责系统本地所有数据的运维管理。用户可通过该模块对本地存储的文献原始数据、智能解析报告、个人笔记内容、操作记录数据进行全面的新增、删除、修改、查询操作，支持手动清理冗余文献、无效笔记、过期备份等垃圾数据，优化本地存储资源。同时模块具备异常文件修复功能，可对导入失败、解析异常、数据错乱的文件进行检测与修复，保障本地数据库数据的完整性、规范性与稳定性，确保系统长期稳定运行。</w:t>
-      </w:r>
-    </w:p>
-    <w:p>
-      <w:pPr>
-        <w:spacing w:before="300" w:after="120" w:line="288" w:lineRule="auto"/>
-        <w:ind w:left="0"/>
-        <w:jc w:val="left"/>
-        <w:outlineLvl w:val="2"/>
-      </w:pPr>
       <w:bookmarkStart w:id="52" w:name="heading_27"/>
       <w:bookmarkStart w:id="53" w:name="_Toc12332"/>
       <w:r>
@@ -4023,7 +4003,7 @@
           <w:b/>
           <w:sz w:val="30"/>
         </w:rPr>
-        <w:t>2.3.9. 分类标签管理模块</w:t>
+        <w:t>分类标签管理模块</w:t>
       </w:r>
       <w:bookmarkEnd w:id="52"/>
       <w:bookmarkEnd w:id="53"/>
@@ -4059,62 +4039,35 @@
         <w:jc w:val="left"/>
         <w:outlineLvl w:val="2"/>
       </w:pPr>
-      <w:bookmarkStart w:id="54" w:name="_Toc18341"/>
-      <w:bookmarkStart w:id="55" w:name="heading_28"/>
+      <w:bookmarkStart w:id="54" w:name="heading_28"/>
+      <w:bookmarkStart w:id="55" w:name="_Toc18341"/>
       <w:r>
         <w:rPr>
           <w:rFonts w:ascii="Arial" w:hAnsi="Arial" w:eastAsia="等线" w:cs="Arial"/>
           <w:b/>
           <w:sz w:val="30"/>
         </w:rPr>
-        <w:t>2.3.10. 解析规则配置模块</w:t>
-      </w:r>
-      <w:bookmarkEnd w:id="54"/>
-      <w:bookmarkEnd w:id="55"/>
-    </w:p>
-    <w:p>
-      <w:pPr>
-        <w:spacing w:line="460" w:lineRule="exact"/>
-        <w:ind w:firstLine="420"/>
-        <w:jc w:val="left"/>
-        <w:rPr>
-          <w:rFonts w:hint="eastAsia" w:ascii="宋体" w:hAnsi="宋体" w:eastAsia="宋体" w:cstheme="minorBidi"/>
-          <w:kern w:val="2"/>
-          <w:sz w:val="24"/>
-          <w:szCs w:val="24"/>
-          <w:lang w:val="en-US" w:eastAsia="zh-CN" w:bidi="ar-SA"/>
-        </w:rPr>
-      </w:pPr>
-      <w:r>
-        <w:rPr>
-          <w:rFonts w:hint="eastAsia" w:ascii="宋体" w:hAnsi="宋体" w:eastAsia="宋体" w:cstheme="minorBidi"/>
-          <w:kern w:val="2"/>
-          <w:sz w:val="24"/>
-          <w:szCs w:val="24"/>
-          <w:lang w:val="en-US" w:eastAsia="zh-CN" w:bidi="ar-SA"/>
-        </w:rPr>
-        <w:t>解析规则配置模块为系统智能化适配核心功能，可实现解析逻辑的个性化自定义。系统默认搭载通用文献解析规则，同时支持用户根据文科、理科、工科、医科等不同学科的文献结构与研究特点，自主调整核心信息提取维度与解析权重。用户可自定义解析侧重点，选择需要提炼的文献模块，调整解析精度，适配不同学科文献的解析需求，避免通用解析规则的适配短板，让文献解读报告更贴合用户的学术研究场景与使用需求，大幅提升智能解析的实用性与精准度。</w:t>
-      </w:r>
-    </w:p>
-    <w:p>
-      <w:pPr>
-        <w:spacing w:before="300" w:after="120" w:line="288" w:lineRule="auto"/>
-        <w:ind w:left="0"/>
-        <w:jc w:val="left"/>
-        <w:outlineLvl w:val="2"/>
-      </w:pPr>
-      <w:bookmarkStart w:id="56" w:name="_Toc29757"/>
-      <w:bookmarkStart w:id="57" w:name="heading_29"/>
+        <w:t>2.3.</w:t>
+      </w:r>
+      <w:r>
+        <w:rPr>
+          <w:rFonts w:hint="eastAsia" w:ascii="Arial" w:hAnsi="Arial" w:eastAsia="等线" w:cs="Arial"/>
+          <w:b/>
+          <w:sz w:val="30"/>
+          <w:lang w:val="en-US" w:eastAsia="zh-CN"/>
+        </w:rPr>
+        <w:t>9</w:t>
+      </w:r>
       <w:r>
         <w:rPr>
           <w:rFonts w:ascii="Arial" w:hAnsi="Arial" w:eastAsia="等线" w:cs="Arial"/>
           <w:b/>
           <w:sz w:val="30"/>
         </w:rPr>
-        <w:t>2.3.11. 存储路径配置模块</w:t>
-      </w:r>
-      <w:bookmarkEnd w:id="56"/>
-      <w:bookmarkEnd w:id="57"/>
+        <w:t>. 解析规则配置模块</w:t>
+      </w:r>
+      <w:bookmarkEnd w:id="54"/>
+      <w:bookmarkEnd w:id="55"/>
     </w:p>
     <w:p>
       <w:pPr>
@@ -4137,7 +4090,7 @@
           <w:szCs w:val="24"/>
           <w:lang w:val="en-US" w:eastAsia="zh-CN" w:bidi="ar-SA"/>
         </w:rPr>
-        <w:t>存储路径配置模块支持用户自主管理系统本地存储结构，提升资源管理灵活性。用户可根据电脑磁盘存储情况，自定义设置文献源文件、解析报告、笔记文件、备份数据的本地存储路径，自由切换存储磁盘与文件夹，避免单一磁盘存储过载。同时模块支持用户实时查看系统各类文件的存储空间占用情况，直观掌握资源存储状态，方便用户及时清理冗余文件、优化存储结构，保障电脑设备与系统的运行流畅性。</w:t>
+        <w:t>解析规则配置模块为系统智能化适配核心功能，可实现解析逻辑的个性化自定义。系统默认搭载通用文献解析规则，同时支持用户根据文科、理科、工科、医科等不同学科的文献结构与研究特点，自主调整核心信息提取维度与解析权重。用户可自定义解析侧重点，选择需要提炼的文献模块，调整解析精度，适配不同学科文献的解析需求，避免通用解析规则的适配短板，让文献解读报告更贴合用户的学术研究场景与使用需求，大幅提升智能解析的实用性与精准度。</w:t>
       </w:r>
     </w:p>
     <w:p>
@@ -4147,15 +4100,93 @@
         <w:jc w:val="left"/>
         <w:outlineLvl w:val="2"/>
       </w:pPr>
-      <w:bookmarkStart w:id="58" w:name="_Toc11550"/>
-      <w:bookmarkStart w:id="59" w:name="heading_30"/>
+      <w:bookmarkStart w:id="56" w:name="heading_29"/>
+      <w:bookmarkStart w:id="57" w:name="_Toc29757"/>
       <w:r>
         <w:rPr>
           <w:rFonts w:ascii="Arial" w:hAnsi="Arial" w:eastAsia="等线" w:cs="Arial"/>
           <w:b/>
           <w:sz w:val="30"/>
         </w:rPr>
-        <w:t>2.3.12. 系统设置管理模块</w:t>
+        <w:t>2.3.1</w:t>
+      </w:r>
+      <w:r>
+        <w:rPr>
+          <w:rFonts w:hint="eastAsia" w:ascii="Arial" w:hAnsi="Arial" w:eastAsia="等线" w:cs="Arial"/>
+          <w:b/>
+          <w:sz w:val="30"/>
+          <w:lang w:val="en-US" w:eastAsia="zh-CN"/>
+        </w:rPr>
+        <w:t>0</w:t>
+      </w:r>
+      <w:r>
+        <w:rPr>
+          <w:rFonts w:ascii="Arial" w:hAnsi="Arial" w:eastAsia="等线" w:cs="Arial"/>
+          <w:b/>
+          <w:sz w:val="30"/>
+        </w:rPr>
+        <w:t>. 存储路径配置模块</w:t>
+      </w:r>
+      <w:bookmarkEnd w:id="56"/>
+      <w:bookmarkEnd w:id="57"/>
+    </w:p>
+    <w:p>
+      <w:pPr>
+        <w:spacing w:line="460" w:lineRule="exact"/>
+        <w:ind w:firstLine="420"/>
+        <w:jc w:val="left"/>
+        <w:rPr>
+          <w:rFonts w:hint="eastAsia" w:ascii="宋体" w:hAnsi="宋体" w:eastAsia="宋体" w:cstheme="minorBidi"/>
+          <w:kern w:val="2"/>
+          <w:sz w:val="24"/>
+          <w:szCs w:val="24"/>
+          <w:lang w:val="en-US" w:eastAsia="zh-CN" w:bidi="ar-SA"/>
+        </w:rPr>
+      </w:pPr>
+      <w:r>
+        <w:rPr>
+          <w:rFonts w:hint="eastAsia" w:ascii="宋体" w:hAnsi="宋体" w:eastAsia="宋体" w:cstheme="minorBidi"/>
+          <w:kern w:val="2"/>
+          <w:sz w:val="24"/>
+          <w:szCs w:val="24"/>
+          <w:lang w:val="en-US" w:eastAsia="zh-CN" w:bidi="ar-SA"/>
+        </w:rPr>
+        <w:t>存储路径配置模块支持用户自主管理系统本地存储结构，提升资源管理灵活性。用户可根据电脑磁盘存储情况，自定义设置文献源文件、解析报告、笔记文件、备份数据的本地存储路径，自由切换存储磁盘与文件夹，避免单一磁盘存储过载。同时模块支持用户实时查看系统各类文件的存储空间占用情况，直观掌握资源存储状态，方便用户及时清理冗余文件、优化存储结构，保障电脑设备与系统的运行流畅性。</w:t>
+      </w:r>
+    </w:p>
+    <w:p>
+      <w:pPr>
+        <w:spacing w:before="300" w:after="120" w:line="288" w:lineRule="auto"/>
+        <w:ind w:left="0"/>
+        <w:jc w:val="left"/>
+        <w:outlineLvl w:val="2"/>
+      </w:pPr>
+      <w:bookmarkStart w:id="58" w:name="heading_30"/>
+      <w:bookmarkStart w:id="59" w:name="_Toc11550"/>
+      <w:r>
+        <w:rPr>
+          <w:rFonts w:ascii="Arial" w:hAnsi="Arial" w:eastAsia="等线" w:cs="Arial"/>
+          <w:b/>
+          <w:sz w:val="30"/>
+        </w:rPr>
+        <w:t>2.3.1</w:t>
+      </w:r>
+      <w:r>
+        <w:rPr>
+          <w:rFonts w:hint="eastAsia" w:ascii="Arial" w:hAnsi="Arial" w:eastAsia="等线" w:cs="Arial"/>
+          <w:b/>
+          <w:sz w:val="30"/>
+          <w:lang w:val="en-US" w:eastAsia="zh-CN"/>
+        </w:rPr>
+        <w:t>1</w:t>
+      </w:r>
+      <w:r>
+        <w:rPr>
+          <w:rFonts w:ascii="Arial" w:hAnsi="Arial" w:eastAsia="等线" w:cs="Arial"/>
+          <w:b/>
+          <w:sz w:val="30"/>
+        </w:rPr>
+        <w:t>. 系统设置管理模块</w:t>
       </w:r>
       <w:bookmarkEnd w:id="58"/>
       <w:bookmarkEnd w:id="59"/>
@@ -4230,8 +4261,8 @@
           <w:lang w:val="en-US" w:eastAsia="zh-CN" w:bidi="ar-SA"/>
         </w:rPr>
       </w:pPr>
-      <w:bookmarkStart w:id="62" w:name="heading_32"/>
-      <w:bookmarkStart w:id="63" w:name="_Toc9936"/>
+      <w:bookmarkStart w:id="62" w:name="_Toc9936"/>
+      <w:bookmarkStart w:id="63" w:name="heading_32"/>
       <w:r>
         <w:rPr>
           <w:rFonts w:hint="eastAsia" w:ascii="黑体" w:hAnsi="黑体"/>
@@ -4284,8 +4315,8 @@
           <w:lang w:val="en-US" w:eastAsia="zh-CN" w:bidi="ar-SA"/>
         </w:rPr>
       </w:pPr>
-      <w:bookmarkStart w:id="64" w:name="heading_33"/>
-      <w:bookmarkStart w:id="65" w:name="_Toc22045"/>
+      <w:bookmarkStart w:id="64" w:name="_Toc22045"/>
+      <w:bookmarkStart w:id="65" w:name="heading_33"/>
       <w:r>
         <w:rPr>
           <w:rFonts w:hint="eastAsia" w:ascii="黑体" w:hAnsi="黑体"/>
@@ -4343,19 +4374,7 @@
           <w:szCs w:val="24"/>
           <w:lang w:val="en-US" w:eastAsia="zh-CN" w:bidi="ar-SA"/>
         </w:rPr>
-        <w:t>软件环境：基于Windows系统运行，兼容</w:t>
-      </w:r>
-      <w:bookmarkStart w:id="68" w:name="_GoBack"/>
-      <w:bookmarkEnd w:id="68"/>
-      <w:r>
-        <w:rPr>
-          <w:rFonts w:hint="eastAsia" w:ascii="宋体" w:hAnsi="宋体" w:eastAsia="宋体" w:cstheme="minorBidi"/>
-          <w:kern w:val="2"/>
-          <w:sz w:val="24"/>
-          <w:szCs w:val="24"/>
-          <w:lang w:val="en-US" w:eastAsia="zh-CN" w:bidi="ar-SA"/>
-        </w:rPr>
-        <w:t>Windows10、Windows11等主流系统版本；无需安装复杂运行环境，配套依赖组件可自动适配，安装流程简单，零基础用户可快速完成部署使用。</w:t>
+        <w:t>软件环境：基于Windows系统运行，兼容Windows10、Windows11等主流系统版本；无需安装复杂运行环境，配套依赖组件可自动适配，安装流程简单，零基础用户可快速完成部署使用。</w:t>
       </w:r>
     </w:p>
     <w:p>
@@ -4398,8 +4417,8 @@
           <w:lang w:val="en-US" w:eastAsia="zh-CN" w:bidi="ar-SA"/>
         </w:rPr>
       </w:pPr>
-      <w:bookmarkStart w:id="66" w:name="heading_34"/>
-      <w:bookmarkStart w:id="67" w:name="_Toc5782"/>
+      <w:bookmarkStart w:id="66" w:name="_Toc5782"/>
+      <w:bookmarkStart w:id="67" w:name="heading_34"/>
       <w:r>
         <w:rPr>
           <w:rFonts w:hint="eastAsia" w:ascii="黑体" w:hAnsi="黑体"/>

--- a/文献阅读整理Agent系统需求分析文档.docx
+++ b/文献阅读整理Agent系统需求分析文档.docx
@@ -11,7 +11,7 @@
           <w:lang w:val="en-US" w:eastAsia="zh-CN" w:bidi="ar-SA"/>
         </w:rPr>
       </w:pPr>
-      <w:bookmarkStart w:id="0" w:name="_Toc25819"/>
+      <w:bookmarkStart w:id="0" w:name="_Toc13687"/>
       <w:r>
         <w:rPr>
           <w:rFonts w:hint="eastAsia" w:asciiTheme="minorHAnsi" w:hAnsiTheme="minorHAnsi" w:cstheme="minorBidi"/>
@@ -44,7 +44,7 @@
           <w:szCs w:val="24"/>
           <w:lang w:val="en-US" w:eastAsia="zh-CN" w:bidi="ar-SA"/>
         </w:rPr>
-        <w:t>本项目研发的文献阅读整理Agent是一款面向各大专业在读大学生的轻量化桌面端独立应用，旨在解决大学生学术科研过程中文献整理效率低、文献资源管理混乱、核心信息提炼不精准、笔记整合难度大等痛点问题。系统基于Python开发，搭配PyQt5搭建可视化GUI界面，依托PyPDF2、pdfplumber、jieba等工具实现文献智能解析，通过SQLite完成本地数据存储，全方位适配学生学术场景。</w:t>
+        <w:t>本项目研发的文献阅读整理Agent是一款面向各大专业在读大学生的轻量化桌面端独立应用，旨在解决大学生学术科研过程中文献整理效率低、文献资源管理混乱、核心信息提炼不精准、笔记整合难度大等痛点问题。系统基于Python开发，搭配PyQt5搭建可视化GUI界面，依托PyPDF2、pdfplumber等工具完成多格式文献文本提取，jieba分词支撑本地规则解析；同步集成AI智能解析链路，支持PDF原件直传与全文文本通道的双链路自动探测与降级，AI 密钥使用Fernet对称加密本地存储；通过SQLite完成本地数据存储，全方位适配学生学术场景。</w:t>
       </w:r>
     </w:p>
     <w:p>
@@ -69,7 +69,7 @@
           <w:szCs w:val="24"/>
           <w:lang w:val="en-US" w:eastAsia="zh-CN" w:bidi="ar-SA"/>
         </w:rPr>
-        <w:t>本系统核心功能涵盖多格式文献导入、智能文献解析、文献分类检索、文献笔记批注、资料导出备份、个人资源中心以及后台数据、标签、解析规则、存储路径、系统设置管理等模块。系统全程本地化运行，免费使用，能够自动提炼文献核心内容、规范化管理文献资源、实现笔记与原文联动复用，大幅降低大学生科研入门门槛，提升文献整理与学术创作效率。</w:t>
+        <w:t>本系统核心功能涵盖多格式文献导入、智能文献解析、文献分类检索、文献笔记批注、资料导出备份四大核心业务模块，以及解析规则配置、存储路径配置、AI模型配置、资料导出备份、标签管理五大管理中心子模块，全程本地运行、隐私保护，无需联网上传。系统全程本地化运行，免费使用，能够自动提炼文献核心内容、规范化管理文献资源、实现笔记与原文联动复用，大幅降低大学生科研入门门槛，提升文献整理与学术创作效率。</w:t>
       </w:r>
     </w:p>
     <w:p>
@@ -283,7 +283,7 @@
         </w:rPr>
       </w:pPr>
       <w:bookmarkStart w:id="1" w:name="heading_1"/>
-      <w:bookmarkStart w:id="2" w:name="_Toc24233"/>
+      <w:bookmarkStart w:id="2" w:name="_Toc4043"/>
       <w:r>
         <w:rPr>
           <w:rFonts w:asciiTheme="minorHAnsi" w:hAnsiTheme="minorHAnsi" w:cstheme="minorBidi"/>
@@ -314,7 +314,7 @@
           <w:kern w:val="2"/>
           <w:lang w:val="en-US" w:eastAsia="zh-CN" w:bidi="ar-SA"/>
         </w:rPr>
-        <w:t>The literature reading and sorting Agent developed by this project is a lightweight desktop independent application for college students of all majors. It aims to solve the pain points in the academic research process of college students, such as low efficiency of literature sorting, chaotic management of literature resources, inaccurate extraction of core information, and difficult note integration. The system is developed based on Python, with PyQt5 to build a visual GUI interface, relies on PyPDF2, pdfplumber, jieba and other tools to realize intelligent literature parsing, and completes local data storage through SQLite, fully adapting to students' academic scenarios.</w:t>
+        <w:t>The literature reading and organization Agent developed in this project is a lightweight standalone desktop application targeted at undergraduate and postgraduate students across various disciplines. It aims to address common pain points in students’ academic research, including low efficiency in literature sorting, disorganized management of literature resources, inaccurate extraction of core information, and difficulties in integrating notes.</w:t>
       </w:r>
     </w:p>
     <w:p>
@@ -336,7 +336,7 @@
           <w:kern w:val="2"/>
           <w:lang w:val="en-US" w:eastAsia="zh-CN" w:bidi="ar-SA"/>
         </w:rPr>
-        <w:t>The core functions of this system include modules such as multi-format literature import, intelligent literature parsing, classified literature retrieval, note-taking and annotation for documents, data export and backup, personal resource center, as well as backend management for data, tags, parsing rules, storage paths and system configurations. Operating entirely locally and available for free, the system can automatically extract key content from literature, standardize the management of document resources, and enable linked reuse between notes and original texts. It greatly lowers the barrier for college students to start research and improves the efficiency of literature organization and academic writing.</w:t>
+        <w:t>Developed in Python, the system adopts PyQt5 to build a visual GUI. It leverages tools such as PyPDF2 and pdfplumber to extract text from multi-format literature, and uses jieba segmentation for local rule parsing. Meanwhile, an AI intelligent parsing pipeline is integrated, supporting dual-link automatic detection and fallback: direct upload of original PDF files and full-text text channel. AI keys are stored locally with Fernet symmetric encryption. Local data persistence is implemented via SQLite, making the system fully adapted to students’ academic scenarios.</w:t>
       </w:r>
     </w:p>
     <w:p>
@@ -358,7 +358,29 @@
           <w:kern w:val="2"/>
           <w:lang w:val="en-US" w:eastAsia="zh-CN" w:bidi="ar-SA"/>
         </w:rPr>
-        <w:t>This system effectively solves the problems of time-consuming and labor-intensive traditional manual literature sorting, messy resources, information omission and low note reuse rate. It provides efficient tool support for college students' course papers, graduation theses and scientific research project research. Meanwhile, the lightweight design adapts to various computer devices with simple operation and strong practicability, which can accurately match the daily academic learning and scientific research needs of students.</w:t>
+        <w:t>The core functions of the system cover four major business modules: multi-format literature import, intelligent literature parsing, classified literature retrieval, and literature note annotation together with data export and backup. There are also five sub-modules in the management center: parsing rule configuration, storage path configuration, AI model configuration, data export and backup, and tag management. The application runs entirely locally with privacy protection and requires no network uploads. Fully local and free to use, it can automatically extract core content from papers, standardize literature resource management, and enable linked reuse of notes and original texts. It greatly lowers the barrier for students to start research work and improves the efficiency of literature organization and academic writing.</w:t>
+      </w:r>
+    </w:p>
+    <w:p>
+      <w:pPr>
+        <w:spacing w:before="120" w:after="120" w:line="288" w:lineRule="auto"/>
+        <w:ind w:left="0" w:firstLine="480" w:firstLineChars="200"/>
+        <w:jc w:val="left"/>
+        <w:rPr>
+          <w:rStyle w:val="11"/>
+          <w:rFonts w:hint="eastAsia" w:ascii="Times New Roman" w:hAnsi="Times New Roman" w:eastAsia="宋体" w:cs="Times New Roman"/>
+          <w:kern w:val="2"/>
+          <w:lang w:val="en-US" w:eastAsia="zh-CN" w:bidi="ar-SA"/>
+        </w:rPr>
+      </w:pPr>
+      <w:r>
+        <w:rPr>
+          <w:rStyle w:val="11"/>
+          <w:rFonts w:hint="eastAsia" w:ascii="Times New Roman" w:hAnsi="Times New Roman" w:eastAsia="宋体" w:cs="Times New Roman"/>
+          <w:kern w:val="2"/>
+          <w:lang w:val="en-US" w:eastAsia="zh-CN" w:bidi="ar-SA"/>
+        </w:rPr>
+        <w:t>This system effectively solves the drawbacks of conventional manual literature sorting: high time and labor costs, messy resources, missing information, and low reusability of notes. It provides efficient tool support for students’ coursework papers, graduation theses, and research project investigations. Its lightweight design is compatible with a wide range of computer devices. Featuring simple operations and strong practicality, it accurately meets students’ daily academic study and research requirements.</w:t>
       </w:r>
     </w:p>
     <w:p>
@@ -395,118 +417,8 @@
         </w:rPr>
         <w:t>Literature sorting; Intelligent parsing; Literature management; Academic notes</w:t>
       </w:r>
-    </w:p>
-    <w:p>
-      <w:pPr>
-        <w:spacing w:before="120" w:after="120" w:line="288" w:lineRule="auto"/>
-        <w:ind w:left="0"/>
-        <w:jc w:val="left"/>
-        <w:rPr>
-          <w:rFonts w:hint="eastAsia" w:ascii="Times New Roman" w:hAnsi="Times New Roman" w:eastAsia="宋体" w:cs="Times New Roman"/>
-          <w:kern w:val="2"/>
-          <w:sz w:val="24"/>
-          <w:szCs w:val="24"/>
-          <w:lang w:val="en-US" w:eastAsia="zh-CN" w:bidi="ar-SA"/>
-        </w:rPr>
-      </w:pPr>
-    </w:p>
-    <w:p>
-      <w:pPr>
-        <w:spacing w:before="120" w:after="120" w:line="288" w:lineRule="auto"/>
-        <w:ind w:left="0"/>
-        <w:jc w:val="left"/>
-        <w:rPr>
-          <w:rFonts w:hint="eastAsia" w:ascii="Times New Roman" w:hAnsi="Times New Roman" w:eastAsia="宋体" w:cs="Times New Roman"/>
-          <w:kern w:val="2"/>
-          <w:sz w:val="24"/>
-          <w:szCs w:val="24"/>
-          <w:lang w:val="en-US" w:eastAsia="zh-CN" w:bidi="ar-SA"/>
-        </w:rPr>
-      </w:pPr>
-    </w:p>
-    <w:p>
-      <w:pPr>
-        <w:spacing w:before="120" w:after="120" w:line="288" w:lineRule="auto"/>
-        <w:ind w:left="0"/>
-        <w:jc w:val="left"/>
-        <w:rPr>
-          <w:rFonts w:hint="eastAsia" w:ascii="Times New Roman" w:hAnsi="Times New Roman" w:eastAsia="宋体" w:cs="Times New Roman"/>
-          <w:kern w:val="2"/>
-          <w:sz w:val="24"/>
-          <w:szCs w:val="24"/>
-          <w:lang w:val="en-US" w:eastAsia="zh-CN" w:bidi="ar-SA"/>
-        </w:rPr>
-      </w:pPr>
-    </w:p>
-    <w:p>
-      <w:pPr>
-        <w:spacing w:before="120" w:after="120" w:line="288" w:lineRule="auto"/>
-        <w:ind w:left="0"/>
-        <w:jc w:val="left"/>
-        <w:rPr>
-          <w:rFonts w:hint="eastAsia" w:ascii="Times New Roman" w:hAnsi="Times New Roman" w:eastAsia="宋体" w:cs="Times New Roman"/>
-          <w:kern w:val="2"/>
-          <w:sz w:val="24"/>
-          <w:szCs w:val="24"/>
-          <w:lang w:val="en-US" w:eastAsia="zh-CN" w:bidi="ar-SA"/>
-        </w:rPr>
-      </w:pPr>
-    </w:p>
-    <w:p>
-      <w:pPr>
-        <w:spacing w:before="120" w:after="120" w:line="288" w:lineRule="auto"/>
-        <w:ind w:left="0"/>
-        <w:jc w:val="left"/>
-        <w:rPr>
-          <w:rFonts w:hint="eastAsia" w:ascii="Times New Roman" w:hAnsi="Times New Roman" w:eastAsia="宋体" w:cs="Times New Roman"/>
-          <w:kern w:val="2"/>
-          <w:sz w:val="24"/>
-          <w:szCs w:val="24"/>
-          <w:lang w:val="en-US" w:eastAsia="zh-CN" w:bidi="ar-SA"/>
-        </w:rPr>
-      </w:pPr>
-    </w:p>
-    <w:p>
-      <w:pPr>
-        <w:spacing w:before="120" w:after="120" w:line="288" w:lineRule="auto"/>
-        <w:ind w:left="0"/>
-        <w:jc w:val="left"/>
-        <w:rPr>
-          <w:rFonts w:hint="eastAsia" w:ascii="Times New Roman" w:hAnsi="Times New Roman" w:eastAsia="宋体" w:cs="Times New Roman"/>
-          <w:kern w:val="2"/>
-          <w:sz w:val="24"/>
-          <w:szCs w:val="24"/>
-          <w:lang w:val="en-US" w:eastAsia="zh-CN" w:bidi="ar-SA"/>
-        </w:rPr>
-      </w:pPr>
-    </w:p>
-    <w:p>
-      <w:pPr>
-        <w:spacing w:before="120" w:after="120" w:line="288" w:lineRule="auto"/>
-        <w:ind w:left="0"/>
-        <w:jc w:val="left"/>
-        <w:rPr>
-          <w:rFonts w:hint="eastAsia" w:ascii="Times New Roman" w:hAnsi="Times New Roman" w:eastAsia="宋体" w:cs="Times New Roman"/>
-          <w:kern w:val="2"/>
-          <w:sz w:val="24"/>
-          <w:szCs w:val="24"/>
-          <w:lang w:val="en-US" w:eastAsia="zh-CN" w:bidi="ar-SA"/>
-        </w:rPr>
-      </w:pPr>
-    </w:p>
-    <w:p>
-      <w:pPr>
-        <w:spacing w:before="120" w:after="120" w:line="288" w:lineRule="auto"/>
-        <w:ind w:left="0"/>
-        <w:jc w:val="left"/>
-        <w:rPr>
-          <w:rFonts w:hint="eastAsia" w:ascii="Times New Roman" w:hAnsi="Times New Roman" w:eastAsia="宋体" w:cs="Times New Roman"/>
-          <w:kern w:val="2"/>
-          <w:sz w:val="24"/>
-          <w:szCs w:val="24"/>
-          <w:lang w:val="en-US" w:eastAsia="zh-CN" w:bidi="ar-SA"/>
-        </w:rPr>
-      </w:pPr>
+      <w:bookmarkStart w:id="65" w:name="_GoBack"/>
+      <w:bookmarkEnd w:id="65"/>
     </w:p>
     <w:p>
       <w:pPr>
@@ -614,7 +526,7 @@
               <w:szCs w:val="22"/>
               <w:lang w:val="en-US" w:eastAsia="zh-CN"/>
             </w:rPr>
-            <w:instrText xml:space="preserve"> HYPERLINK \l _Toc25819 </w:instrText>
+            <w:instrText xml:space="preserve"> HYPERLINK \l _Toc13687 </w:instrText>
           </w:r>
           <w:r>
             <w:rPr>
@@ -638,7 +550,7 @@
             <w:fldChar w:fldCharType="begin"/>
           </w:r>
           <w:r>
-            <w:instrText xml:space="preserve"> PAGEREF _Toc25819 \h </w:instrText>
+            <w:instrText xml:space="preserve"> PAGEREF _Toc13687 \h </w:instrText>
           </w:r>
           <w:r>
             <w:fldChar w:fldCharType="separate"/>
@@ -676,7 +588,7 @@
               <w:szCs w:val="22"/>
               <w:lang w:val="en-US" w:eastAsia="zh-CN"/>
             </w:rPr>
-            <w:instrText xml:space="preserve"> HYPERLINK \l _Toc24233 </w:instrText>
+            <w:instrText xml:space="preserve"> HYPERLINK \l _Toc4043 </w:instrText>
           </w:r>
           <w:r>
             <w:rPr>
@@ -700,7 +612,7 @@
             <w:fldChar w:fldCharType="begin"/>
           </w:r>
           <w:r>
-            <w:instrText xml:space="preserve"> PAGEREF _Toc24233 \h </w:instrText>
+            <w:instrText xml:space="preserve"> PAGEREF _Toc4043 \h </w:instrText>
           </w:r>
           <w:r>
             <w:fldChar w:fldCharType="separate"/>
@@ -738,7 +650,7 @@
               <w:szCs w:val="22"/>
               <w:lang w:val="en-US" w:eastAsia="zh-CN"/>
             </w:rPr>
-            <w:instrText xml:space="preserve"> HYPERLINK \l _Toc13134 </w:instrText>
+            <w:instrText xml:space="preserve"> HYPERLINK \l _Toc32584 </w:instrText>
           </w:r>
           <w:r>
             <w:rPr>
@@ -762,7 +674,7 @@
             <w:fldChar w:fldCharType="begin"/>
           </w:r>
           <w:r>
-            <w:instrText xml:space="preserve"> PAGEREF _Toc13134 \h </w:instrText>
+            <w:instrText xml:space="preserve"> PAGEREF _Toc32584 \h </w:instrText>
           </w:r>
           <w:r>
             <w:fldChar w:fldCharType="separate"/>
@@ -800,7 +712,7 @@
               <w:szCs w:val="22"/>
               <w:lang w:val="en-US" w:eastAsia="zh-CN"/>
             </w:rPr>
-            <w:instrText xml:space="preserve"> HYPERLINK \l _Toc14751 </w:instrText>
+            <w:instrText xml:space="preserve"> HYPERLINK \l _Toc24270 </w:instrText>
           </w:r>
           <w:r>
             <w:rPr>
@@ -825,7 +737,7 @@
             <w:fldChar w:fldCharType="begin"/>
           </w:r>
           <w:r>
-            <w:instrText xml:space="preserve"> PAGEREF _Toc14751 \h </w:instrText>
+            <w:instrText xml:space="preserve"> PAGEREF _Toc24270 \h </w:instrText>
           </w:r>
           <w:r>
             <w:fldChar w:fldCharType="separate"/>
@@ -863,7 +775,7 @@
               <w:szCs w:val="22"/>
               <w:lang w:val="en-US" w:eastAsia="zh-CN"/>
             </w:rPr>
-            <w:instrText xml:space="preserve"> HYPERLINK \l _Toc31389 </w:instrText>
+            <w:instrText xml:space="preserve"> HYPERLINK \l _Toc31222 </w:instrText>
           </w:r>
           <w:r>
             <w:rPr>
@@ -888,7 +800,7 @@
             <w:fldChar w:fldCharType="begin"/>
           </w:r>
           <w:r>
-            <w:instrText xml:space="preserve"> PAGEREF _Toc31389 \h </w:instrText>
+            <w:instrText xml:space="preserve"> PAGEREF _Toc31222 \h </w:instrText>
           </w:r>
           <w:r>
             <w:fldChar w:fldCharType="separate"/>
@@ -926,7 +838,7 @@
               <w:szCs w:val="22"/>
               <w:lang w:val="en-US" w:eastAsia="zh-CN"/>
             </w:rPr>
-            <w:instrText xml:space="preserve"> HYPERLINK \l _Toc22983 </w:instrText>
+            <w:instrText xml:space="preserve"> HYPERLINK \l _Toc28742 </w:instrText>
           </w:r>
           <w:r>
             <w:rPr>
@@ -951,7 +863,7 @@
             <w:fldChar w:fldCharType="begin"/>
           </w:r>
           <w:r>
-            <w:instrText xml:space="preserve"> PAGEREF _Toc22983 \h </w:instrText>
+            <w:instrText xml:space="preserve"> PAGEREF _Toc28742 \h </w:instrText>
           </w:r>
           <w:r>
             <w:fldChar w:fldCharType="separate"/>
@@ -989,7 +901,7 @@
               <w:szCs w:val="22"/>
               <w:lang w:val="en-US" w:eastAsia="zh-CN"/>
             </w:rPr>
-            <w:instrText xml:space="preserve"> HYPERLINK \l _Toc15372 </w:instrText>
+            <w:instrText xml:space="preserve"> HYPERLINK \l _Toc5936 </w:instrText>
           </w:r>
           <w:r>
             <w:rPr>
@@ -1014,7 +926,7 @@
             <w:fldChar w:fldCharType="begin"/>
           </w:r>
           <w:r>
-            <w:instrText xml:space="preserve"> PAGEREF _Toc15372 \h </w:instrText>
+            <w:instrText xml:space="preserve"> PAGEREF _Toc5936 \h </w:instrText>
           </w:r>
           <w:r>
             <w:fldChar w:fldCharType="separate"/>
@@ -1052,7 +964,7 @@
               <w:szCs w:val="22"/>
               <w:lang w:val="en-US" w:eastAsia="zh-CN"/>
             </w:rPr>
-            <w:instrText xml:space="preserve"> HYPERLINK \l _Toc9055 </w:instrText>
+            <w:instrText xml:space="preserve"> HYPERLINK \l _Toc8525 </w:instrText>
           </w:r>
           <w:r>
             <w:rPr>
@@ -1077,7 +989,7 @@
             <w:fldChar w:fldCharType="begin"/>
           </w:r>
           <w:r>
-            <w:instrText xml:space="preserve"> PAGEREF _Toc9055 \h </w:instrText>
+            <w:instrText xml:space="preserve"> PAGEREF _Toc8525 \h </w:instrText>
           </w:r>
           <w:r>
             <w:fldChar w:fldCharType="separate"/>
@@ -1115,7 +1027,7 @@
               <w:szCs w:val="22"/>
               <w:lang w:val="en-US" w:eastAsia="zh-CN"/>
             </w:rPr>
-            <w:instrText xml:space="preserve"> HYPERLINK \l _Toc23215 </w:instrText>
+            <w:instrText xml:space="preserve"> HYPERLINK \l _Toc28951 </w:instrText>
           </w:r>
           <w:r>
             <w:rPr>
@@ -1140,7 +1052,7 @@
             <w:fldChar w:fldCharType="begin"/>
           </w:r>
           <w:r>
-            <w:instrText xml:space="preserve"> PAGEREF _Toc23215 \h </w:instrText>
+            <w:instrText xml:space="preserve"> PAGEREF _Toc28951 \h </w:instrText>
           </w:r>
           <w:r>
             <w:fldChar w:fldCharType="separate"/>
@@ -1178,7 +1090,7 @@
               <w:szCs w:val="22"/>
               <w:lang w:val="en-US" w:eastAsia="zh-CN"/>
             </w:rPr>
-            <w:instrText xml:space="preserve"> HYPERLINK \l _Toc26069 </w:instrText>
+            <w:instrText xml:space="preserve"> HYPERLINK \l _Toc14153 </w:instrText>
           </w:r>
           <w:r>
             <w:rPr>
@@ -1202,7 +1114,7 @@
             <w:fldChar w:fldCharType="begin"/>
           </w:r>
           <w:r>
-            <w:instrText xml:space="preserve"> PAGEREF _Toc26069 \h </w:instrText>
+            <w:instrText xml:space="preserve"> PAGEREF _Toc14153 \h </w:instrText>
           </w:r>
           <w:r>
             <w:fldChar w:fldCharType="separate"/>
@@ -1240,7 +1152,7 @@
               <w:szCs w:val="22"/>
               <w:lang w:val="en-US" w:eastAsia="zh-CN"/>
             </w:rPr>
-            <w:instrText xml:space="preserve"> HYPERLINK \l _Toc1624 </w:instrText>
+            <w:instrText xml:space="preserve"> HYPERLINK \l _Toc1069 </w:instrText>
           </w:r>
           <w:r>
             <w:rPr>
@@ -1265,7 +1177,7 @@
             <w:fldChar w:fldCharType="begin"/>
           </w:r>
           <w:r>
-            <w:instrText xml:space="preserve"> PAGEREF _Toc1624 \h </w:instrText>
+            <w:instrText xml:space="preserve"> PAGEREF _Toc1069 \h </w:instrText>
           </w:r>
           <w:r>
             <w:fldChar w:fldCharType="separate"/>
@@ -1303,7 +1215,7 @@
               <w:szCs w:val="22"/>
               <w:lang w:val="en-US" w:eastAsia="zh-CN"/>
             </w:rPr>
-            <w:instrText xml:space="preserve"> HYPERLINK \l _Toc8029 </w:instrText>
+            <w:instrText xml:space="preserve"> HYPERLINK \l _Toc16008 </w:instrText>
           </w:r>
           <w:r>
             <w:rPr>
@@ -1328,7 +1240,7 @@
             <w:fldChar w:fldCharType="begin"/>
           </w:r>
           <w:r>
-            <w:instrText xml:space="preserve"> PAGEREF _Toc8029 \h </w:instrText>
+            <w:instrText xml:space="preserve"> PAGEREF _Toc16008 \h </w:instrText>
           </w:r>
           <w:r>
             <w:fldChar w:fldCharType="separate"/>
@@ -1366,7 +1278,7 @@
               <w:szCs w:val="22"/>
               <w:lang w:val="en-US" w:eastAsia="zh-CN"/>
             </w:rPr>
-            <w:instrText xml:space="preserve"> HYPERLINK \l _Toc25423 </w:instrText>
+            <w:instrText xml:space="preserve"> HYPERLINK \l _Toc28185 </w:instrText>
           </w:r>
           <w:r>
             <w:rPr>
@@ -1391,7 +1303,7 @@
             <w:fldChar w:fldCharType="begin"/>
           </w:r>
           <w:r>
-            <w:instrText xml:space="preserve"> PAGEREF _Toc25423 \h </w:instrText>
+            <w:instrText xml:space="preserve"> PAGEREF _Toc28185 \h </w:instrText>
           </w:r>
           <w:r>
             <w:fldChar w:fldCharType="separate"/>
@@ -1429,7 +1341,7 @@
               <w:szCs w:val="22"/>
               <w:lang w:val="en-US" w:eastAsia="zh-CN"/>
             </w:rPr>
-            <w:instrText xml:space="preserve"> HYPERLINK \l _Toc11881 </w:instrText>
+            <w:instrText xml:space="preserve"> HYPERLINK \l _Toc15983 </w:instrText>
           </w:r>
           <w:r>
             <w:rPr>
@@ -1454,7 +1366,7 @@
             <w:fldChar w:fldCharType="begin"/>
           </w:r>
           <w:r>
-            <w:instrText xml:space="preserve"> PAGEREF _Toc11881 \h </w:instrText>
+            <w:instrText xml:space="preserve"> PAGEREF _Toc15983 \h </w:instrText>
           </w:r>
           <w:r>
             <w:fldChar w:fldCharType="separate"/>
@@ -1492,7 +1404,7 @@
               <w:szCs w:val="22"/>
               <w:lang w:val="en-US" w:eastAsia="zh-CN"/>
             </w:rPr>
-            <w:instrText xml:space="preserve"> HYPERLINK \l _Toc31867 </w:instrText>
+            <w:instrText xml:space="preserve"> HYPERLINK \l _Toc32638 </w:instrText>
           </w:r>
           <w:r>
             <w:rPr>
@@ -1517,7 +1429,7 @@
             <w:fldChar w:fldCharType="begin"/>
           </w:r>
           <w:r>
-            <w:instrText xml:space="preserve"> PAGEREF _Toc31867 \h </w:instrText>
+            <w:instrText xml:space="preserve"> PAGEREF _Toc32638 \h </w:instrText>
           </w:r>
           <w:r>
             <w:fldChar w:fldCharType="separate"/>
@@ -1555,7 +1467,7 @@
               <w:szCs w:val="22"/>
               <w:lang w:val="en-US" w:eastAsia="zh-CN"/>
             </w:rPr>
-            <w:instrText xml:space="preserve"> HYPERLINK \l _Toc26512 </w:instrText>
+            <w:instrText xml:space="preserve"> HYPERLINK \l _Toc30859 </w:instrText>
           </w:r>
           <w:r>
             <w:rPr>
@@ -1580,7 +1492,7 @@
             <w:fldChar w:fldCharType="begin"/>
           </w:r>
           <w:r>
-            <w:instrText xml:space="preserve"> PAGEREF _Toc26512 \h </w:instrText>
+            <w:instrText xml:space="preserve"> PAGEREF _Toc30859 \h </w:instrText>
           </w:r>
           <w:r>
             <w:fldChar w:fldCharType="separate"/>
@@ -1618,7 +1530,7 @@
               <w:szCs w:val="22"/>
               <w:lang w:val="en-US" w:eastAsia="zh-CN"/>
             </w:rPr>
-            <w:instrText xml:space="preserve"> HYPERLINK \l _Toc15396 </w:instrText>
+            <w:instrText xml:space="preserve"> HYPERLINK \l _Toc8548 </w:instrText>
           </w:r>
           <w:r>
             <w:rPr>
@@ -1643,7 +1555,7 @@
             <w:fldChar w:fldCharType="begin"/>
           </w:r>
           <w:r>
-            <w:instrText xml:space="preserve"> PAGEREF _Toc15396 \h </w:instrText>
+            <w:instrText xml:space="preserve"> PAGEREF _Toc8548 \h </w:instrText>
           </w:r>
           <w:r>
             <w:fldChar w:fldCharType="separate"/>
@@ -1681,7 +1593,7 @@
               <w:szCs w:val="22"/>
               <w:lang w:val="en-US" w:eastAsia="zh-CN"/>
             </w:rPr>
-            <w:instrText xml:space="preserve"> HYPERLINK \l _Toc31711 </w:instrText>
+            <w:instrText xml:space="preserve"> HYPERLINK \l _Toc20679 </w:instrText>
           </w:r>
           <w:r>
             <w:rPr>
@@ -1706,7 +1618,7 @@
             <w:fldChar w:fldCharType="begin"/>
           </w:r>
           <w:r>
-            <w:instrText xml:space="preserve"> PAGEREF _Toc31711 \h </w:instrText>
+            <w:instrText xml:space="preserve"> PAGEREF _Toc20679 \h </w:instrText>
           </w:r>
           <w:r>
             <w:fldChar w:fldCharType="separate"/>
@@ -1744,7 +1656,7 @@
               <w:szCs w:val="22"/>
               <w:lang w:val="en-US" w:eastAsia="zh-CN"/>
             </w:rPr>
-            <w:instrText xml:space="preserve"> HYPERLINK \l _Toc18297 </w:instrText>
+            <w:instrText xml:space="preserve"> HYPERLINK \l _Toc21254 </w:instrText>
           </w:r>
           <w:r>
             <w:rPr>
@@ -1769,7 +1681,7 @@
             <w:fldChar w:fldCharType="begin"/>
           </w:r>
           <w:r>
-            <w:instrText xml:space="preserve"> PAGEREF _Toc18297 \h </w:instrText>
+            <w:instrText xml:space="preserve"> PAGEREF _Toc21254 \h </w:instrText>
           </w:r>
           <w:r>
             <w:fldChar w:fldCharType="separate"/>
@@ -1807,7 +1719,7 @@
               <w:szCs w:val="22"/>
               <w:lang w:val="en-US" w:eastAsia="zh-CN"/>
             </w:rPr>
-            <w:instrText xml:space="preserve"> HYPERLINK \l _Toc15035 </w:instrText>
+            <w:instrText xml:space="preserve"> HYPERLINK \l _Toc12420 </w:instrText>
           </w:r>
           <w:r>
             <w:rPr>
@@ -1829,7 +1741,7 @@
             <w:fldChar w:fldCharType="begin"/>
           </w:r>
           <w:r>
-            <w:instrText xml:space="preserve"> PAGEREF _Toc15035 \h </w:instrText>
+            <w:instrText xml:space="preserve"> PAGEREF _Toc12420 \h </w:instrText>
           </w:r>
           <w:r>
             <w:fldChar w:fldCharType="separate"/>
@@ -1867,7 +1779,7 @@
               <w:szCs w:val="22"/>
               <w:lang w:val="en-US" w:eastAsia="zh-CN"/>
             </w:rPr>
-            <w:instrText xml:space="preserve"> HYPERLINK \l _Toc15221 </w:instrText>
+            <w:instrText xml:space="preserve"> HYPERLINK \l _Toc27400 </w:instrText>
           </w:r>
           <w:r>
             <w:rPr>
@@ -1889,13 +1801,13 @@
             <w:fldChar w:fldCharType="begin"/>
           </w:r>
           <w:r>
-            <w:instrText xml:space="preserve"> PAGEREF _Toc15221 \h </w:instrText>
+            <w:instrText xml:space="preserve"> PAGEREF _Toc27400 \h </w:instrText>
           </w:r>
           <w:r>
             <w:fldChar w:fldCharType="separate"/>
           </w:r>
           <w:r>
-            <w:t>10</w:t>
+            <w:t>11</w:t>
           </w:r>
           <w:r>
             <w:fldChar w:fldCharType="end"/>
@@ -1927,7 +1839,7 @@
               <w:szCs w:val="22"/>
               <w:lang w:val="en-US" w:eastAsia="zh-CN"/>
             </w:rPr>
-            <w:instrText xml:space="preserve"> HYPERLINK \l _Toc21428 </w:instrText>
+            <w:instrText xml:space="preserve"> HYPERLINK \l _Toc889 </w:instrText>
           </w:r>
           <w:r>
             <w:rPr>
@@ -1949,13 +1861,13 @@
             <w:fldChar w:fldCharType="begin"/>
           </w:r>
           <w:r>
-            <w:instrText xml:space="preserve"> PAGEREF _Toc21428 \h </w:instrText>
+            <w:instrText xml:space="preserve"> PAGEREF _Toc889 \h </w:instrText>
           </w:r>
           <w:r>
             <w:fldChar w:fldCharType="separate"/>
           </w:r>
           <w:r>
-            <w:t>10</w:t>
+            <w:t>12</w:t>
           </w:r>
           <w:r>
             <w:fldChar w:fldCharType="end"/>
@@ -1987,7 +1899,7 @@
               <w:szCs w:val="22"/>
               <w:lang w:val="en-US" w:eastAsia="zh-CN"/>
             </w:rPr>
-            <w:instrText xml:space="preserve"> HYPERLINK \l _Toc32230 </w:instrText>
+            <w:instrText xml:space="preserve"> HYPERLINK \l _Toc24411 </w:instrText>
           </w:r>
           <w:r>
             <w:rPr>
@@ -2009,13 +1921,13 @@
             <w:fldChar w:fldCharType="begin"/>
           </w:r>
           <w:r>
-            <w:instrText xml:space="preserve"> PAGEREF _Toc32230 \h </w:instrText>
+            <w:instrText xml:space="preserve"> PAGEREF _Toc24411 \h </w:instrText>
           </w:r>
           <w:r>
             <w:fldChar w:fldCharType="separate"/>
           </w:r>
           <w:r>
-            <w:t>10</w:t>
+            <w:t>13</w:t>
           </w:r>
           <w:r>
             <w:fldChar w:fldCharType="end"/>
@@ -2047,7 +1959,7 @@
               <w:szCs w:val="22"/>
               <w:lang w:val="en-US" w:eastAsia="zh-CN"/>
             </w:rPr>
-            <w:instrText xml:space="preserve"> HYPERLINK \l _Toc8178 </w:instrText>
+            <w:instrText xml:space="preserve"> HYPERLINK \l _Toc9343 </w:instrText>
           </w:r>
           <w:r>
             <w:rPr>
@@ -2069,13 +1981,13 @@
             <w:fldChar w:fldCharType="begin"/>
           </w:r>
           <w:r>
-            <w:instrText xml:space="preserve"> PAGEREF _Toc8178 \h </w:instrText>
+            <w:instrText xml:space="preserve"> PAGEREF _Toc9343 \h </w:instrText>
           </w:r>
           <w:r>
             <w:fldChar w:fldCharType="separate"/>
           </w:r>
           <w:r>
-            <w:t>10</w:t>
+            <w:t>15</w:t>
           </w:r>
           <w:r>
             <w:fldChar w:fldCharType="end"/>
@@ -2107,7 +2019,7 @@
               <w:szCs w:val="22"/>
               <w:lang w:val="en-US" w:eastAsia="zh-CN"/>
             </w:rPr>
-            <w:instrText xml:space="preserve"> HYPERLINK \l _Toc11161 </w:instrText>
+            <w:instrText xml:space="preserve"> HYPERLINK \l _Toc12645 </w:instrText>
           </w:r>
           <w:r>
             <w:rPr>
@@ -2120,7 +2032,20 @@
             <w:rPr>
               <w:rFonts w:ascii="Arial" w:hAnsi="Arial" w:eastAsia="等线" w:cs="Arial"/>
             </w:rPr>
-            <w:t>2.3.7. 个人资源中心模块</w:t>
+            <w:t>2.3.</w:t>
+          </w:r>
+          <w:r>
+            <w:rPr>
+              <w:rFonts w:hint="eastAsia" w:ascii="Arial" w:hAnsi="Arial" w:eastAsia="等线" w:cs="Arial"/>
+              <w:lang w:val="en-US" w:eastAsia="zh-CN"/>
+            </w:rPr>
+            <w:t>7</w:t>
+          </w:r>
+          <w:r>
+            <w:rPr>
+              <w:rFonts w:ascii="Arial" w:hAnsi="Arial" w:eastAsia="等线" w:cs="Arial"/>
+            </w:rPr>
+            <w:t>. 分类标签管理模块</w:t>
           </w:r>
           <w:r>
             <w:tab/>
@@ -2129,13 +2054,13 @@
             <w:fldChar w:fldCharType="begin"/>
           </w:r>
           <w:r>
-            <w:instrText xml:space="preserve"> PAGEREF _Toc11161 \h </w:instrText>
+            <w:instrText xml:space="preserve"> PAGEREF _Toc12645 \h </w:instrText>
           </w:r>
           <w:r>
             <w:fldChar w:fldCharType="separate"/>
           </w:r>
           <w:r>
-            <w:t>11</w:t>
+            <w:t>16</w:t>
           </w:r>
           <w:r>
             <w:fldChar w:fldCharType="end"/>
@@ -2167,7 +2092,7 @@
               <w:szCs w:val="22"/>
               <w:lang w:val="en-US" w:eastAsia="zh-CN"/>
             </w:rPr>
-            <w:instrText xml:space="preserve"> HYPERLINK \l _Toc30768 </w:instrText>
+            <w:instrText xml:space="preserve"> HYPERLINK \l _Toc429 </w:instrText>
           </w:r>
           <w:r>
             <w:rPr>
@@ -2180,7 +2105,20 @@
             <w:rPr>
               <w:rFonts w:ascii="Arial" w:hAnsi="Arial" w:eastAsia="等线" w:cs="Arial"/>
             </w:rPr>
-            <w:t>2.3.8. 分类标签管理模块</w:t>
+            <w:t>2.3.</w:t>
+          </w:r>
+          <w:r>
+            <w:rPr>
+              <w:rFonts w:hint="eastAsia" w:ascii="Arial" w:hAnsi="Arial" w:eastAsia="等线" w:cs="Arial"/>
+              <w:lang w:val="en-US" w:eastAsia="zh-CN"/>
+            </w:rPr>
+            <w:t>8</w:t>
+          </w:r>
+          <w:r>
+            <w:rPr>
+              <w:rFonts w:ascii="Arial" w:hAnsi="Arial" w:eastAsia="等线" w:cs="Arial"/>
+            </w:rPr>
+            <w:t>. 解析规则配置模块</w:t>
           </w:r>
           <w:r>
             <w:tab/>
@@ -2189,13 +2127,13 @@
             <w:fldChar w:fldCharType="begin"/>
           </w:r>
           <w:r>
-            <w:instrText xml:space="preserve"> PAGEREF _Toc30768 \h </w:instrText>
+            <w:instrText xml:space="preserve"> PAGEREF _Toc429 \h </w:instrText>
           </w:r>
           <w:r>
             <w:fldChar w:fldCharType="separate"/>
           </w:r>
           <w:r>
-            <w:t>11</w:t>
+            <w:t>17</w:t>
           </w:r>
           <w:r>
             <w:fldChar w:fldCharType="end"/>
@@ -2227,7 +2165,7 @@
               <w:szCs w:val="22"/>
               <w:lang w:val="en-US" w:eastAsia="zh-CN"/>
             </w:rPr>
-            <w:instrText xml:space="preserve"> HYPERLINK \l _Toc13562 </w:instrText>
+            <w:instrText xml:space="preserve"> HYPERLINK \l _Toc18459 </w:instrText>
           </w:r>
           <w:r>
             <w:rPr>
@@ -2253,7 +2191,7 @@
             <w:rPr>
               <w:rFonts w:ascii="Arial" w:hAnsi="Arial" w:eastAsia="等线" w:cs="Arial"/>
             </w:rPr>
-            <w:t>. 解析规则配置模块</w:t>
+            <w:t>. 存储路径配置模块</w:t>
           </w:r>
           <w:r>
             <w:tab/>
@@ -2262,13 +2200,13 @@
             <w:fldChar w:fldCharType="begin"/>
           </w:r>
           <w:r>
-            <w:instrText xml:space="preserve"> PAGEREF _Toc13562 \h </w:instrText>
+            <w:instrText xml:space="preserve"> PAGEREF _Toc18459 \h </w:instrText>
           </w:r>
           <w:r>
             <w:fldChar w:fldCharType="separate"/>
           </w:r>
           <w:r>
-            <w:t>11</w:t>
+            <w:t>18</w:t>
           </w:r>
           <w:r>
             <w:fldChar w:fldCharType="end"/>
@@ -2300,7 +2238,7 @@
               <w:szCs w:val="22"/>
               <w:lang w:val="en-US" w:eastAsia="zh-CN"/>
             </w:rPr>
-            <w:instrText xml:space="preserve"> HYPERLINK \l _Toc858 </w:instrText>
+            <w:instrText xml:space="preserve"> HYPERLINK \l _Toc14965 </w:instrText>
           </w:r>
           <w:r>
             <w:rPr>
@@ -2326,7 +2264,7 @@
             <w:rPr>
               <w:rFonts w:ascii="Arial" w:hAnsi="Arial" w:eastAsia="等线" w:cs="Arial"/>
             </w:rPr>
-            <w:t>. 存储路径配置模块</w:t>
+            <w:t>. 系统设置管理模块</w:t>
           </w:r>
           <w:r>
             <w:tab/>
@@ -2335,86 +2273,13 @@
             <w:fldChar w:fldCharType="begin"/>
           </w:r>
           <w:r>
-            <w:instrText xml:space="preserve"> PAGEREF _Toc858 \h </w:instrText>
+            <w:instrText xml:space="preserve"> PAGEREF _Toc14965 \h </w:instrText>
           </w:r>
           <w:r>
             <w:fldChar w:fldCharType="separate"/>
           </w:r>
           <w:r>
-            <w:t>12</w:t>
-          </w:r>
-          <w:r>
-            <w:fldChar w:fldCharType="end"/>
-          </w:r>
-          <w:r>
-            <w:rPr>
-              <w:szCs w:val="22"/>
-              <w:lang w:val="en-US" w:eastAsia="zh-CN"/>
-            </w:rPr>
-            <w:fldChar w:fldCharType="end"/>
-          </w:r>
-        </w:p>
-        <w:p>
-          <w:pPr>
-            <w:pStyle w:val="4"/>
-            <w:tabs>
-              <w:tab w:val="right" w:leader="dot" w:pos="8305"/>
-            </w:tabs>
-          </w:pPr>
-          <w:r>
-            <w:rPr>
-              <w:szCs w:val="22"/>
-              <w:lang w:val="en-US" w:eastAsia="zh-CN"/>
-            </w:rPr>
-            <w:fldChar w:fldCharType="begin"/>
-          </w:r>
-          <w:r>
-            <w:rPr>
-              <w:szCs w:val="22"/>
-              <w:lang w:val="en-US" w:eastAsia="zh-CN"/>
-            </w:rPr>
-            <w:instrText xml:space="preserve"> HYPERLINK \l _Toc1198 </w:instrText>
-          </w:r>
-          <w:r>
-            <w:rPr>
-              <w:szCs w:val="22"/>
-              <w:lang w:val="en-US" w:eastAsia="zh-CN"/>
-            </w:rPr>
-            <w:fldChar w:fldCharType="separate"/>
-          </w:r>
-          <w:r>
-            <w:rPr>
-              <w:rFonts w:ascii="Arial" w:hAnsi="Arial" w:eastAsia="等线" w:cs="Arial"/>
-            </w:rPr>
-            <w:t>2.3.1</w:t>
-          </w:r>
-          <w:r>
-            <w:rPr>
-              <w:rFonts w:hint="eastAsia" w:ascii="Arial" w:hAnsi="Arial" w:eastAsia="等线" w:cs="Arial"/>
-              <w:lang w:val="en-US" w:eastAsia="zh-CN"/>
-            </w:rPr>
-            <w:t>1</w:t>
-          </w:r>
-          <w:r>
-            <w:rPr>
-              <w:rFonts w:ascii="Arial" w:hAnsi="Arial" w:eastAsia="等线" w:cs="Arial"/>
-            </w:rPr>
-            <w:t>. 系统设置管理模块</w:t>
-          </w:r>
-          <w:r>
-            <w:tab/>
-          </w:r>
-          <w:r>
-            <w:fldChar w:fldCharType="begin"/>
-          </w:r>
-          <w:r>
-            <w:instrText xml:space="preserve"> PAGEREF _Toc1198 \h </w:instrText>
-          </w:r>
-          <w:r>
-            <w:fldChar w:fldCharType="separate"/>
-          </w:r>
-          <w:r>
-            <w:t>12</w:t>
+            <w:t>20</w:t>
           </w:r>
           <w:r>
             <w:fldChar w:fldCharType="end"/>
@@ -2446,7 +2311,7 @@
               <w:szCs w:val="22"/>
               <w:lang w:val="en-US" w:eastAsia="zh-CN"/>
             </w:rPr>
-            <w:instrText xml:space="preserve"> HYPERLINK \l _Toc2888 </w:instrText>
+            <w:instrText xml:space="preserve"> HYPERLINK \l _Toc4139 </w:instrText>
           </w:r>
           <w:r>
             <w:rPr>
@@ -2471,13 +2336,13 @@
             <w:fldChar w:fldCharType="begin"/>
           </w:r>
           <w:r>
-            <w:instrText xml:space="preserve"> PAGEREF _Toc2888 \h </w:instrText>
+            <w:instrText xml:space="preserve"> PAGEREF _Toc4139 \h </w:instrText>
           </w:r>
           <w:r>
             <w:fldChar w:fldCharType="separate"/>
           </w:r>
           <w:r>
-            <w:t>12</w:t>
+            <w:t>21</w:t>
           </w:r>
           <w:r>
             <w:fldChar w:fldCharType="end"/>
@@ -2509,7 +2374,7 @@
               <w:szCs w:val="22"/>
               <w:lang w:val="en-US" w:eastAsia="zh-CN"/>
             </w:rPr>
-            <w:instrText xml:space="preserve"> HYPERLINK \l _Toc10216 </w:instrText>
+            <w:instrText xml:space="preserve"> HYPERLINK \l _Toc20392 </w:instrText>
           </w:r>
           <w:r>
             <w:rPr>
@@ -2534,13 +2399,13 @@
             <w:fldChar w:fldCharType="begin"/>
           </w:r>
           <w:r>
-            <w:instrText xml:space="preserve"> PAGEREF _Toc10216 \h </w:instrText>
+            <w:instrText xml:space="preserve"> PAGEREF _Toc20392 \h </w:instrText>
           </w:r>
           <w:r>
             <w:fldChar w:fldCharType="separate"/>
           </w:r>
           <w:r>
-            <w:t>12</w:t>
+            <w:t>21</w:t>
           </w:r>
           <w:r>
             <w:fldChar w:fldCharType="end"/>
@@ -2572,7 +2437,7 @@
               <w:szCs w:val="22"/>
               <w:lang w:val="en-US" w:eastAsia="zh-CN"/>
             </w:rPr>
-            <w:instrText xml:space="preserve"> HYPERLINK \l _Toc4144 </w:instrText>
+            <w:instrText xml:space="preserve"> HYPERLINK \l _Toc14975 </w:instrText>
           </w:r>
           <w:r>
             <w:rPr>
@@ -2597,13 +2462,13 @@
             <w:fldChar w:fldCharType="begin"/>
           </w:r>
           <w:r>
-            <w:instrText xml:space="preserve"> PAGEREF _Toc4144 \h </w:instrText>
+            <w:instrText xml:space="preserve"> PAGEREF _Toc14975 \h </w:instrText>
           </w:r>
           <w:r>
             <w:fldChar w:fldCharType="separate"/>
           </w:r>
           <w:r>
-            <w:t>13</w:t>
+            <w:t>21</w:t>
           </w:r>
           <w:r>
             <w:fldChar w:fldCharType="end"/>
@@ -2635,7 +2500,7 @@
               <w:szCs w:val="22"/>
               <w:lang w:val="en-US" w:eastAsia="zh-CN"/>
             </w:rPr>
-            <w:instrText xml:space="preserve"> HYPERLINK \l _Toc28302 </w:instrText>
+            <w:instrText xml:space="preserve"> HYPERLINK \l _Toc31877 </w:instrText>
           </w:r>
           <w:r>
             <w:rPr>
@@ -2660,13 +2525,13 @@
             <w:fldChar w:fldCharType="begin"/>
           </w:r>
           <w:r>
-            <w:instrText xml:space="preserve"> PAGEREF _Toc28302 \h </w:instrText>
+            <w:instrText xml:space="preserve"> PAGEREF _Toc31877 \h </w:instrText>
           </w:r>
           <w:r>
             <w:fldChar w:fldCharType="separate"/>
           </w:r>
           <w:r>
-            <w:t>13</w:t>
+            <w:t>22</w:t>
           </w:r>
           <w:r>
             <w:fldChar w:fldCharType="end"/>
@@ -2714,7 +2579,7 @@
         </w:rPr>
       </w:pPr>
       <w:bookmarkStart w:id="4" w:name="heading_3"/>
-      <w:bookmarkStart w:id="5" w:name="_Toc13134"/>
+      <w:bookmarkStart w:id="5" w:name="_Toc32584"/>
       <w:r>
         <w:rPr>
           <w:rFonts w:hint="eastAsia" w:ascii="黑体" w:hAnsi="黑体" w:eastAsia="黑体" w:cstheme="minorBidi"/>
@@ -2744,7 +2609,7 @@
         </w:rPr>
       </w:pPr>
       <w:bookmarkStart w:id="6" w:name="heading_4"/>
-      <w:bookmarkStart w:id="7" w:name="_Toc14751"/>
+      <w:bookmarkStart w:id="7" w:name="_Toc24270"/>
       <w:r>
         <w:rPr>
           <w:rFonts w:hint="eastAsia" w:ascii="黑体" w:hAnsi="黑体"/>
@@ -2798,7 +2663,7 @@
         </w:rPr>
       </w:pPr>
       <w:bookmarkStart w:id="8" w:name="heading_5"/>
-      <w:bookmarkStart w:id="9" w:name="_Toc31389"/>
+      <w:bookmarkStart w:id="9" w:name="_Toc31222"/>
       <w:r>
         <w:rPr>
           <w:rFonts w:hint="eastAsia" w:ascii="黑体" w:hAnsi="黑体"/>
@@ -2876,7 +2741,7 @@
         </w:rPr>
       </w:pPr>
       <w:bookmarkStart w:id="10" w:name="heading_6"/>
-      <w:bookmarkStart w:id="11" w:name="_Toc22983"/>
+      <w:bookmarkStart w:id="11" w:name="_Toc28742"/>
       <w:r>
         <w:rPr>
           <w:rFonts w:hint="eastAsia" w:ascii="黑体" w:hAnsi="黑体"/>
@@ -2906,7 +2771,7 @@
         </w:rPr>
       </w:pPr>
       <w:bookmarkStart w:id="12" w:name="heading_7"/>
-      <w:bookmarkStart w:id="13" w:name="_Toc15372"/>
+      <w:bookmarkStart w:id="13" w:name="_Toc5936"/>
       <w:r>
         <w:rPr>
           <w:rFonts w:hint="eastAsia" w:ascii="黑体" w:hAnsi="黑体"/>
@@ -2984,7 +2849,7 @@
         </w:rPr>
       </w:pPr>
       <w:bookmarkStart w:id="14" w:name="heading_8"/>
-      <w:bookmarkStart w:id="15" w:name="_Toc9055"/>
+      <w:bookmarkStart w:id="15" w:name="_Toc8525"/>
       <w:r>
         <w:rPr>
           <w:rFonts w:hint="eastAsia" w:ascii="黑体" w:hAnsi="黑体"/>
@@ -3038,7 +2903,7 @@
         </w:rPr>
       </w:pPr>
       <w:bookmarkStart w:id="16" w:name="heading_9"/>
-      <w:bookmarkStart w:id="17" w:name="_Toc23215"/>
+      <w:bookmarkStart w:id="17" w:name="_Toc28951"/>
       <w:r>
         <w:rPr>
           <w:rFonts w:hint="eastAsia" w:ascii="黑体" w:hAnsi="黑体"/>
@@ -3116,7 +2981,7 @@
         </w:rPr>
       </w:pPr>
       <w:bookmarkStart w:id="18" w:name="heading_10"/>
-      <w:bookmarkStart w:id="19" w:name="_Toc26069"/>
+      <w:bookmarkStart w:id="19" w:name="_Toc14153"/>
       <w:r>
         <w:rPr>
           <w:rFonts w:hint="eastAsia" w:ascii="黑体" w:hAnsi="黑体" w:eastAsia="黑体" w:cstheme="minorBidi"/>
@@ -3146,7 +3011,7 @@
         </w:rPr>
       </w:pPr>
       <w:bookmarkStart w:id="20" w:name="heading_11"/>
-      <w:bookmarkStart w:id="21" w:name="_Toc1624"/>
+      <w:bookmarkStart w:id="21" w:name="_Toc1069"/>
       <w:r>
         <w:rPr>
           <w:rFonts w:hint="eastAsia" w:ascii="黑体" w:hAnsi="黑体"/>
@@ -3176,7 +3041,7 @@
         </w:rPr>
       </w:pPr>
       <w:bookmarkStart w:id="22" w:name="heading_12"/>
-      <w:bookmarkStart w:id="23" w:name="_Toc8029"/>
+      <w:bookmarkStart w:id="23" w:name="_Toc16008"/>
       <w:r>
         <w:rPr>
           <w:rFonts w:hint="eastAsia" w:ascii="黑体" w:hAnsi="黑体"/>
@@ -3230,7 +3095,7 @@
         </w:rPr>
       </w:pPr>
       <w:bookmarkStart w:id="24" w:name="heading_13"/>
-      <w:bookmarkStart w:id="25" w:name="_Toc25423"/>
+      <w:bookmarkStart w:id="25" w:name="_Toc28185"/>
       <w:r>
         <w:rPr>
           <w:rFonts w:hint="eastAsia" w:ascii="黑体" w:hAnsi="黑体"/>
@@ -3284,7 +3149,7 @@
         </w:rPr>
       </w:pPr>
       <w:bookmarkStart w:id="26" w:name="heading_14"/>
-      <w:bookmarkStart w:id="27" w:name="_Toc11881"/>
+      <w:bookmarkStart w:id="27" w:name="_Toc15983"/>
       <w:r>
         <w:rPr>
           <w:rFonts w:hint="eastAsia" w:ascii="黑体" w:hAnsi="黑体"/>
@@ -3318,7 +3183,7 @@
           <w:szCs w:val="24"/>
           <w:lang w:val="en-US" w:eastAsia="zh-CN" w:bidi="ar-SA"/>
         </w:rPr>
-        <w:t>本项目技术栈成熟稳定、落地难度低，核心开发技术均为当下主流且成熟的开源技术。后端基于Python语言开发，语法简洁、生态完善，适配各类轻量化桌面应用开发；采用PyQt5搭建GUI可视化界面，可快速实现简洁美观、分区清晰的操作界面；依托PyPDF2、pdfplumber可精准完成PDF文献的文本解析与内容提取，jieba分词工具可实现中文文献核心信息智能拆分与提炼；SQLite轻量级数据库可高效实现本地数据存储、读写与管理，适配桌面端轻量化数据存储需求；结合os、pathlib工具可便捷实现文件读写、路径配置与资源管理。团队成员具备完善的前后端开发、界面设计、质量测试能力，可顺利完成系统开发、调试与优化工作，技术落地完全可行。</w:t>
+        <w:t>本项目技术栈成熟稳定、落地难度低，核心开发技术均为当下主流且成熟的开源技术。后端基于Python语言开发，语法简洁、生态完善，适配各类轻量化桌面应用开发；采用PyQt5搭建GUI可视化界面，可快速实现简洁美观、分区清晰的操作界面；依托PyPDF2、pdfplumber可精准完成PDF文献的文本解析与内容提取，jieba分词工具支撑本地规则解析路径的中文核心信息拆分；同步集成本地大模型AI智能解析链路，支持PDF原件直传，AI回复内置JSON容错，AI密钥使用cryptography.Fernet对称加密本地存储；PDF原件渲染使用PyMuPDF 1.28.2；SQLite轻量级数据库可高效实现本地数据存储、读写与管理，适配桌面端轻量化数据存储需求；结合os、pathlib工具可便捷实现文件读写、路径配置与资源管理。团队成员具备完善的前后端开发、界面设计、质量测试能力，可顺利完成系统开发、调试与优化工作，技术落地完全可行。</w:t>
       </w:r>
     </w:p>
     <w:p>
@@ -3338,7 +3203,7 @@
         </w:rPr>
       </w:pPr>
       <w:bookmarkStart w:id="28" w:name="heading_15"/>
-      <w:bookmarkStart w:id="29" w:name="_Toc31867"/>
+      <w:bookmarkStart w:id="29" w:name="_Toc32638"/>
       <w:r>
         <w:rPr>
           <w:rFonts w:hint="eastAsia" w:ascii="黑体" w:hAnsi="黑体"/>
@@ -3368,7 +3233,7 @@
         </w:rPr>
       </w:pPr>
       <w:bookmarkStart w:id="30" w:name="heading_16"/>
-      <w:bookmarkStart w:id="31" w:name="_Toc26512"/>
+      <w:bookmarkStart w:id="31" w:name="_Toc30859"/>
       <w:r>
         <w:rPr>
           <w:rFonts w:hint="eastAsia" w:ascii="黑体" w:hAnsi="黑体"/>
@@ -3402,7 +3267,7 @@
           <w:szCs w:val="24"/>
           <w:lang w:val="en-US" w:eastAsia="zh-CN" w:bidi="ar-SA"/>
         </w:rPr>
-        <w:t>本系统核心用户为各大专业在读大学生，用户核心业务需求主要包含以下内容：用户可批量或单篇导入PDF、TXT、Word等主流格式学术文献，自动识别文献基础信息，无需手动录入；可对导入文献进行智能解析，自动提炼文献核心内容与关键信息，生成标准化解读报告；可自定义文献分类与标签，通过多维度检索快速定位目标文献；可在线编辑文献笔记、标注批注，实现笔记与原文联动绑定；可将解析报告、笔记内容批量导出，同时支持数据备份与恢复，防止文件丢失；可在个人资源中心统一管理所有文献、笔记与备份记录，快速查看近期操作记录；可根据自身学科特点与使用习惯，自定义解析规则、界面样式、存储路径等系统参数。</w:t>
+        <w:t>本系统核心用户为各大专业在读大学生，用户核心业务需求主要包含以下内容：用户可批量或单篇导入PDF、TXT、Word等主流格式学术文献，自动识别文献基础信息，无需手动录入；可对导入文献进行智能解析，自动提炼文献核心内容与关键信息，生成标准化解读报告；可自定义文献分类与标签，通过多维度检索快速定位目标文献；可在线编辑文献笔记、标注批注，实现笔记与原文联动绑定；可将解析报告、笔记内容批量导出，同时支持数据备份与恢复，防止文件丢失；可在文献检索统一管理所有文献、笔记与备份记录，快速查看近期操作记录；可根据自身学科特点与使用习惯，自定义解析规则、界面样式、存储路径等系统参数。</w:t>
       </w:r>
     </w:p>
     <w:p>
@@ -3422,7 +3287,7 @@
         </w:rPr>
       </w:pPr>
       <w:bookmarkStart w:id="32" w:name="heading_17"/>
-      <w:bookmarkStart w:id="33" w:name="_Toc15396"/>
+      <w:bookmarkStart w:id="33" w:name="_Toc8548"/>
       <w:r>
         <w:rPr>
           <w:rFonts w:hint="eastAsia" w:ascii="黑体" w:hAnsi="黑体"/>
@@ -3476,7 +3341,7 @@
         </w:rPr>
       </w:pPr>
       <w:bookmarkStart w:id="34" w:name="heading_18"/>
-      <w:bookmarkStart w:id="35" w:name="_Toc31711"/>
+      <w:bookmarkStart w:id="35" w:name="_Toc20679"/>
       <w:r>
         <w:rPr>
           <w:rFonts w:hint="eastAsia" w:ascii="黑体" w:hAnsi="黑体"/>
@@ -3530,7 +3395,7 @@
         </w:rPr>
       </w:pPr>
       <w:bookmarkStart w:id="36" w:name="heading_19"/>
-      <w:bookmarkStart w:id="37" w:name="_Toc18297"/>
+      <w:bookmarkStart w:id="37" w:name="_Toc21254"/>
       <w:r>
         <w:rPr>
           <w:rFonts w:hint="eastAsia" w:ascii="黑体" w:hAnsi="黑体"/>
@@ -3643,7 +3508,7 @@
         <w:outlineLvl w:val="2"/>
       </w:pPr>
       <w:bookmarkStart w:id="38" w:name="heading_20"/>
-      <w:bookmarkStart w:id="39" w:name="_Toc15035"/>
+      <w:bookmarkStart w:id="39" w:name="_Toc12420"/>
       <w:r>
         <w:rPr>
           <w:rFonts w:ascii="Arial" w:hAnsi="Arial" w:eastAsia="等线" w:cs="Arial"/>
@@ -4349,7 +4214,7 @@
         <w:outlineLvl w:val="2"/>
       </w:pPr>
       <w:bookmarkStart w:id="40" w:name="heading_21"/>
-      <w:bookmarkStart w:id="41" w:name="_Toc15221"/>
+      <w:bookmarkStart w:id="41" w:name="_Toc27400"/>
       <w:r>
         <w:rPr>
           <w:rFonts w:ascii="Arial" w:hAnsi="Arial" w:eastAsia="等线" w:cs="Arial"/>
@@ -5055,7 +4920,7 @@
         <w:outlineLvl w:val="2"/>
       </w:pPr>
       <w:bookmarkStart w:id="42" w:name="heading_22"/>
-      <w:bookmarkStart w:id="43" w:name="_Toc21428"/>
+      <w:bookmarkStart w:id="43" w:name="_Toc889"/>
       <w:r>
         <w:rPr>
           <w:rFonts w:ascii="Arial" w:hAnsi="Arial" w:eastAsia="等线" w:cs="Arial"/>
@@ -5795,7 +5660,7 @@
         <w:outlineLvl w:val="2"/>
       </w:pPr>
       <w:bookmarkStart w:id="44" w:name="heading_23"/>
-      <w:bookmarkStart w:id="45" w:name="_Toc32230"/>
+      <w:bookmarkStart w:id="45" w:name="_Toc24411"/>
       <w:r>
         <w:rPr>
           <w:rFonts w:ascii="Arial" w:hAnsi="Arial" w:eastAsia="等线" w:cs="Arial"/>
@@ -6501,7 +6366,7 @@
         <w:outlineLvl w:val="2"/>
       </w:pPr>
       <w:bookmarkStart w:id="46" w:name="heading_24"/>
-      <w:bookmarkStart w:id="47" w:name="_Toc8178"/>
+      <w:bookmarkStart w:id="47" w:name="_Toc9343"/>
       <w:r>
         <w:rPr>
           <w:rFonts w:ascii="Arial" w:hAnsi="Arial" w:eastAsia="等线" w:cs="Arial"/>
@@ -7078,8 +6943,6 @@
               <w:ind w:left="0"/>
               <w:jc w:val="left"/>
             </w:pPr>
-            <w:bookmarkStart w:id="67" w:name="_GoBack"/>
-            <w:bookmarkEnd w:id="67"/>
             <w:r>
               <w:rPr>
                 <w:rFonts w:ascii="Arial" w:hAnsi="Arial" w:eastAsia="等线" w:cs="Arial"/>
@@ -7242,18 +7105,45 @@
         <w:jc w:val="left"/>
         <w:outlineLvl w:val="2"/>
       </w:pPr>
-      <w:bookmarkStart w:id="48" w:name="heading_25"/>
-      <w:bookmarkStart w:id="49" w:name="_Toc11161"/>
+      <w:bookmarkStart w:id="48" w:name="heading_26"/>
+      <w:bookmarkStart w:id="49" w:name="_Toc12645"/>
       <w:r>
         <w:rPr>
           <w:rFonts w:ascii="Arial" w:hAnsi="Arial" w:eastAsia="等线" w:cs="Arial"/>
           <w:b/>
           <w:sz w:val="30"/>
         </w:rPr>
-        <w:t>2.3.7. 个人资源中心模块</w:t>
+        <w:t>2.3.</w:t>
+      </w:r>
+      <w:r>
+        <w:rPr>
+          <w:rFonts w:hint="eastAsia" w:ascii="Arial" w:hAnsi="Arial" w:eastAsia="等线" w:cs="Arial"/>
+          <w:b/>
+          <w:sz w:val="30"/>
+          <w:lang w:val="en-US" w:eastAsia="zh-CN"/>
+        </w:rPr>
+        <w:t>7</w:t>
+      </w:r>
+      <w:r>
+        <w:rPr>
+          <w:rFonts w:ascii="Arial" w:hAnsi="Arial" w:eastAsia="等线" w:cs="Arial"/>
+          <w:b/>
+          <w:sz w:val="30"/>
+        </w:rPr>
+        <w:t xml:space="preserve">. </w:t>
       </w:r>
       <w:bookmarkEnd w:id="48"/>
+      <w:bookmarkStart w:id="50" w:name="heading_27"/>
+      <w:r>
+        <w:rPr>
+          <w:rFonts w:ascii="Arial" w:hAnsi="Arial" w:eastAsia="等线" w:cs="Arial"/>
+          <w:b/>
+          <w:sz w:val="30"/>
+        </w:rPr>
+        <w:t>分类标签管理模块</w:t>
+      </w:r>
       <w:bookmarkEnd w:id="49"/>
+      <w:bookmarkEnd w:id="50"/>
     </w:p>
     <w:p>
       <w:pPr>
@@ -7276,7 +7166,7 @@
           <w:szCs w:val="24"/>
           <w:lang w:val="en-US" w:eastAsia="zh-CN" w:bidi="ar-SA"/>
         </w:rPr>
-        <w:t>个人资源中心是系统的统一资源收纳与展示入口，整合用户所有学术资源与操作记录。模块可统一收纳用户导入的全部文献资源、自定义分类文件夹、各类笔记文件、历史备份记录，实现所有学术资源的集中化管理。同时系统自动记录用户近期浏览、编辑、导出的文献记录，生成操作日志，方便用户快速复盘近期学术研究内容、二次编辑文献与笔记。用户可在资源中心直观查看所有资源分类状态、存储情况，实现对个人学术资料库的整体把控与高效管理。个人资源中心模块用例规约表如下图2-7 所示。</w:t>
+        <w:t>分类标签管理模块支持用户个性化定制文献管理体系，适配多学科、多研究方向的文献整理需求。用户可自主新增、删除、修改文献分类目录结构，灵活调整文件夹层级与分类规则；同时可自定义标签库，新增、编辑、删除个性化标签，支持批量为文献绑定、修改、移除标签。针对不同学科、不同研究主题的文献，用户可搭建专属的分类标签体系，实现文献资源的精细化、差异化管理，彻底适配各类学术场景的整理需求，提升文献管理的规范性与适配性。分类标签管理模块用例规约表如下图2-7 所示。</w:t>
       </w:r>
     </w:p>
     <w:p>
@@ -7300,717 +7190,7 @@
           <w:szCs w:val="21"/>
           <w:lang w:val="en-US" w:eastAsia="zh-CN" w:bidi="ar-SA"/>
         </w:rPr>
-        <w:t>表2 -7个人资源中心模块用例规约表</w:t>
-      </w:r>
-    </w:p>
-    <w:tbl>
-      <w:tblPr>
-        <w:tblStyle w:val="8"/>
-        <w:tblW w:w="0" w:type="auto"/>
-        <w:tblInd w:w="0" w:type="dxa"/>
-        <w:tblBorders>
-          <w:top w:val="single" w:color="DEE0E3" w:sz="0" w:space="0"/>
-          <w:left w:val="single" w:color="DEE0E3" w:sz="0" w:space="0"/>
-          <w:bottom w:val="single" w:color="DEE0E3" w:sz="0" w:space="0"/>
-          <w:right w:val="single" w:color="DEE0E3" w:sz="0" w:space="0"/>
-          <w:insideH w:val="single" w:color="DEE0E3" w:sz="0" w:space="0"/>
-          <w:insideV w:val="single" w:color="DEE0E3" w:sz="0" w:space="0"/>
-        </w:tblBorders>
-        <w:tblLayout w:type="fixed"/>
-        <w:tblCellMar>
-          <w:top w:w="0" w:type="dxa"/>
-          <w:left w:w="10" w:type="dxa"/>
-          <w:bottom w:w="0" w:type="dxa"/>
-          <w:right w:w="10" w:type="dxa"/>
-        </w:tblCellMar>
-      </w:tblPr>
-      <w:tblGrid>
-        <w:gridCol w:w="3000"/>
-        <w:gridCol w:w="5339"/>
-      </w:tblGrid>
-      <w:tr>
-        <w:tblPrEx>
-          <w:tblBorders>
-            <w:top w:val="single" w:color="DEE0E3" w:sz="0" w:space="0"/>
-            <w:left w:val="single" w:color="DEE0E3" w:sz="0" w:space="0"/>
-            <w:bottom w:val="single" w:color="DEE0E3" w:sz="0" w:space="0"/>
-            <w:right w:val="single" w:color="DEE0E3" w:sz="0" w:space="0"/>
-            <w:insideH w:val="single" w:color="DEE0E3" w:sz="0" w:space="0"/>
-            <w:insideV w:val="single" w:color="DEE0E3" w:sz="0" w:space="0"/>
-          </w:tblBorders>
-        </w:tblPrEx>
-        <w:tc>
-          <w:tcPr>
-            <w:tcW w:w="3000" w:type="dxa"/>
-            <w:tcMar>
-              <w:top w:w="60" w:type="dxa"/>
-              <w:left w:w="120" w:type="dxa"/>
-              <w:bottom w:w="30" w:type="dxa"/>
-              <w:right w:w="120" w:type="dxa"/>
-            </w:tcMar>
-          </w:tcPr>
-          <w:p>
-            <w:pPr>
-              <w:spacing w:before="120" w:after="120" w:line="288" w:lineRule="auto"/>
-              <w:ind w:left="0"/>
-              <w:jc w:val="left"/>
-            </w:pPr>
-            <w:r>
-              <w:rPr>
-                <w:rFonts w:ascii="Arial" w:hAnsi="Arial" w:eastAsia="等线" w:cs="Arial"/>
-                <w:sz w:val="22"/>
-              </w:rPr>
-              <w:t>用例名称</w:t>
-            </w:r>
-          </w:p>
-        </w:tc>
-        <w:tc>
-          <w:tcPr>
-            <w:tcW w:w="5339" w:type="dxa"/>
-            <w:tcMar>
-              <w:top w:w="60" w:type="dxa"/>
-              <w:left w:w="120" w:type="dxa"/>
-              <w:bottom w:w="30" w:type="dxa"/>
-              <w:right w:w="120" w:type="dxa"/>
-            </w:tcMar>
-          </w:tcPr>
-          <w:p>
-            <w:pPr>
-              <w:spacing w:before="120" w:after="120" w:line="288" w:lineRule="auto"/>
-              <w:ind w:left="0"/>
-              <w:jc w:val="left"/>
-            </w:pPr>
-            <w:r>
-              <w:rPr>
-                <w:rFonts w:ascii="Arial" w:hAnsi="Arial" w:eastAsia="等线" w:cs="Arial"/>
-                <w:sz w:val="22"/>
-              </w:rPr>
-              <w:t>个人学术资源统一管理与记录查询</w:t>
-            </w:r>
-          </w:p>
-        </w:tc>
-      </w:tr>
-      <w:tr>
-        <w:tblPrEx>
-          <w:tblBorders>
-            <w:top w:val="single" w:color="DEE0E3" w:sz="0" w:space="0"/>
-            <w:left w:val="single" w:color="DEE0E3" w:sz="0" w:space="0"/>
-            <w:bottom w:val="single" w:color="DEE0E3" w:sz="0" w:space="0"/>
-            <w:right w:val="single" w:color="DEE0E3" w:sz="0" w:space="0"/>
-            <w:insideH w:val="single" w:color="DEE0E3" w:sz="0" w:space="0"/>
-            <w:insideV w:val="single" w:color="DEE0E3" w:sz="0" w:space="0"/>
-          </w:tblBorders>
-          <w:tblCellMar>
-            <w:top w:w="0" w:type="dxa"/>
-            <w:left w:w="10" w:type="dxa"/>
-            <w:bottom w:w="0" w:type="dxa"/>
-            <w:right w:w="10" w:type="dxa"/>
-          </w:tblCellMar>
-        </w:tblPrEx>
-        <w:tc>
-          <w:tcPr>
-            <w:tcW w:w="3000" w:type="dxa"/>
-            <w:tcMar>
-              <w:top w:w="60" w:type="dxa"/>
-              <w:left w:w="120" w:type="dxa"/>
-              <w:bottom w:w="30" w:type="dxa"/>
-              <w:right w:w="120" w:type="dxa"/>
-            </w:tcMar>
-          </w:tcPr>
-          <w:p>
-            <w:pPr>
-              <w:spacing w:before="120" w:after="120" w:line="288" w:lineRule="auto"/>
-              <w:ind w:left="0"/>
-              <w:jc w:val="left"/>
-            </w:pPr>
-            <w:r>
-              <w:rPr>
-                <w:rFonts w:ascii="Arial" w:hAnsi="Arial" w:eastAsia="等线" w:cs="Arial"/>
-                <w:sz w:val="22"/>
-              </w:rPr>
-              <w:t>用例标识</w:t>
-            </w:r>
-          </w:p>
-        </w:tc>
-        <w:tc>
-          <w:tcPr>
-            <w:tcW w:w="5339" w:type="dxa"/>
-            <w:tcMar>
-              <w:top w:w="60" w:type="dxa"/>
-              <w:left w:w="120" w:type="dxa"/>
-              <w:bottom w:w="30" w:type="dxa"/>
-              <w:right w:w="120" w:type="dxa"/>
-            </w:tcMar>
-          </w:tcPr>
-          <w:p>
-            <w:pPr>
-              <w:spacing w:before="120" w:after="120" w:line="288" w:lineRule="auto"/>
-              <w:ind w:left="0"/>
-              <w:jc w:val="left"/>
-            </w:pPr>
-            <w:r>
-              <w:rPr>
-                <w:rFonts w:ascii="Arial" w:hAnsi="Arial" w:eastAsia="等线" w:cs="Arial"/>
-                <w:sz w:val="22"/>
-              </w:rPr>
-              <w:t>UC-RC-006</w:t>
-            </w:r>
-          </w:p>
-        </w:tc>
-      </w:tr>
-      <w:tr>
-        <w:tblPrEx>
-          <w:tblBorders>
-            <w:top w:val="single" w:color="DEE0E3" w:sz="0" w:space="0"/>
-            <w:left w:val="single" w:color="DEE0E3" w:sz="0" w:space="0"/>
-            <w:bottom w:val="single" w:color="DEE0E3" w:sz="0" w:space="0"/>
-            <w:right w:val="single" w:color="DEE0E3" w:sz="0" w:space="0"/>
-            <w:insideH w:val="single" w:color="DEE0E3" w:sz="0" w:space="0"/>
-            <w:insideV w:val="single" w:color="DEE0E3" w:sz="0" w:space="0"/>
-          </w:tblBorders>
-          <w:tblCellMar>
-            <w:top w:w="0" w:type="dxa"/>
-            <w:left w:w="10" w:type="dxa"/>
-            <w:bottom w:w="0" w:type="dxa"/>
-            <w:right w:w="10" w:type="dxa"/>
-          </w:tblCellMar>
-        </w:tblPrEx>
-        <w:tc>
-          <w:tcPr>
-            <w:tcW w:w="3000" w:type="dxa"/>
-            <w:tcMar>
-              <w:top w:w="60" w:type="dxa"/>
-              <w:left w:w="120" w:type="dxa"/>
-              <w:bottom w:w="30" w:type="dxa"/>
-              <w:right w:w="120" w:type="dxa"/>
-            </w:tcMar>
-          </w:tcPr>
-          <w:p>
-            <w:pPr>
-              <w:spacing w:before="120" w:after="120" w:line="288" w:lineRule="auto"/>
-              <w:ind w:left="0"/>
-              <w:jc w:val="left"/>
-            </w:pPr>
-            <w:r>
-              <w:rPr>
-                <w:rFonts w:ascii="Arial" w:hAnsi="Arial" w:eastAsia="等线" w:cs="Arial"/>
-                <w:sz w:val="22"/>
-              </w:rPr>
-              <w:t>参与者</w:t>
-            </w:r>
-          </w:p>
-        </w:tc>
-        <w:tc>
-          <w:tcPr>
-            <w:tcW w:w="5339" w:type="dxa"/>
-            <w:tcMar>
-              <w:top w:w="60" w:type="dxa"/>
-              <w:left w:w="120" w:type="dxa"/>
-              <w:bottom w:w="30" w:type="dxa"/>
-              <w:right w:w="120" w:type="dxa"/>
-            </w:tcMar>
-          </w:tcPr>
-          <w:p>
-            <w:pPr>
-              <w:spacing w:before="120" w:after="120" w:line="288" w:lineRule="auto"/>
-              <w:ind w:left="0"/>
-              <w:jc w:val="left"/>
-            </w:pPr>
-            <w:r>
-              <w:rPr>
-                <w:rFonts w:ascii="Arial" w:hAnsi="Arial" w:eastAsia="等线" w:cs="Arial"/>
-                <w:sz w:val="22"/>
-              </w:rPr>
-              <w:t>系统注册/登录学生用户</w:t>
-            </w:r>
-          </w:p>
-        </w:tc>
-      </w:tr>
-      <w:tr>
-        <w:tblPrEx>
-          <w:tblBorders>
-            <w:top w:val="single" w:color="DEE0E3" w:sz="0" w:space="0"/>
-            <w:left w:val="single" w:color="DEE0E3" w:sz="0" w:space="0"/>
-            <w:bottom w:val="single" w:color="DEE0E3" w:sz="0" w:space="0"/>
-            <w:right w:val="single" w:color="DEE0E3" w:sz="0" w:space="0"/>
-            <w:insideH w:val="single" w:color="DEE0E3" w:sz="0" w:space="0"/>
-            <w:insideV w:val="single" w:color="DEE0E3" w:sz="0" w:space="0"/>
-          </w:tblBorders>
-          <w:tblCellMar>
-            <w:top w:w="0" w:type="dxa"/>
-            <w:left w:w="10" w:type="dxa"/>
-            <w:bottom w:w="0" w:type="dxa"/>
-            <w:right w:w="10" w:type="dxa"/>
-          </w:tblCellMar>
-        </w:tblPrEx>
-        <w:tc>
-          <w:tcPr>
-            <w:tcW w:w="3000" w:type="dxa"/>
-            <w:tcMar>
-              <w:top w:w="60" w:type="dxa"/>
-              <w:left w:w="120" w:type="dxa"/>
-              <w:bottom w:w="30" w:type="dxa"/>
-              <w:right w:w="120" w:type="dxa"/>
-            </w:tcMar>
-          </w:tcPr>
-          <w:p>
-            <w:pPr>
-              <w:spacing w:before="120" w:after="120" w:line="288" w:lineRule="auto"/>
-              <w:ind w:left="0"/>
-              <w:jc w:val="left"/>
-            </w:pPr>
-            <w:r>
-              <w:rPr>
-                <w:rFonts w:ascii="Arial" w:hAnsi="Arial" w:eastAsia="等线" w:cs="Arial"/>
-                <w:sz w:val="22"/>
-              </w:rPr>
-              <w:t>用例概述</w:t>
-            </w:r>
-          </w:p>
-        </w:tc>
-        <w:tc>
-          <w:tcPr>
-            <w:tcW w:w="5339" w:type="dxa"/>
-            <w:tcMar>
-              <w:top w:w="60" w:type="dxa"/>
-              <w:left w:w="120" w:type="dxa"/>
-              <w:bottom w:w="30" w:type="dxa"/>
-              <w:right w:w="120" w:type="dxa"/>
-            </w:tcMar>
-          </w:tcPr>
-          <w:p>
-            <w:pPr>
-              <w:spacing w:before="120" w:after="120" w:line="288" w:lineRule="auto"/>
-              <w:ind w:left="0"/>
-              <w:jc w:val="left"/>
-            </w:pPr>
-            <w:r>
-              <w:rPr>
-                <w:rFonts w:ascii="Arial" w:hAnsi="Arial" w:eastAsia="等线" w:cs="Arial"/>
-                <w:sz w:val="22"/>
-              </w:rPr>
-              <w:t>个人资源中心作为系统统一资源入口，集中收纳用户所有文献、笔记、备份资源，自动记录用户操作日志，支持用户全局把控、复盘、管理个人学术资料库。</w:t>
-            </w:r>
-          </w:p>
-        </w:tc>
-      </w:tr>
-      <w:tr>
-        <w:tblPrEx>
-          <w:tblBorders>
-            <w:top w:val="single" w:color="DEE0E3" w:sz="0" w:space="0"/>
-            <w:left w:val="single" w:color="DEE0E3" w:sz="0" w:space="0"/>
-            <w:bottom w:val="single" w:color="DEE0E3" w:sz="0" w:space="0"/>
-            <w:right w:val="single" w:color="DEE0E3" w:sz="0" w:space="0"/>
-            <w:insideH w:val="single" w:color="DEE0E3" w:sz="0" w:space="0"/>
-            <w:insideV w:val="single" w:color="DEE0E3" w:sz="0" w:space="0"/>
-          </w:tblBorders>
-          <w:tblCellMar>
-            <w:top w:w="0" w:type="dxa"/>
-            <w:left w:w="10" w:type="dxa"/>
-            <w:bottom w:w="0" w:type="dxa"/>
-            <w:right w:w="10" w:type="dxa"/>
-          </w:tblCellMar>
-        </w:tblPrEx>
-        <w:tc>
-          <w:tcPr>
-            <w:tcW w:w="3000" w:type="dxa"/>
-            <w:tcMar>
-              <w:top w:w="60" w:type="dxa"/>
-              <w:left w:w="120" w:type="dxa"/>
-              <w:bottom w:w="30" w:type="dxa"/>
-              <w:right w:w="120" w:type="dxa"/>
-            </w:tcMar>
-          </w:tcPr>
-          <w:p>
-            <w:pPr>
-              <w:spacing w:before="120" w:after="120" w:line="288" w:lineRule="auto"/>
-              <w:ind w:left="0"/>
-              <w:jc w:val="left"/>
-            </w:pPr>
-            <w:r>
-              <w:rPr>
-                <w:rFonts w:ascii="Arial" w:hAnsi="Arial" w:eastAsia="等线" w:cs="Arial"/>
-                <w:sz w:val="22"/>
-              </w:rPr>
-              <w:t>前置条件</w:t>
-            </w:r>
-          </w:p>
-        </w:tc>
-        <w:tc>
-          <w:tcPr>
-            <w:tcW w:w="5339" w:type="dxa"/>
-            <w:tcMar>
-              <w:top w:w="60" w:type="dxa"/>
-              <w:left w:w="120" w:type="dxa"/>
-              <w:bottom w:w="30" w:type="dxa"/>
-              <w:right w:w="120" w:type="dxa"/>
-            </w:tcMar>
-          </w:tcPr>
-          <w:p>
-            <w:pPr>
-              <w:spacing w:before="120" w:after="120" w:line="288" w:lineRule="auto"/>
-              <w:ind w:left="0"/>
-              <w:jc w:val="left"/>
-            </w:pPr>
-            <w:r>
-              <w:rPr>
-                <w:rFonts w:ascii="Arial" w:hAnsi="Arial" w:eastAsia="等线" w:cs="Arial"/>
-                <w:sz w:val="22"/>
-              </w:rPr>
-              <w:t>1. 用户已登录系统，产生至少一条资源数据或操作记录；2. 系统日志记录、资源统计功能运行正常。</w:t>
-            </w:r>
-          </w:p>
-        </w:tc>
-      </w:tr>
-      <w:tr>
-        <w:tblPrEx>
-          <w:tblBorders>
-            <w:top w:val="single" w:color="DEE0E3" w:sz="0" w:space="0"/>
-            <w:left w:val="single" w:color="DEE0E3" w:sz="0" w:space="0"/>
-            <w:bottom w:val="single" w:color="DEE0E3" w:sz="0" w:space="0"/>
-            <w:right w:val="single" w:color="DEE0E3" w:sz="0" w:space="0"/>
-            <w:insideH w:val="single" w:color="DEE0E3" w:sz="0" w:space="0"/>
-            <w:insideV w:val="single" w:color="DEE0E3" w:sz="0" w:space="0"/>
-          </w:tblBorders>
-          <w:tblCellMar>
-            <w:top w:w="0" w:type="dxa"/>
-            <w:left w:w="10" w:type="dxa"/>
-            <w:bottom w:w="0" w:type="dxa"/>
-            <w:right w:w="10" w:type="dxa"/>
-          </w:tblCellMar>
-        </w:tblPrEx>
-        <w:tc>
-          <w:tcPr>
-            <w:tcW w:w="3000" w:type="dxa"/>
-            <w:tcMar>
-              <w:top w:w="60" w:type="dxa"/>
-              <w:left w:w="120" w:type="dxa"/>
-              <w:bottom w:w="30" w:type="dxa"/>
-              <w:right w:w="120" w:type="dxa"/>
-            </w:tcMar>
-          </w:tcPr>
-          <w:p>
-            <w:pPr>
-              <w:spacing w:before="120" w:after="120" w:line="288" w:lineRule="auto"/>
-              <w:ind w:left="0"/>
-              <w:jc w:val="left"/>
-            </w:pPr>
-            <w:r>
-              <w:rPr>
-                <w:rFonts w:ascii="Arial" w:hAnsi="Arial" w:eastAsia="等线" w:cs="Arial"/>
-                <w:sz w:val="22"/>
-              </w:rPr>
-              <w:t>后置条件</w:t>
-            </w:r>
-          </w:p>
-        </w:tc>
-        <w:tc>
-          <w:tcPr>
-            <w:tcW w:w="5339" w:type="dxa"/>
-            <w:tcMar>
-              <w:top w:w="60" w:type="dxa"/>
-              <w:left w:w="120" w:type="dxa"/>
-              <w:bottom w:w="30" w:type="dxa"/>
-              <w:right w:w="120" w:type="dxa"/>
-            </w:tcMar>
-          </w:tcPr>
-          <w:p>
-            <w:pPr>
-              <w:spacing w:before="120" w:after="120" w:line="288" w:lineRule="auto"/>
-              <w:ind w:left="0"/>
-              <w:jc w:val="left"/>
-            </w:pPr>
-            <w:r>
-              <w:rPr>
-                <w:rFonts w:ascii="Arial" w:hAnsi="Arial" w:eastAsia="等线" w:cs="Arial"/>
-                <w:sz w:val="22"/>
-              </w:rPr>
-              <w:t>1. 成功展示全量资源列表、分类统计数据、近期操作日志；2. 用户可在资源中心直接发起预览、编辑、导出、删除等二次操作。</w:t>
-            </w:r>
-          </w:p>
-        </w:tc>
-      </w:tr>
-      <w:tr>
-        <w:tblPrEx>
-          <w:tblBorders>
-            <w:top w:val="single" w:color="DEE0E3" w:sz="0" w:space="0"/>
-            <w:left w:val="single" w:color="DEE0E3" w:sz="0" w:space="0"/>
-            <w:bottom w:val="single" w:color="DEE0E3" w:sz="0" w:space="0"/>
-            <w:right w:val="single" w:color="DEE0E3" w:sz="0" w:space="0"/>
-            <w:insideH w:val="single" w:color="DEE0E3" w:sz="0" w:space="0"/>
-            <w:insideV w:val="single" w:color="DEE0E3" w:sz="0" w:space="0"/>
-          </w:tblBorders>
-          <w:tblCellMar>
-            <w:top w:w="0" w:type="dxa"/>
-            <w:left w:w="10" w:type="dxa"/>
-            <w:bottom w:w="0" w:type="dxa"/>
-            <w:right w:w="10" w:type="dxa"/>
-          </w:tblCellMar>
-        </w:tblPrEx>
-        <w:tc>
-          <w:tcPr>
-            <w:tcW w:w="3000" w:type="dxa"/>
-            <w:tcMar>
-              <w:top w:w="60" w:type="dxa"/>
-              <w:left w:w="120" w:type="dxa"/>
-              <w:bottom w:w="30" w:type="dxa"/>
-              <w:right w:w="120" w:type="dxa"/>
-            </w:tcMar>
-          </w:tcPr>
-          <w:p>
-            <w:pPr>
-              <w:spacing w:before="120" w:after="120" w:line="288" w:lineRule="auto"/>
-              <w:ind w:left="0"/>
-              <w:jc w:val="left"/>
-            </w:pPr>
-            <w:r>
-              <w:rPr>
-                <w:rFonts w:ascii="Arial" w:hAnsi="Arial" w:eastAsia="等线" w:cs="Arial"/>
-                <w:sz w:val="22"/>
-              </w:rPr>
-              <w:t>基本流程</w:t>
-            </w:r>
-          </w:p>
-        </w:tc>
-        <w:tc>
-          <w:tcPr>
-            <w:tcW w:w="5339" w:type="dxa"/>
-            <w:tcMar>
-              <w:top w:w="60" w:type="dxa"/>
-              <w:left w:w="120" w:type="dxa"/>
-              <w:bottom w:w="30" w:type="dxa"/>
-              <w:right w:w="120" w:type="dxa"/>
-            </w:tcMar>
-          </w:tcPr>
-          <w:p>
-            <w:pPr>
-              <w:spacing w:before="120" w:after="120" w:line="288" w:lineRule="auto"/>
-              <w:ind w:left="0"/>
-              <w:jc w:val="left"/>
-            </w:pPr>
-            <w:r>
-              <w:rPr>
-                <w:rFonts w:ascii="Arial" w:hAnsi="Arial" w:eastAsia="等线" w:cs="Arial"/>
-                <w:sz w:val="22"/>
-              </w:rPr>
-              <w:t>1. 用户进入个人资源中心界面；2. 系统自动统计并展示文献总量、笔记数量、备份记录数量等数据；3. 分类展示所有文献资源、自定义文件夹、笔记文件、历史备份记录；4. 展示近期浏览、编辑、导出操作日志，标注操作时间与内容；5. 用户可直接在当前界面进行资源管理与复盘操作。</w:t>
-            </w:r>
-          </w:p>
-        </w:tc>
-      </w:tr>
-      <w:tr>
-        <w:tblPrEx>
-          <w:tblBorders>
-            <w:top w:val="single" w:color="DEE0E3" w:sz="0" w:space="0"/>
-            <w:left w:val="single" w:color="DEE0E3" w:sz="0" w:space="0"/>
-            <w:bottom w:val="single" w:color="DEE0E3" w:sz="0" w:space="0"/>
-            <w:right w:val="single" w:color="DEE0E3" w:sz="0" w:space="0"/>
-            <w:insideH w:val="single" w:color="DEE0E3" w:sz="0" w:space="0"/>
-            <w:insideV w:val="single" w:color="DEE0E3" w:sz="0" w:space="0"/>
-          </w:tblBorders>
-          <w:tblCellMar>
-            <w:top w:w="0" w:type="dxa"/>
-            <w:left w:w="10" w:type="dxa"/>
-            <w:bottom w:w="0" w:type="dxa"/>
-            <w:right w:w="10" w:type="dxa"/>
-          </w:tblCellMar>
-        </w:tblPrEx>
-        <w:tc>
-          <w:tcPr>
-            <w:tcW w:w="3000" w:type="dxa"/>
-            <w:tcMar>
-              <w:top w:w="60" w:type="dxa"/>
-              <w:left w:w="120" w:type="dxa"/>
-              <w:bottom w:w="30" w:type="dxa"/>
-              <w:right w:w="120" w:type="dxa"/>
-            </w:tcMar>
-          </w:tcPr>
-          <w:p>
-            <w:pPr>
-              <w:spacing w:before="120" w:after="120" w:line="288" w:lineRule="auto"/>
-              <w:ind w:left="0"/>
-              <w:jc w:val="left"/>
-            </w:pPr>
-            <w:r>
-              <w:rPr>
-                <w:rFonts w:ascii="Arial" w:hAnsi="Arial" w:eastAsia="等线" w:cs="Arial"/>
-                <w:sz w:val="22"/>
-              </w:rPr>
-              <w:t>异常流程</w:t>
-            </w:r>
-          </w:p>
-        </w:tc>
-        <w:tc>
-          <w:tcPr>
-            <w:tcW w:w="5339" w:type="dxa"/>
-            <w:tcMar>
-              <w:top w:w="60" w:type="dxa"/>
-              <w:left w:w="120" w:type="dxa"/>
-              <w:bottom w:w="30" w:type="dxa"/>
-              <w:right w:w="120" w:type="dxa"/>
-            </w:tcMar>
-          </w:tcPr>
-          <w:p>
-            <w:pPr>
-              <w:spacing w:before="120" w:after="120" w:line="288" w:lineRule="auto"/>
-              <w:ind w:left="0"/>
-              <w:jc w:val="left"/>
-            </w:pPr>
-            <w:r>
-              <w:rPr>
-                <w:rFonts w:ascii="Arial" w:hAnsi="Arial" w:eastAsia="等线" w:cs="Arial"/>
-                <w:sz w:val="22"/>
-              </w:rPr>
-              <w:t>1. 无任何资源数据：界面展示“暂无学术资源”空白提示；2. 日志加载异常：提示日志加载失败，可刷新重试；3. 资源统计数据异常：自动重置统计规则，重新核算数据。</w:t>
-            </w:r>
-          </w:p>
-        </w:tc>
-      </w:tr>
-      <w:tr>
-        <w:tblPrEx>
-          <w:tblBorders>
-            <w:top w:val="single" w:color="DEE0E3" w:sz="0" w:space="0"/>
-            <w:left w:val="single" w:color="DEE0E3" w:sz="0" w:space="0"/>
-            <w:bottom w:val="single" w:color="DEE0E3" w:sz="0" w:space="0"/>
-            <w:right w:val="single" w:color="DEE0E3" w:sz="0" w:space="0"/>
-            <w:insideH w:val="single" w:color="DEE0E3" w:sz="0" w:space="0"/>
-            <w:insideV w:val="single" w:color="DEE0E3" w:sz="0" w:space="0"/>
-          </w:tblBorders>
-          <w:tblCellMar>
-            <w:top w:w="0" w:type="dxa"/>
-            <w:left w:w="10" w:type="dxa"/>
-            <w:bottom w:w="0" w:type="dxa"/>
-            <w:right w:w="10" w:type="dxa"/>
-          </w:tblCellMar>
-        </w:tblPrEx>
-        <w:tc>
-          <w:tcPr>
-            <w:tcW w:w="3000" w:type="dxa"/>
-            <w:tcMar>
-              <w:top w:w="60" w:type="dxa"/>
-              <w:left w:w="120" w:type="dxa"/>
-              <w:bottom w:w="30" w:type="dxa"/>
-              <w:right w:w="120" w:type="dxa"/>
-            </w:tcMar>
-          </w:tcPr>
-          <w:p>
-            <w:pPr>
-              <w:spacing w:before="120" w:after="120" w:line="288" w:lineRule="auto"/>
-              <w:ind w:left="0"/>
-              <w:jc w:val="left"/>
-            </w:pPr>
-            <w:r>
-              <w:rPr>
-                <w:rFonts w:ascii="Arial" w:hAnsi="Arial" w:eastAsia="等线" w:cs="Arial"/>
-                <w:sz w:val="22"/>
-              </w:rPr>
-              <w:t>功能约束与要点</w:t>
-            </w:r>
-          </w:p>
-        </w:tc>
-        <w:tc>
-          <w:tcPr>
-            <w:tcW w:w="5339" w:type="dxa"/>
-            <w:tcMar>
-              <w:top w:w="60" w:type="dxa"/>
-              <w:left w:w="120" w:type="dxa"/>
-              <w:bottom w:w="30" w:type="dxa"/>
-              <w:right w:w="120" w:type="dxa"/>
-            </w:tcMar>
-          </w:tcPr>
-          <w:p>
-            <w:pPr>
-              <w:spacing w:before="120" w:after="120" w:line="288" w:lineRule="auto"/>
-              <w:ind w:left="0"/>
-              <w:jc w:val="left"/>
-            </w:pPr>
-            <w:r>
-              <w:rPr>
-                <w:rFonts w:ascii="Arial" w:hAnsi="Arial" w:eastAsia="等线" w:cs="Arial"/>
-                <w:sz w:val="22"/>
-              </w:rPr>
-              <w:t>1. 资源全覆盖，集中管理所有学术资源，无需多界面切换；2. 操作日志可追溯，精准记录操作时间、类型、对应资源；3. 支持资源快速筛选、批量管理、一键整理；4. 数据实时更新，资源变动后界面即时同步。</w:t>
-            </w:r>
-          </w:p>
-        </w:tc>
-      </w:tr>
-    </w:tbl>
-    <w:p>
-      <w:pPr>
-        <w:spacing w:before="300" w:after="120" w:line="288" w:lineRule="auto"/>
-        <w:ind w:left="0"/>
-        <w:jc w:val="left"/>
-        <w:outlineLvl w:val="2"/>
-      </w:pPr>
-      <w:bookmarkStart w:id="50" w:name="heading_26"/>
-      <w:bookmarkStart w:id="51" w:name="_Toc30768"/>
-      <w:r>
-        <w:rPr>
-          <w:rFonts w:ascii="Arial" w:hAnsi="Arial" w:eastAsia="等线" w:cs="Arial"/>
-          <w:b/>
-          <w:sz w:val="30"/>
-        </w:rPr>
-        <w:t xml:space="preserve">2.3.8. </w:t>
-      </w:r>
-      <w:bookmarkEnd w:id="50"/>
-      <w:bookmarkStart w:id="52" w:name="heading_27"/>
-      <w:r>
-        <w:rPr>
-          <w:rFonts w:ascii="Arial" w:hAnsi="Arial" w:eastAsia="等线" w:cs="Arial"/>
-          <w:b/>
-          <w:sz w:val="30"/>
-        </w:rPr>
-        <w:t>分类标签管理模块</w:t>
-      </w:r>
-      <w:bookmarkEnd w:id="51"/>
-      <w:bookmarkEnd w:id="52"/>
-    </w:p>
-    <w:p>
-      <w:pPr>
-        <w:spacing w:line="460" w:lineRule="exact"/>
-        <w:ind w:firstLine="420"/>
-        <w:jc w:val="left"/>
-        <w:rPr>
-          <w:rFonts w:hint="eastAsia" w:ascii="宋体" w:hAnsi="宋体" w:eastAsia="宋体" w:cstheme="minorBidi"/>
-          <w:kern w:val="2"/>
-          <w:sz w:val="24"/>
-          <w:szCs w:val="24"/>
-          <w:lang w:val="en-US" w:eastAsia="zh-CN" w:bidi="ar-SA"/>
-        </w:rPr>
-      </w:pPr>
-      <w:r>
-        <w:rPr>
-          <w:rFonts w:hint="eastAsia" w:ascii="宋体" w:hAnsi="宋体" w:eastAsia="宋体" w:cstheme="minorBidi"/>
-          <w:kern w:val="2"/>
-          <w:sz w:val="24"/>
-          <w:szCs w:val="24"/>
-          <w:lang w:val="en-US" w:eastAsia="zh-CN" w:bidi="ar-SA"/>
-        </w:rPr>
-        <w:t>分类标签管理模块支持用户个性化定制文献管理体系，适配多学科、多研究方向的文献整理需求。用户可自主新增、删除、修改文献分类目录结构，灵活调整文件夹层级与分类规则；同时可自定义标签库，新增、编辑、删除个性化标签，支持批量为文献绑定、修改、移除标签。针对不同学科、不同研究主题的文献，用户可搭建专属的分类标签体系，实现文献资源的精细化、差异化管理，彻底适配各类学术场景的整理需求，提升文献管理的规范性与适配性。分类标签管理模块用例规约表如下图2-8 所示。</w:t>
-      </w:r>
-    </w:p>
-    <w:p>
-      <w:pPr>
-        <w:spacing w:line="460" w:lineRule="exact"/>
-        <w:ind w:firstLine="420"/>
-        <w:jc w:val="center"/>
-        <w:rPr>
-          <w:rFonts w:hint="eastAsia" w:ascii="宋体" w:hAnsi="宋体" w:eastAsia="宋体" w:cstheme="minorBidi"/>
-          <w:kern w:val="2"/>
-          <w:sz w:val="21"/>
-          <w:szCs w:val="21"/>
-          <w:lang w:val="en-US" w:eastAsia="zh-CN" w:bidi="ar-SA"/>
-        </w:rPr>
-      </w:pPr>
-      <w:r>
-        <w:rPr>
-          <w:rFonts w:hint="eastAsia" w:ascii="宋体" w:hAnsi="宋体" w:eastAsia="宋体" w:cstheme="minorBidi"/>
-          <w:kern w:val="2"/>
-          <w:sz w:val="21"/>
-          <w:szCs w:val="21"/>
-          <w:lang w:val="en-US" w:eastAsia="zh-CN" w:bidi="ar-SA"/>
-        </w:rPr>
-        <w:t>表2 -8分类标签管理模块用例规约表</w:t>
+        <w:t>表2 -7分类标签管理模块用例规约表</w:t>
       </w:r>
     </w:p>
     <w:tbl>
@@ -8040,6 +7220,14 @@
       </w:tblGrid>
       <w:tr>
         <w:tblPrEx>
+          <w:tblBorders>
+            <w:top w:val="single" w:color="DEE0E3" w:sz="0" w:space="0"/>
+            <w:left w:val="single" w:color="DEE0E3" w:sz="0" w:space="0"/>
+            <w:bottom w:val="single" w:color="DEE0E3" w:sz="0" w:space="0"/>
+            <w:right w:val="single" w:color="DEE0E3" w:sz="0" w:space="0"/>
+            <w:insideH w:val="single" w:color="DEE0E3" w:sz="0" w:space="0"/>
+            <w:insideV w:val="single" w:color="DEE0E3" w:sz="0" w:space="0"/>
+          </w:tblBorders>
           <w:tblCellMar>
             <w:top w:w="0" w:type="dxa"/>
             <w:left w:w="10" w:type="dxa"/>
@@ -8155,13 +7343,25 @@
               <w:spacing w:before="120" w:after="120" w:line="288" w:lineRule="auto"/>
               <w:ind w:left="0"/>
               <w:jc w:val="left"/>
-            </w:pPr>
-            <w:r>
-              <w:rPr>
-                <w:rFonts w:ascii="Arial" w:hAnsi="Arial" w:eastAsia="等线" w:cs="Arial"/>
-                <w:sz w:val="22"/>
-              </w:rPr>
-              <w:t>UC-TG-007</w:t>
+              <w:rPr>
+                <w:rFonts w:hint="eastAsia" w:eastAsia="等线"/>
+                <w:lang w:eastAsia="zh-CN"/>
+              </w:rPr>
+            </w:pPr>
+            <w:r>
+              <w:rPr>
+                <w:rFonts w:ascii="Arial" w:hAnsi="Arial" w:eastAsia="等线" w:cs="Arial"/>
+                <w:sz w:val="22"/>
+              </w:rPr>
+              <w:t>UC-TG-00</w:t>
+            </w:r>
+            <w:r>
+              <w:rPr>
+                <w:rFonts w:hint="eastAsia" w:ascii="Arial" w:hAnsi="Arial" w:eastAsia="等线" w:cs="Arial"/>
+                <w:sz w:val="22"/>
+                <w:lang w:val="en-US" w:eastAsia="zh-CN"/>
+              </w:rPr>
+              <w:t>6</w:t>
             </w:r>
           </w:p>
         </w:tc>
@@ -8650,8 +7850,8 @@
         <w:jc w:val="left"/>
         <w:outlineLvl w:val="2"/>
       </w:pPr>
-      <w:bookmarkStart w:id="53" w:name="heading_28"/>
-      <w:bookmarkStart w:id="54" w:name="_Toc13562"/>
+      <w:bookmarkStart w:id="51" w:name="heading_28"/>
+      <w:bookmarkStart w:id="52" w:name="_Toc429"/>
       <w:r>
         <w:rPr>
           <w:rFonts w:ascii="Arial" w:hAnsi="Arial" w:eastAsia="等线" w:cs="Arial"/>
@@ -8667,7 +7867,7 @@
           <w:sz w:val="30"/>
           <w:lang w:val="en-US" w:eastAsia="zh-CN"/>
         </w:rPr>
-        <w:t>9</w:t>
+        <w:t>8</w:t>
       </w:r>
       <w:r>
         <w:rPr>
@@ -8677,8 +7877,8 @@
         </w:rPr>
         <w:t>. 解析规则配置模块</w:t>
       </w:r>
-      <w:bookmarkEnd w:id="53"/>
-      <w:bookmarkEnd w:id="54"/>
+      <w:bookmarkEnd w:id="51"/>
+      <w:bookmarkEnd w:id="52"/>
     </w:p>
     <w:p>
       <w:pPr>
@@ -8701,7 +7901,7 @@
           <w:szCs w:val="24"/>
           <w:lang w:val="en-US" w:eastAsia="zh-CN" w:bidi="ar-SA"/>
         </w:rPr>
-        <w:t>解析规则配置模块为系统智能化适配核心功能，可实现解析逻辑的个性化自定义。系统默认搭载通用文献解析规则，同时支持用户根据文科、理科、工科、医科等不同学科的文献结构与研究特点，自主调整核心信息提取维度与解析权重。用户可自定义解析侧重点，选择需要提炼的文献模块，调整解析精度，适配不同学科文献的解析需求，避免通用解析规则的适配短板，让文献解读报告更贴合用户的学术研究场景与使用需求，大幅提升智能解析的实用性与精准度。解析规则配置模块用例规约表如下图2-9 所示。</w:t>
+        <w:t>解析规则配置模块为系统智能化适配核心功能，可实现解析逻辑的个性化自定义。系统默认搭载通用/文科/理科/工科四套预设解析规则，同时支持用户基于预设规则调整参数或另存为自定义规则。UI层仅暴露三项可配置项：适用学科、6个提取维度开关（研究背景、核心观点、研究方法、创新点、研究结论、参考文献）、解析精度5档文字下拉；各维度的实际解析权重由业务层按预设学科规则自动分配，不在UI层暴露。默认规则禁止删除，自定义规则可随时编辑或废弃。避免通用解析规则的适配短板，让文献解读报告更贴合用户的学术研究场景与使用需求，大幅提升智能解析的实用性与精准度。解析规则配置模块用例规约表如下图2-8 所示。</w:t>
       </w:r>
     </w:p>
     <w:p>
@@ -8725,7 +7925,7 @@
           <w:szCs w:val="21"/>
           <w:lang w:val="en-US" w:eastAsia="zh-CN" w:bidi="ar-SA"/>
         </w:rPr>
-        <w:t>表2 -9解析规则配置模块用例规约表</w:t>
+        <w:t>表2 -8解析规则配置模块用例规约表</w:t>
       </w:r>
     </w:p>
     <w:tbl>
@@ -8878,13 +8078,25 @@
               <w:spacing w:before="120" w:after="120" w:line="288" w:lineRule="auto"/>
               <w:ind w:left="0"/>
               <w:jc w:val="left"/>
-            </w:pPr>
-            <w:r>
-              <w:rPr>
-                <w:rFonts w:ascii="Arial" w:hAnsi="Arial" w:eastAsia="等线" w:cs="Arial"/>
-                <w:sz w:val="22"/>
-              </w:rPr>
-              <w:t>UC-RL-008</w:t>
+              <w:rPr>
+                <w:rFonts w:hint="eastAsia" w:eastAsia="等线"/>
+                <w:lang w:eastAsia="zh-CN"/>
+              </w:rPr>
+            </w:pPr>
+            <w:r>
+              <w:rPr>
+                <w:rFonts w:ascii="Arial" w:hAnsi="Arial" w:eastAsia="等线" w:cs="Arial"/>
+                <w:sz w:val="22"/>
+              </w:rPr>
+              <w:t>UC-RL-00</w:t>
+            </w:r>
+            <w:r>
+              <w:rPr>
+                <w:rFonts w:hint="eastAsia" w:ascii="Arial" w:hAnsi="Arial" w:eastAsia="等线" w:cs="Arial"/>
+                <w:sz w:val="22"/>
+                <w:lang w:val="en-US" w:eastAsia="zh-CN"/>
+              </w:rPr>
+              <w:t>7</w:t>
             </w:r>
           </w:p>
         </w:tc>
@@ -9373,15 +8585,15 @@
         <w:jc w:val="left"/>
         <w:outlineLvl w:val="2"/>
       </w:pPr>
-      <w:bookmarkStart w:id="55" w:name="heading_29"/>
-      <w:bookmarkStart w:id="56" w:name="_Toc858"/>
+      <w:bookmarkStart w:id="53" w:name="heading_29"/>
+      <w:bookmarkStart w:id="54" w:name="_Toc18459"/>
       <w:r>
         <w:rPr>
           <w:rFonts w:ascii="Arial" w:hAnsi="Arial" w:eastAsia="等线" w:cs="Arial"/>
           <w:b/>
           <w:sz w:val="30"/>
         </w:rPr>
-        <w:t>2.3.1</w:t>
+        <w:t>2.3.</w:t>
       </w:r>
       <w:r>
         <w:rPr>
@@ -9390,7 +8602,7 @@
           <w:sz w:val="30"/>
           <w:lang w:val="en-US" w:eastAsia="zh-CN"/>
         </w:rPr>
-        <w:t>0</w:t>
+        <w:t>9</w:t>
       </w:r>
       <w:r>
         <w:rPr>
@@ -9400,8 +8612,8 @@
         </w:rPr>
         <w:t>. 存储路径配置模块</w:t>
       </w:r>
-      <w:bookmarkEnd w:id="55"/>
-      <w:bookmarkEnd w:id="56"/>
+      <w:bookmarkEnd w:id="53"/>
+      <w:bookmarkEnd w:id="54"/>
     </w:p>
     <w:p>
       <w:pPr>
@@ -9424,7 +8636,7 @@
           <w:szCs w:val="24"/>
           <w:lang w:val="en-US" w:eastAsia="zh-CN" w:bidi="ar-SA"/>
         </w:rPr>
-        <w:t>存储路径配置模块支持用户自主管理系统本地存储结构，提升资源管理灵活性。用户可根据电脑磁盘存储情况，自定义设置文献源文件、解析报告、笔记文件、备份数据的本地存储路径，自由切换存储磁盘与文件夹，避免单一磁盘存储过载。同时模块支持用户实时查看系统各类文件的存储空间占用情况，直观掌握资源存储状态，方便用户及时清理冗余文件、优化存储结构，保障电脑设备与系统的运行流畅性。存储路径配置模块用例规约表如下图2-10 所示。</w:t>
+        <w:t>存储路径配置模块支持用户自主管理系统本地存储结构，提升资源管理灵活性。用户可根据电脑磁盘存储情况，自定义设置文献源文件、解析报告、笔记文件、备份数据的本地存储路径，自由切换存储磁盘与文件夹；切换路径时系统提示是否迁移历史文件。模块同时支持AI模型配置存储路径管理。同时模块支持实时查看系统各类文件的存储空间占用情况，以DonutChart环形图可视化展示文献原件/解析报告/笔记/备份/数据库五类占用占比，直观掌握资源存储状态，方便用户及时清理冗余文件、优化存储结构，保障电脑设备与系统的运行流畅性。存储路径配置模块用例规约表如下图2-9 所示。</w:t>
       </w:r>
     </w:p>
     <w:p>
@@ -9448,7 +8660,7 @@
           <w:szCs w:val="21"/>
           <w:lang w:val="en-US" w:eastAsia="zh-CN" w:bidi="ar-SA"/>
         </w:rPr>
-        <w:t>表2 -10存储路径配置模块用例规约表</w:t>
+        <w:t>表2 -9存储路径配置模块用例规约表</w:t>
       </w:r>
     </w:p>
     <w:tbl>
@@ -9509,8 +8721,7 @@
               <w:ind w:left="0"/>
               <w:jc w:val="left"/>
             </w:pPr>
-            <w:bookmarkStart w:id="57" w:name="heading_30"/>
-            <w:bookmarkStart w:id="58" w:name="_Toc1198"/>
+            <w:bookmarkStart w:id="55" w:name="heading_30"/>
             <w:r>
               <w:rPr>
                 <w:rFonts w:ascii="Arial" w:hAnsi="Arial" w:eastAsia="等线" w:cs="Arial"/>
@@ -9603,13 +8814,25 @@
               <w:spacing w:before="120" w:after="120" w:line="288" w:lineRule="auto"/>
               <w:ind w:left="0"/>
               <w:jc w:val="left"/>
-            </w:pPr>
-            <w:r>
-              <w:rPr>
-                <w:rFonts w:ascii="Arial" w:hAnsi="Arial" w:eastAsia="等线" w:cs="Arial"/>
-                <w:sz w:val="22"/>
-              </w:rPr>
-              <w:t>UC-PT-009</w:t>
+              <w:rPr>
+                <w:rFonts w:hint="eastAsia" w:eastAsia="等线"/>
+                <w:lang w:eastAsia="zh-CN"/>
+              </w:rPr>
+            </w:pPr>
+            <w:r>
+              <w:rPr>
+                <w:rFonts w:ascii="Arial" w:hAnsi="Arial" w:eastAsia="等线" w:cs="Arial"/>
+                <w:sz w:val="22"/>
+              </w:rPr>
+              <w:t>UC-PT-00</w:t>
+            </w:r>
+            <w:r>
+              <w:rPr>
+                <w:rFonts w:hint="eastAsia" w:ascii="Arial" w:hAnsi="Arial" w:eastAsia="等线" w:cs="Arial"/>
+                <w:sz w:val="22"/>
+                <w:lang w:val="en-US" w:eastAsia="zh-CN"/>
+              </w:rPr>
+              <w:t>8</w:t>
             </w:r>
           </w:p>
         </w:tc>
@@ -10098,6 +9321,7 @@
         <w:jc w:val="left"/>
         <w:outlineLvl w:val="2"/>
       </w:pPr>
+      <w:bookmarkStart w:id="56" w:name="_Toc14965"/>
       <w:r>
         <w:rPr>
           <w:rFonts w:ascii="Arial" w:hAnsi="Arial" w:eastAsia="等线" w:cs="Arial"/>
@@ -10113,7 +9337,7 @@
           <w:sz w:val="30"/>
           <w:lang w:val="en-US" w:eastAsia="zh-CN"/>
         </w:rPr>
-        <w:t>1</w:t>
+        <w:t>0</w:t>
       </w:r>
       <w:r>
         <w:rPr>
@@ -10123,8 +9347,8 @@
         </w:rPr>
         <w:t>. 系统设置管理模块</w:t>
       </w:r>
-      <w:bookmarkEnd w:id="57"/>
-      <w:bookmarkEnd w:id="58"/>
+      <w:bookmarkEnd w:id="55"/>
+      <w:bookmarkEnd w:id="56"/>
     </w:p>
     <w:p>
       <w:pPr>
@@ -10147,7 +9371,7 @@
           <w:szCs w:val="24"/>
           <w:lang w:val="en-US" w:eastAsia="zh-CN" w:bidi="ar-SA"/>
         </w:rPr>
-        <w:t>系统设置管理模块为用户提供全方位的个性化系统配置服务，适配不同用户的操作习惯。模块支持界面样式切换、字体大小调整、页面布局优化等界面参数设置，提升软件使用观感；支持解析精度、自动保存频率、检索匹配规则等功能参数调整，优化系统核心运行逻辑；同时支持默认导入路径、导出格式、备份周期等基础参数自定义。所有设置均为本地保存，用户可根据个人使用习惯完成个性化配置，提升软件操作体验与适配度。系统设置管理模块用例规约表如下图2-11 所示。</w:t>
+        <w:t>系统设置管理模块为用户提供全方位的个性化系统配置服务，适配不同用户的操作习惯。模块支持界面浅色/深色主题一键切换、字体大小调整等界面参数设置；支持解析精度、自动保存频率等功能参数调整；支持多AI模型CRUD；支持AI原件直传通道下拉选择；AI密钥使用cryptography.Fernet对称加密存储，禁止明文入库；支持默认导入路径、导出格式等基础参数自定义。所有设置均为本地保存，用户可根据个人使用习惯完成个性化配置，提升软件操作体验与适配度。系统设置管理模块用例规约表如下图2-10 所示。</w:t>
       </w:r>
     </w:p>
     <w:p>
@@ -10171,7 +9395,7 @@
           <w:szCs w:val="21"/>
           <w:lang w:val="en-US" w:eastAsia="zh-CN" w:bidi="ar-SA"/>
         </w:rPr>
-        <w:t>表2 -11系统设置管理模块用例规约表</w:t>
+        <w:t>表2 -10系统设置管理模块用例规约表</w:t>
       </w:r>
     </w:p>
     <w:tbl>
@@ -10209,6 +9433,12 @@
             <w:insideH w:val="single" w:color="DEE0E3" w:sz="0" w:space="0"/>
             <w:insideV w:val="single" w:color="DEE0E3" w:sz="0" w:space="0"/>
           </w:tblBorders>
+          <w:tblCellMar>
+            <w:top w:w="0" w:type="dxa"/>
+            <w:left w:w="10" w:type="dxa"/>
+            <w:bottom w:w="0" w:type="dxa"/>
+            <w:right w:w="10" w:type="dxa"/>
+          </w:tblCellMar>
         </w:tblPrEx>
         <w:tc>
           <w:tcPr>
@@ -10318,13 +9548,25 @@
               <w:spacing w:before="120" w:after="120" w:line="288" w:lineRule="auto"/>
               <w:ind w:left="0"/>
               <w:jc w:val="left"/>
-            </w:pPr>
-            <w:r>
-              <w:rPr>
-                <w:rFonts w:ascii="Arial" w:hAnsi="Arial" w:eastAsia="等线" w:cs="Arial"/>
-                <w:sz w:val="22"/>
-              </w:rPr>
-              <w:t>UC-ST-010</w:t>
+              <w:rPr>
+                <w:rFonts w:hint="eastAsia" w:eastAsia="等线"/>
+                <w:lang w:eastAsia="zh-CN"/>
+              </w:rPr>
+            </w:pPr>
+            <w:r>
+              <w:rPr>
+                <w:rFonts w:ascii="Arial" w:hAnsi="Arial" w:eastAsia="等线" w:cs="Arial"/>
+                <w:sz w:val="22"/>
+              </w:rPr>
+              <w:t>UC-ST-0</w:t>
+            </w:r>
+            <w:r>
+              <w:rPr>
+                <w:rFonts w:hint="eastAsia" w:ascii="Arial" w:hAnsi="Arial" w:eastAsia="等线" w:cs="Arial"/>
+                <w:sz w:val="22"/>
+                <w:lang w:val="en-US" w:eastAsia="zh-CN"/>
+              </w:rPr>
+              <w:t>9</w:t>
             </w:r>
           </w:p>
         </w:tc>
@@ -10822,8 +10064,8 @@
           <w:lang w:val="en-US" w:eastAsia="zh-CN" w:bidi="ar-SA"/>
         </w:rPr>
       </w:pPr>
-      <w:bookmarkStart w:id="59" w:name="heading_31"/>
-      <w:bookmarkStart w:id="60" w:name="_Toc2888"/>
+      <w:bookmarkStart w:id="57" w:name="heading_31"/>
+      <w:bookmarkStart w:id="58" w:name="_Toc4139"/>
       <w:r>
         <w:rPr>
           <w:rFonts w:hint="eastAsia" w:ascii="黑体" w:hAnsi="黑体"/>
@@ -10833,8 +10075,8 @@
         </w:rPr>
         <w:t>2.4. 非功能需求分析</w:t>
       </w:r>
-      <w:bookmarkEnd w:id="59"/>
-      <w:bookmarkEnd w:id="60"/>
+      <w:bookmarkEnd w:id="57"/>
+      <w:bookmarkEnd w:id="58"/>
     </w:p>
     <w:p>
       <w:pPr>
@@ -10852,8 +10094,8 @@
           <w:lang w:val="en-US" w:eastAsia="zh-CN" w:bidi="ar-SA"/>
         </w:rPr>
       </w:pPr>
-      <w:bookmarkStart w:id="61" w:name="heading_32"/>
-      <w:bookmarkStart w:id="62" w:name="_Toc10216"/>
+      <w:bookmarkStart w:id="59" w:name="heading_32"/>
+      <w:bookmarkStart w:id="60" w:name="_Toc20392"/>
       <w:r>
         <w:rPr>
           <w:rFonts w:hint="eastAsia" w:ascii="黑体" w:hAnsi="黑体"/>
@@ -10863,8 +10105,8 @@
         </w:rPr>
         <w:t>2.4.1. 性能需求</w:t>
       </w:r>
-      <w:bookmarkEnd w:id="61"/>
-      <w:bookmarkEnd w:id="62"/>
+      <w:bookmarkEnd w:id="59"/>
+      <w:bookmarkEnd w:id="60"/>
     </w:p>
     <w:p>
       <w:pPr>
@@ -10887,7 +10129,7 @@
           <w:szCs w:val="24"/>
           <w:lang w:val="en-US" w:eastAsia="zh-CN" w:bidi="ar-SA"/>
         </w:rPr>
-        <w:t>本系统主打轻量化运行，适配各类Windows主流电脑设备，包括低配置电脑，保障设备兼容性与运行稳定性。系统启动速度快，无卡顿、无闪退、无崩溃问题，后台进程占用内存、CPU资源极低，不会影响电脑其他软件正常运行。文献解析响应速度高效，单篇常规篇幅的学术文献完整解析时长不超过10秒，批量导入、批量解析多份文献时，系统运行流畅，无卡顿、卡死、解析错乱等问题。系统数据读写稳定，大容量文献批量入库、数据备份、文件导出过程中数据完整无丢失、无错乱。同时系统可有效降低大学生文献整理耗时80%以上，大幅提升文献整理与学术创作效率，满足常态化学术使用的性能需求。</w:t>
+        <w:t>本系统主打轻量化运行，适配各类Windows主流电脑设备，包括低配置电脑，保障设备兼容性与运行稳定性。系统启动速度快，无卡顿、无闪退、无崩溃问题，后台进程占用内存、CPU资源极低，不会影响电脑其他软件正常运行。文献解析支持本地规则与AI智能解析双链路，性能指标按路径区分：本地规则解析单篇常规文献≤10秒；AI智能解析单篇文献通常20-120秒，AI通道失败时系统自动降级为本地规则解析，降级解析速度恢复至≤10秒。两条路径均不阻塞UI主线程，使用QThread异步执行并在页面内展示进度。批量导入、批量解析多份文献时，系统运行流畅，无卡顿、卡死、解析错乱等问题。系统数据读写稳定，大容量文献批量入库、数据备份、文件导出过程中数据完整无丢失、无错乱。同时系统可有效降低大学生文献整理耗时80%以上；支持AI解析通道失败时自动触发降级授权弹窗，用户允许后系统自动改用全文文本通道继续解析，不允许则回退本地规则解析，保障单篇文献无论哪种链路都能完成解析，大幅提升文献整理与学术创作效率，满足常态化学术使用的性能需求。</w:t>
       </w:r>
     </w:p>
     <w:p>
@@ -10906,8 +10148,8 @@
           <w:lang w:val="en-US" w:eastAsia="zh-CN" w:bidi="ar-SA"/>
         </w:rPr>
       </w:pPr>
-      <w:bookmarkStart w:id="63" w:name="heading_33"/>
-      <w:bookmarkStart w:id="64" w:name="_Toc4144"/>
+      <w:bookmarkStart w:id="61" w:name="heading_33"/>
+      <w:bookmarkStart w:id="62" w:name="_Toc14975"/>
       <w:r>
         <w:rPr>
           <w:rFonts w:hint="eastAsia" w:ascii="黑体" w:hAnsi="黑体"/>
@@ -10917,8 +10159,8 @@
         </w:rPr>
         <w:t>2.4.2. 环境需求</w:t>
       </w:r>
-      <w:bookmarkEnd w:id="63"/>
-      <w:bookmarkEnd w:id="64"/>
+      <w:bookmarkEnd w:id="61"/>
+      <w:bookmarkEnd w:id="62"/>
     </w:p>
     <w:p>
       <w:pPr>
@@ -11008,8 +10250,8 @@
           <w:lang w:val="en-US" w:eastAsia="zh-CN" w:bidi="ar-SA"/>
         </w:rPr>
       </w:pPr>
-      <w:bookmarkStart w:id="65" w:name="heading_34"/>
-      <w:bookmarkStart w:id="66" w:name="_Toc28302"/>
+      <w:bookmarkStart w:id="63" w:name="heading_34"/>
+      <w:bookmarkStart w:id="64" w:name="_Toc31877"/>
       <w:r>
         <w:rPr>
           <w:rFonts w:hint="eastAsia" w:ascii="黑体" w:hAnsi="黑体"/>
@@ -11019,8 +10261,8 @@
         </w:rPr>
         <w:t>2.5. 本章小结</w:t>
       </w:r>
-      <w:bookmarkEnd w:id="65"/>
-      <w:bookmarkEnd w:id="66"/>
+      <w:bookmarkEnd w:id="63"/>
+      <w:bookmarkEnd w:id="64"/>
     </w:p>
     <w:p>
       <w:pPr>

--- a/文献阅读整理Agent系统需求分析文档.docx
+++ b/文献阅读整理Agent系统需求分析文档.docx
@@ -44,7 +44,32 @@
           <w:szCs w:val="24"/>
           <w:lang w:val="en-US" w:eastAsia="zh-CN" w:bidi="ar-SA"/>
         </w:rPr>
-        <w:t>本项目研发的文献阅读整理Agent是一款面向各大专业在读大学生的轻量化桌面端独立应用，旨在解决大学生学术科研过程中文献整理效率低、文献资源管理混乱、核心信息提炼不精准、笔记整合难度大等痛点问题。系统基于Python开发，搭配PyQt5搭建可视化GUI界面，依托PyPDF2、pdfplumber等工具完成多格式文献文本提取，jieba分词支撑本地规则解析；同步集成AI智能解析链路，支持PDF原件直传与全文文本通道的双链路自动探测与降级，AI 密钥使用Fernet对称加密本地存储；通过SQLite完成本地数据存储，全方位适配学生学术场景。</w:t>
+        <w:t>本项目研发的文献阅读整理Agent是一款面向各大专业在读大学生的轻量化桌面端独立应用，旨在解决大学生学术科研过程中文献整理效率低、文献资源管理混乱、核心信息提炼不精准、笔记整合难度大等痛点问题。</w:t>
+      </w:r>
+    </w:p>
+    <w:p>
+      <w:pPr>
+        <w:widowControl/>
+        <w:spacing w:line="460" w:lineRule="exact"/>
+        <w:ind w:firstLine="420"/>
+        <w:jc w:val="left"/>
+        <w:rPr>
+          <w:rFonts w:hint="eastAsia" w:ascii="宋体" w:hAnsi="宋体" w:eastAsia="宋体" w:cstheme="minorBidi"/>
+          <w:kern w:val="2"/>
+          <w:sz w:val="24"/>
+          <w:szCs w:val="24"/>
+          <w:lang w:val="en-US" w:eastAsia="zh-CN" w:bidi="ar-SA"/>
+        </w:rPr>
+      </w:pPr>
+      <w:r>
+        <w:rPr>
+          <w:rFonts w:hint="eastAsia" w:ascii="宋体" w:hAnsi="宋体" w:eastAsia="宋体" w:cstheme="minorBidi"/>
+          <w:kern w:val="2"/>
+          <w:sz w:val="24"/>
+          <w:szCs w:val="24"/>
+          <w:lang w:val="en-US" w:eastAsia="zh-CN" w:bidi="ar-SA"/>
+        </w:rPr>
+        <w:t>系统基于Python开发，搭配PyQt5搭建可视化GUI界面，依托PyPDF2、pdfplumber、PyMuPDF等工具完成多格式文献文本提取与PDF原貌渲染，jieba分词支撑本地规则解析；采用LangGraph+ReAct架构构建的文献解析Agent作为唯一AI解析入口，Agent内部通过Director编排器统一调度三级能力：优先将文献原件直接交给AI模型通读，AI在通读过程中通过自主调用表格提取、页面OCR、章节识别等中间件工具完成取证；原件通道不可用时依次降级为全文文本通道、纯本地规则解析。AI通道支持四种持久化配置，自动识别模式下使用内置微型PDF实测识别模型能力，结果经用户二次确认后持久化；AI密钥使用Fernet对称加密算法本地存储；通过SQLite完成本地数据存储，全方位适配学生学术场景。</w:t>
       </w:r>
     </w:p>
     <w:p>
@@ -179,111 +204,15 @@
     </w:p>
     <w:p>
       <w:pPr>
-        <w:pStyle w:val="10"/>
-        <w:ind w:firstLine="0"/>
-        <w:jc w:val="left"/>
-        <w:rPr>
-          <w:rFonts w:hint="eastAsia" w:asciiTheme="minorHAnsi" w:hAnsiTheme="minorHAnsi" w:eastAsiaTheme="minorEastAsia" w:cstheme="minorBidi"/>
+        <w:pStyle w:val="7"/>
+        <w:rPr>
+          <w:rFonts w:asciiTheme="minorHAnsi" w:hAnsiTheme="minorHAnsi" w:cstheme="minorBidi"/>
           <w:kern w:val="2"/>
           <w:lang w:val="en-US" w:eastAsia="zh-CN" w:bidi="ar-SA"/>
         </w:rPr>
       </w:pPr>
-    </w:p>
-    <w:p>
-      <w:pPr>
-        <w:pStyle w:val="10"/>
-        <w:ind w:firstLine="0"/>
-        <w:jc w:val="left"/>
-        <w:rPr>
-          <w:rFonts w:hint="eastAsia" w:asciiTheme="minorHAnsi" w:hAnsiTheme="minorHAnsi" w:eastAsiaTheme="minorEastAsia" w:cstheme="minorBidi"/>
-          <w:kern w:val="2"/>
-          <w:lang w:val="en-US" w:eastAsia="zh-CN" w:bidi="ar-SA"/>
-        </w:rPr>
-      </w:pPr>
-    </w:p>
-    <w:p>
-      <w:pPr>
-        <w:pStyle w:val="10"/>
-        <w:ind w:firstLine="0"/>
-        <w:jc w:val="left"/>
-        <w:rPr>
-          <w:rFonts w:hint="eastAsia" w:asciiTheme="minorHAnsi" w:hAnsiTheme="minorHAnsi" w:eastAsiaTheme="minorEastAsia" w:cstheme="minorBidi"/>
-          <w:kern w:val="2"/>
-          <w:lang w:val="en-US" w:eastAsia="zh-CN" w:bidi="ar-SA"/>
-        </w:rPr>
-      </w:pPr>
-    </w:p>
-    <w:p>
-      <w:pPr>
-        <w:pStyle w:val="10"/>
-        <w:ind w:firstLine="0"/>
-        <w:jc w:val="left"/>
-        <w:rPr>
-          <w:rFonts w:hint="eastAsia" w:asciiTheme="minorHAnsi" w:hAnsiTheme="minorHAnsi" w:eastAsiaTheme="minorEastAsia" w:cstheme="minorBidi"/>
-          <w:kern w:val="2"/>
-          <w:lang w:val="en-US" w:eastAsia="zh-CN" w:bidi="ar-SA"/>
-        </w:rPr>
-      </w:pPr>
-    </w:p>
-    <w:p>
-      <w:pPr>
-        <w:pStyle w:val="10"/>
-        <w:ind w:firstLine="0"/>
-        <w:jc w:val="left"/>
-        <w:rPr>
-          <w:rFonts w:hint="eastAsia" w:asciiTheme="minorHAnsi" w:hAnsiTheme="minorHAnsi" w:eastAsiaTheme="minorEastAsia" w:cstheme="minorBidi"/>
-          <w:kern w:val="2"/>
-          <w:lang w:val="en-US" w:eastAsia="zh-CN" w:bidi="ar-SA"/>
-        </w:rPr>
-      </w:pPr>
-    </w:p>
-    <w:p>
-      <w:pPr>
-        <w:pStyle w:val="10"/>
-        <w:ind w:firstLine="0"/>
-        <w:jc w:val="left"/>
-        <w:rPr>
-          <w:rFonts w:hint="eastAsia" w:asciiTheme="minorHAnsi" w:hAnsiTheme="minorHAnsi" w:eastAsiaTheme="minorEastAsia" w:cstheme="minorBidi"/>
-          <w:kern w:val="2"/>
-          <w:lang w:val="en-US" w:eastAsia="zh-CN" w:bidi="ar-SA"/>
-        </w:rPr>
-      </w:pPr>
-    </w:p>
-    <w:p>
-      <w:pPr>
-        <w:pStyle w:val="10"/>
-        <w:ind w:firstLine="0"/>
-        <w:jc w:val="left"/>
-        <w:rPr>
-          <w:rFonts w:hint="eastAsia" w:asciiTheme="minorHAnsi" w:hAnsiTheme="minorHAnsi" w:eastAsiaTheme="minorEastAsia" w:cstheme="minorBidi"/>
-          <w:kern w:val="2"/>
-          <w:lang w:val="en-US" w:eastAsia="zh-CN" w:bidi="ar-SA"/>
-        </w:rPr>
-      </w:pPr>
-    </w:p>
-    <w:p>
-      <w:pPr>
-        <w:pStyle w:val="10"/>
-        <w:ind w:firstLine="0"/>
-        <w:jc w:val="left"/>
-        <w:rPr>
-          <w:rFonts w:hint="eastAsia" w:asciiTheme="minorHAnsi" w:hAnsiTheme="minorHAnsi" w:eastAsiaTheme="minorEastAsia" w:cstheme="minorBidi"/>
-          <w:kern w:val="2"/>
-          <w:lang w:val="en-US" w:eastAsia="zh-CN" w:bidi="ar-SA"/>
-        </w:rPr>
-      </w:pPr>
-    </w:p>
-    <w:p>
-      <w:pPr>
-        <w:pStyle w:val="7"/>
-        <w:rPr>
-          <w:rFonts w:asciiTheme="minorHAnsi" w:hAnsiTheme="minorHAnsi" w:cstheme="minorBidi"/>
-          <w:kern w:val="2"/>
-          <w:lang w:val="en-US" w:eastAsia="zh-CN" w:bidi="ar-SA"/>
-        </w:rPr>
-      </w:pPr>
-      <w:bookmarkStart w:id="1" w:name="heading_1"/>
-      <w:bookmarkStart w:id="2" w:name="_Toc4043"/>
+      <w:bookmarkStart w:id="1" w:name="_Toc4043"/>
+      <w:bookmarkStart w:id="2" w:name="heading_1"/>
       <w:r>
         <w:rPr>
           <w:rFonts w:asciiTheme="minorHAnsi" w:hAnsiTheme="minorHAnsi" w:cstheme="minorBidi"/>
@@ -314,7 +243,7 @@
           <w:kern w:val="2"/>
           <w:lang w:val="en-US" w:eastAsia="zh-CN" w:bidi="ar-SA"/>
         </w:rPr>
-        <w:t>The literature reading and organization Agent developed in this project is a lightweight standalone desktop application targeted at undergraduate and postgraduate students across various disciplines. It aims to address common pain points in students’ academic research, including low efficiency in literature sorting, disorganized management of literature resources, inaccurate extraction of core information, and difficulties in integrating notes.</w:t>
+        <w:t>The literature reading and organization Agent developed in this project is a lightweight standalone desktop application designed for undergraduate students of all majors. It aims to tackle common pain points in undergraduates’ academic research, including low efficiency in literature sorting, disorganized literature resource management, inaccurate extraction of core information, and difficulties in note integration.</w:t>
       </w:r>
     </w:p>
     <w:p>
@@ -336,7 +265,7 @@
           <w:kern w:val="2"/>
           <w:lang w:val="en-US" w:eastAsia="zh-CN" w:bidi="ar-SA"/>
         </w:rPr>
-        <w:t>Developed in Python, the system adopts PyQt5 to build a visual GUI. It leverages tools such as PyPDF2 and pdfplumber to extract text from multi-format literature, and uses jieba segmentation for local rule parsing. Meanwhile, an AI intelligent parsing pipeline is integrated, supporting dual-link automatic detection and fallback: direct upload of original PDF files and full-text text channel. AI keys are stored locally with Fernet symmetric encryption. Local data persistence is implemented via SQLite, making the system fully adapted to students’ academic scenarios.</w:t>
+        <w:t>The system is developed with Python, and PyQt5 is adopted to build a visual GUI. Tools including PyPDF2, pdfplumber and PyMuPDF are used for multi-format literature text extraction and original PDF layout rendering, while jieba segmentation enables local rule parsing. The literature parsing Agent built upon the LangGraph + ReAct architecture serves as the sole entry for AI parsing. Inside the Agent, a Director orchestrator centrally schedules three tiers of capabilities: the original literature file is preferentially sent directly to the AI model for full reading. During the reading process, the AI autonomously invokes middleware tools such as table extraction, page OCR and chapter recognition to collect evidence. When the original document channel is unavailable, the system gracefully degrades to the full-text channel and then pure local rule parsing.The AI channel supports four types of persistent configurations. In auto-recognition mode, the built-in lightweight PDF recognition model is enabled, and parsing results are persisted after secondary confirmation by users. AI keys are stored locally using the Fernet symmetric encryption algorithm, and SQLite is applied for local data storage to fully accommodate students’ academic scenarios.</w:t>
       </w:r>
     </w:p>
     <w:p>
@@ -358,7 +287,7 @@
           <w:kern w:val="2"/>
           <w:lang w:val="en-US" w:eastAsia="zh-CN" w:bidi="ar-SA"/>
         </w:rPr>
-        <w:t>The core functions of the system cover four major business modules: multi-format literature import, intelligent literature parsing, classified literature retrieval, and literature note annotation together with data export and backup. There are also five sub-modules in the management center: parsing rule configuration, storage path configuration, AI model configuration, data export and backup, and tag management. The application runs entirely locally with privacy protection and requires no network uploads. Fully local and free to use, it can automatically extract core content from papers, standardize literature resource management, and enable linked reuse of notes and original texts. It greatly lowers the barrier for students to start research work and improves the efficiency of literature organization and academic writing.</w:t>
+        <w:t>The core functions of the system consist of four major business modules: multi-format literature import, intelligent literature parsing, classified literature retrieval, and literature note annotation together with data export and backup. It also includes five sub-modules within the management center: parsing rule configuration, storage path configuration, AI model configuration, data export &amp; backup, and tag management. The application runs entirely locally to protect user privacy, with no requirement to upload data online.Fully localized and free for use, the system can automatically extract key information from literatures, standardize literature resource management, and realize the linked reuse of notes and original texts. It greatly lowers the threshold for undergraduates to conduct research and improves the efficiency of literature organization and academic writing.</w:t>
       </w:r>
     </w:p>
     <w:p>
@@ -380,7 +309,7 @@
           <w:kern w:val="2"/>
           <w:lang w:val="en-US" w:eastAsia="zh-CN" w:bidi="ar-SA"/>
         </w:rPr>
-        <w:t>This system effectively solves the drawbacks of conventional manual literature sorting: high time and labor costs, messy resources, missing information, and low reusability of notes. It provides efficient tool support for students’ coursework papers, graduation theses, and research project investigations. Its lightweight design is compatible with a wide range of computer devices. Featuring simple operations and strong practicality, it accurately meets students’ daily academic study and research requirements.</w:t>
+        <w:t>This system effectively addresses the drawbacks of traditional manual literature sorting, such as time-consuming operations, messy resources, information omission and low reusability of notes. It provides efficient tool support for undergraduates’ coursework papers, graduation theses and research project investigations. Meanwhile, its lightweight design is compatible with various computers. Featuring simple operation and strong practicality, it precisely satisfies students’ daily academic learning and research demands.</w:t>
       </w:r>
     </w:p>
     <w:p>
@@ -417,8 +346,30 @@
         </w:rPr>
         <w:t>Literature sorting; Intelligent parsing; Literature management; Academic notes</w:t>
       </w:r>
-      <w:bookmarkStart w:id="65" w:name="_GoBack"/>
-      <w:bookmarkEnd w:id="65"/>
+    </w:p>
+    <w:p>
+      <w:pPr>
+        <w:spacing w:before="120" w:after="120" w:line="288" w:lineRule="auto"/>
+        <w:ind w:left="0"/>
+        <w:jc w:val="left"/>
+        <w:rPr>
+          <w:rFonts w:hint="eastAsia" w:ascii="Times New Roman" w:hAnsi="Times New Roman" w:eastAsia="宋体" w:cs="Times New Roman"/>
+          <w:kern w:val="2"/>
+          <w:sz w:val="24"/>
+          <w:szCs w:val="24"/>
+          <w:lang w:val="en-US" w:eastAsia="zh-CN" w:bidi="ar-SA"/>
+        </w:rPr>
+      </w:pPr>
+      <w:r>
+        <w:rPr>
+          <w:rFonts w:hint="eastAsia" w:ascii="Times New Roman" w:hAnsi="Times New Roman" w:eastAsia="宋体" w:cs="Times New Roman"/>
+          <w:kern w:val="2"/>
+          <w:sz w:val="24"/>
+          <w:szCs w:val="24"/>
+          <w:lang w:val="en-US" w:eastAsia="zh-CN" w:bidi="ar-SA"/>
+        </w:rPr>
+        <w:br w:type="page"/>
+      </w:r>
     </w:p>
     <w:p>
       <w:pPr>
@@ -2578,8 +2529,8 @@
           <w:lang w:val="en-US" w:eastAsia="zh-CN" w:bidi="ar-SA"/>
         </w:rPr>
       </w:pPr>
-      <w:bookmarkStart w:id="4" w:name="heading_3"/>
-      <w:bookmarkStart w:id="5" w:name="_Toc32584"/>
+      <w:bookmarkStart w:id="4" w:name="_Toc32584"/>
+      <w:bookmarkStart w:id="5" w:name="heading_3"/>
       <w:r>
         <w:rPr>
           <w:rFonts w:hint="eastAsia" w:ascii="黑体" w:hAnsi="黑体" w:eastAsia="黑体" w:cstheme="minorBidi"/>
@@ -2608,8 +2559,8 @@
           <w:lang w:val="en-US" w:eastAsia="zh-CN" w:bidi="ar-SA"/>
         </w:rPr>
       </w:pPr>
-      <w:bookmarkStart w:id="6" w:name="heading_4"/>
-      <w:bookmarkStart w:id="7" w:name="_Toc24270"/>
+      <w:bookmarkStart w:id="6" w:name="_Toc24270"/>
+      <w:bookmarkStart w:id="7" w:name="heading_4"/>
       <w:r>
         <w:rPr>
           <w:rFonts w:hint="eastAsia" w:ascii="黑体" w:hAnsi="黑体"/>
@@ -2740,8 +2691,8 @@
           <w:lang w:val="en-US" w:eastAsia="zh-CN" w:bidi="ar-SA"/>
         </w:rPr>
       </w:pPr>
-      <w:bookmarkStart w:id="10" w:name="heading_6"/>
-      <w:bookmarkStart w:id="11" w:name="_Toc28742"/>
+      <w:bookmarkStart w:id="10" w:name="_Toc28742"/>
+      <w:bookmarkStart w:id="11" w:name="heading_6"/>
       <w:r>
         <w:rPr>
           <w:rFonts w:hint="eastAsia" w:ascii="黑体" w:hAnsi="黑体"/>
@@ -2770,8 +2721,8 @@
           <w:lang w:val="en-US" w:eastAsia="zh-CN" w:bidi="ar-SA"/>
         </w:rPr>
       </w:pPr>
-      <w:bookmarkStart w:id="12" w:name="heading_7"/>
-      <w:bookmarkStart w:id="13" w:name="_Toc5936"/>
+      <w:bookmarkStart w:id="12" w:name="_Toc5936"/>
+      <w:bookmarkStart w:id="13" w:name="heading_7"/>
       <w:r>
         <w:rPr>
           <w:rFonts w:hint="eastAsia" w:ascii="黑体" w:hAnsi="黑体"/>
@@ -2848,8 +2799,8 @@
           <w:lang w:val="en-US" w:eastAsia="zh-CN" w:bidi="ar-SA"/>
         </w:rPr>
       </w:pPr>
-      <w:bookmarkStart w:id="14" w:name="heading_8"/>
-      <w:bookmarkStart w:id="15" w:name="_Toc8525"/>
+      <w:bookmarkStart w:id="14" w:name="_Toc8525"/>
+      <w:bookmarkStart w:id="15" w:name="heading_8"/>
       <w:r>
         <w:rPr>
           <w:rFonts w:hint="eastAsia" w:ascii="黑体" w:hAnsi="黑体"/>
@@ -2980,8 +2931,8 @@
           <w:lang w:val="en-US" w:eastAsia="zh-CN" w:bidi="ar-SA"/>
         </w:rPr>
       </w:pPr>
-      <w:bookmarkStart w:id="18" w:name="heading_10"/>
-      <w:bookmarkStart w:id="19" w:name="_Toc14153"/>
+      <w:bookmarkStart w:id="18" w:name="_Toc14153"/>
+      <w:bookmarkStart w:id="19" w:name="heading_10"/>
       <w:r>
         <w:rPr>
           <w:rFonts w:hint="eastAsia" w:ascii="黑体" w:hAnsi="黑体" w:eastAsia="黑体" w:cstheme="minorBidi"/>
@@ -3094,8 +3045,8 @@
           <w:lang w:val="en-US" w:eastAsia="zh-CN" w:bidi="ar-SA"/>
         </w:rPr>
       </w:pPr>
-      <w:bookmarkStart w:id="24" w:name="heading_13"/>
-      <w:bookmarkStart w:id="25" w:name="_Toc28185"/>
+      <w:bookmarkStart w:id="24" w:name="_Toc28185"/>
+      <w:bookmarkStart w:id="25" w:name="heading_13"/>
       <w:r>
         <w:rPr>
           <w:rFonts w:hint="eastAsia" w:ascii="黑体" w:hAnsi="黑体"/>
@@ -3183,7 +3134,7 @@
           <w:szCs w:val="24"/>
           <w:lang w:val="en-US" w:eastAsia="zh-CN" w:bidi="ar-SA"/>
         </w:rPr>
-        <w:t>本项目技术栈成熟稳定、落地难度低，核心开发技术均为当下主流且成熟的开源技术。后端基于Python语言开发，语法简洁、生态完善，适配各类轻量化桌面应用开发；采用PyQt5搭建GUI可视化界面，可快速实现简洁美观、分区清晰的操作界面；依托PyPDF2、pdfplumber可精准完成PDF文献的文本解析与内容提取，jieba分词工具支撑本地规则解析路径的中文核心信息拆分；同步集成本地大模型AI智能解析链路，支持PDF原件直传，AI回复内置JSON容错，AI密钥使用cryptography.Fernet对称加密本地存储；PDF原件渲染使用PyMuPDF 1.28.2；SQLite轻量级数据库可高效实现本地数据存储、读写与管理，适配桌面端轻量化数据存储需求；结合os、pathlib工具可便捷实现文件读写、路径配置与资源管理。团队成员具备完善的前后端开发、界面设计、质量测试能力，可顺利完成系统开发、调试与优化工作，技术落地完全可行。</w:t>
+        <w:t>本项目技术栈成熟稳定、落地难度低，核心开发技术均为当下主流且成熟的开源技术。后端基于Python语言开发，语法简洁、生态完善，适配各类轻量化桌面应用开发；采用PyQt5搭建GUI可视化界面，可快速实现简洁美观、分区清晰的操作界面；依托PyPDF2、pdfplumber、PyMuPDF可精准完成多格式文献文本解析、PDF原貌渲染与版式视觉感知，jieba分词工具支撑本地权威关键词提取与三重校验的一致性比对；采用LangGraph+ReAct架构构建的文献解析Agent为唯一AI解析入口，Agent内部通过Director编排器统一调度三级能力：原件直传→全文文本→本地规则，AI在通读原件期间通过自主调用中间件工具完成取证；AI通道支持四种原件直传模式持久化配置，auto模式下使用内置微型PDF实测探测模型能力；AI密钥使用Fernet对称加密算法本地存储；function calling协议安全边界在系统常量模块中统一定义，防止AI死循环；SQLite轻量级数据库可高效实现本地数据存储、读写与管理，适配桌面端轻量化数据存储需求；结合os、pathlib工具可便捷实现文件读写、路径安全校验与资源管理。团队成员具备完善的前后端开发、界面设计、质量测试能力，可顺利完成系统开发、调试与优化工作，技术落地完全可行。</w:t>
       </w:r>
     </w:p>
     <w:p>
@@ -3202,8 +3153,8 @@
           <w:lang w:val="en-US" w:eastAsia="zh-CN" w:bidi="ar-SA"/>
         </w:rPr>
       </w:pPr>
-      <w:bookmarkStart w:id="28" w:name="heading_15"/>
-      <w:bookmarkStart w:id="29" w:name="_Toc32638"/>
+      <w:bookmarkStart w:id="28" w:name="_Toc32638"/>
+      <w:bookmarkStart w:id="29" w:name="heading_15"/>
       <w:r>
         <w:rPr>
           <w:rFonts w:hint="eastAsia" w:ascii="黑体" w:hAnsi="黑体"/>
@@ -3232,8 +3183,8 @@
           <w:lang w:val="en-US" w:eastAsia="zh-CN" w:bidi="ar-SA"/>
         </w:rPr>
       </w:pPr>
-      <w:bookmarkStart w:id="30" w:name="heading_16"/>
-      <w:bookmarkStart w:id="31" w:name="_Toc30859"/>
+      <w:bookmarkStart w:id="30" w:name="_Toc30859"/>
+      <w:bookmarkStart w:id="31" w:name="heading_16"/>
       <w:r>
         <w:rPr>
           <w:rFonts w:hint="eastAsia" w:ascii="黑体" w:hAnsi="黑体"/>
@@ -3267,7 +3218,7 @@
           <w:szCs w:val="24"/>
           <w:lang w:val="en-US" w:eastAsia="zh-CN" w:bidi="ar-SA"/>
         </w:rPr>
-        <w:t>本系统核心用户为各大专业在读大学生，用户核心业务需求主要包含以下内容：用户可批量或单篇导入PDF、TXT、Word等主流格式学术文献，自动识别文献基础信息，无需手动录入；可对导入文献进行智能解析，自动提炼文献核心内容与关键信息，生成标准化解读报告；可自定义文献分类与标签，通过多维度检索快速定位目标文献；可在线编辑文献笔记、标注批注，实现笔记与原文联动绑定；可将解析报告、笔记内容批量导出，同时支持数据备份与恢复，防止文件丢失；可在文献检索统一管理所有文献、笔记与备份记录，快速查看近期操作记录；可根据自身学科特点与使用习惯，自定义解析规则、界面样式、存储路径等系统参数。</w:t>
+        <w:t>本系统核心用户为各大专业在读大学生，用户核心业务需求主要包含以下内容：用户可批量或单篇导入PDF、TXT、DOC、DOCX等主流格式学术文献，自动识别文献基础信息，无需手动录入；可对导入文献进行智能解析，自动提炼文献核心内容与关键信息，生成标准化解读报告；可自定义文献分类与标签，通过多维度检索快速定位目标文献；可在线编辑文献笔记、标注批注，实现笔记与原文联动绑定；可将解析报告、笔记内容批量导出，同时支持数据备份与恢复，防止文件丢失；可在文献检索统一管理所有文献、笔记与备份记录，快速查看近期操作记录；可根据自身学科特点与使用习惯，自定义解析规则、界面样式、存储路径等系统参数。</w:t>
       </w:r>
     </w:p>
     <w:p>
@@ -3286,8 +3237,8 @@
           <w:lang w:val="en-US" w:eastAsia="zh-CN" w:bidi="ar-SA"/>
         </w:rPr>
       </w:pPr>
-      <w:bookmarkStart w:id="32" w:name="heading_17"/>
-      <w:bookmarkStart w:id="33" w:name="_Toc8548"/>
+      <w:bookmarkStart w:id="32" w:name="_Toc8548"/>
+      <w:bookmarkStart w:id="33" w:name="heading_17"/>
       <w:r>
         <w:rPr>
           <w:rFonts w:hint="eastAsia" w:ascii="黑体" w:hAnsi="黑体"/>
@@ -3340,8 +3291,8 @@
           <w:lang w:val="en-US" w:eastAsia="zh-CN" w:bidi="ar-SA"/>
         </w:rPr>
       </w:pPr>
-      <w:bookmarkStart w:id="34" w:name="heading_18"/>
-      <w:bookmarkStart w:id="35" w:name="_Toc20679"/>
+      <w:bookmarkStart w:id="34" w:name="_Toc20679"/>
+      <w:bookmarkStart w:id="35" w:name="heading_18"/>
       <w:r>
         <w:rPr>
           <w:rFonts w:hint="eastAsia" w:ascii="黑体" w:hAnsi="黑体"/>
@@ -3394,8 +3345,8 @@
           <w:lang w:val="en-US" w:eastAsia="zh-CN" w:bidi="ar-SA"/>
         </w:rPr>
       </w:pPr>
-      <w:bookmarkStart w:id="36" w:name="heading_19"/>
-      <w:bookmarkStart w:id="37" w:name="_Toc21254"/>
+      <w:bookmarkStart w:id="36" w:name="_Toc21254"/>
+      <w:bookmarkStart w:id="37" w:name="heading_19"/>
       <w:r>
         <w:rPr>
           <w:rFonts w:hint="eastAsia" w:ascii="黑体" w:hAnsi="黑体"/>
@@ -4247,7 +4198,7 @@
           <w:szCs w:val="24"/>
           <w:lang w:val="en-US" w:eastAsia="zh-CN" w:bidi="ar-SA"/>
         </w:rPr>
-        <w:t>智能文献解析模块是系统的核心智能化功能，针对用户导入的各类学术文献进行全自动结构化解析。系统可自动拆分文献整体结构，精准识别并提炼文献研究背景、核心研究观点、实验研究方法、项目创新点、研究结论、争议点及参考文献等核心关键信息，摒弃人工摘抄总结的繁琐操作。解析完成后，系统将自动生成标准化、结构化的文献解读报告，清晰梳理文献核心内容。同时支持适配多学科场景，可根据文科、理科、工科等不同学科的文献特点，匹配对应的信息提取逻辑，保障不同类型文献的解析精准度，有效解决学生人工总结信息遗漏、重点偏差的问题。智能文献解析模块用例规约表如下图2-3 所示。</w:t>
+        <w:t>智能文献解析模块是系统的核心智能化功能，针对用户导入的各类学术文献进行全自动结构化解析。系统采用ReAct + LangGraph 智能体作为默认解析引擎，具备自适应文献画像、自主规划与工具调用、三重反幻觉校验、Refine 补救回环、Checkpoint 中断恢复、异常自动回退等核心能力。解析完成后，系统生成标准化、结构化的文献解读报告，清晰梳理文献核心内容。同时支持适配多学科场景，可根据文科、理科、工科等不同学科的文献特点，匹配对应的信息提取逻辑，保障不同类型文献的解析精准度，有效解决学生人工总结信息遗漏、重点偏差的问题。智能文献解析模块用例规约表如下图2-3 所示。</w:t>
       </w:r>
     </w:p>
     <w:p>
@@ -4767,10 +4718,93 @@
             </w:pPr>
             <w:r>
               <w:rPr>
-                <w:rFonts w:ascii="Arial" w:hAnsi="Arial" w:eastAsia="等线" w:cs="Arial"/>
-                <w:sz w:val="22"/>
-              </w:rPr>
-              <w:t>1. 用户在文献列表选择单篇或多篇文献，点击智能解析按钮；2. 系统调用对应学科解析规则，读取文献全文内容；3. 自动拆分文献结构，提取研究背景、核心观点、研究方法、创新点、研究结论、参考文献等关键信息；4. 按照标准化模板生成结构化解读报告；5. 报告自动与原文献绑定保存，展示解析完成结果，支持用户在线预览。</w:t>
+                <w:rFonts w:hint="eastAsia" w:ascii="Arial" w:hAnsi="Arial" w:eastAsia="等线" w:cs="Arial"/>
+                <w:sz w:val="22"/>
+              </w:rPr>
+              <w:t>1.用户在文献列表选择单篇或多篇文献，点击智能解析按钮；2.系统加载用户所选解析规则，启动ReAct Agent状态图；3.Agent规划首步；4.Agent执行Reflect节点</w:t>
+            </w:r>
+            <w:r>
+              <w:rPr>
+                <w:rFonts w:hint="eastAsia" w:ascii="Arial" w:hAnsi="Arial" w:eastAsia="等线" w:cs="Arial"/>
+                <w:sz w:val="22"/>
+                <w:lang w:eastAsia="zh-CN"/>
+              </w:rPr>
+              <w:t>，</w:t>
+            </w:r>
+            <w:r>
+              <w:rPr>
+                <w:rFonts w:hint="eastAsia" w:ascii="Arial" w:hAnsi="Arial" w:eastAsia="等线" w:cs="Arial"/>
+                <w:sz w:val="22"/>
+              </w:rPr>
+              <w:t>对文献做自适应画像（短篇/综述/实验/标准），规划后续动作队列；5.Agent循环执行动作队列；6.Agent执行Verify节点</w:t>
+            </w:r>
+            <w:r>
+              <w:rPr>
+                <w:rFonts w:hint="eastAsia" w:ascii="Arial" w:hAnsi="Arial" w:eastAsia="等线" w:cs="Arial"/>
+                <w:sz w:val="22"/>
+                <w:lang w:eastAsia="zh-CN"/>
+              </w:rPr>
+              <w:t>，</w:t>
+            </w:r>
+            <w:r>
+              <w:rPr>
+                <w:rFonts w:hint="eastAsia" w:ascii="Arial" w:hAnsi="Arial" w:eastAsia="等线" w:cs="Arial"/>
+                <w:sz w:val="22"/>
+                <w:lang w:val="en-US" w:eastAsia="zh-CN"/>
+              </w:rPr>
+              <w:t>进行</w:t>
+            </w:r>
+            <w:r>
+              <w:rPr>
+                <w:rFonts w:hint="eastAsia" w:ascii="Arial" w:hAnsi="Arial" w:eastAsia="等线" w:cs="Arial"/>
+                <w:sz w:val="22"/>
+              </w:rPr>
+              <w:t>三重校验（完整性/一致性/原文溯源）；7.校验未通过且仍有补救预算</w:t>
+            </w:r>
+            <w:r>
+              <w:rPr>
+                <w:rFonts w:hint="eastAsia" w:ascii="Arial" w:hAnsi="Arial" w:eastAsia="等线" w:cs="Arial"/>
+                <w:sz w:val="22"/>
+                <w:lang w:val="en-US" w:eastAsia="zh-CN"/>
+              </w:rPr>
+              <w:t>时，</w:t>
+            </w:r>
+            <w:r>
+              <w:rPr>
+                <w:rFonts w:hint="eastAsia" w:ascii="Arial" w:hAnsi="Arial" w:eastAsia="等线" w:cs="Arial"/>
+                <w:sz w:val="22"/>
+              </w:rPr>
+              <w:t>Refine节点生成补救动作；</w:t>
+            </w:r>
+            <w:r>
+              <w:rPr>
+                <w:rFonts w:hint="eastAsia" w:ascii="Arial" w:hAnsi="Arial" w:eastAsia="等线" w:cs="Arial"/>
+                <w:sz w:val="22"/>
+                <w:lang w:val="en-US" w:eastAsia="zh-CN"/>
+              </w:rPr>
+              <w:t>8</w:t>
+            </w:r>
+            <w:r>
+              <w:rPr>
+                <w:rFonts w:hint="eastAsia" w:ascii="Arial" w:hAnsi="Arial" w:eastAsia="等线" w:cs="Arial"/>
+                <w:sz w:val="22"/>
+              </w:rPr>
+              <w:t>.Agent执行Finish节点</w:t>
+            </w:r>
+            <w:r>
+              <w:rPr>
+                <w:rFonts w:hint="eastAsia" w:ascii="Arial" w:hAnsi="Arial" w:eastAsia="等线" w:cs="Arial"/>
+                <w:sz w:val="22"/>
+                <w:lang w:eastAsia="zh-CN"/>
+              </w:rPr>
+              <w:t>，</w:t>
+            </w:r>
+            <w:r>
+              <w:rPr>
+                <w:rFonts w:hint="eastAsia" w:ascii="Arial" w:hAnsi="Arial" w:eastAsia="等线" w:cs="Arial"/>
+                <w:sz w:val="22"/>
+              </w:rPr>
+              <w:t>合并两套草稿；9.系统写入数据库，展示解析完成结果。</w:t>
             </w:r>
           </w:p>
         </w:tc>
@@ -4903,10 +4937,40 @@
             </w:pPr>
             <w:r>
               <w:rPr>
-                <w:rFonts w:ascii="Arial" w:hAnsi="Arial" w:eastAsia="等线" w:cs="Arial"/>
-                <w:sz w:val="22"/>
-              </w:rPr>
-              <w:t>1. 单篇常规文献解析时长≤10秒，批量解析流畅无卡顿；2. 支持文、理、工、医多学科适配，可自定义解析提取维度与权重；3. 解析报告结构化展示，重点信息高亮标注；4. 支持二次解析，可覆盖或保留历史解析记录。</w:t>
+                <w:rFonts w:hint="eastAsia" w:ascii="Arial" w:hAnsi="Arial" w:eastAsia="等线" w:cs="Arial"/>
+                <w:sz w:val="22"/>
+              </w:rPr>
+              <w:t>1.Agent默认启用，开关关闭或Agent异常时自动回退固定工作流；2.性能指标按路径区分：本地规则解析≤10秒；ReAct Agent离线本地模式≤15秒；ReAct Agent+AI通常20</w:t>
+            </w:r>
+            <w:r>
+              <w:rPr>
+                <w:rFonts w:hint="eastAsia" w:ascii="Arial" w:hAnsi="Arial" w:eastAsia="等线" w:cs="Arial"/>
+                <w:sz w:val="22"/>
+                <w:lang w:val="en-US" w:eastAsia="zh-CN"/>
+              </w:rPr>
+              <w:t>-</w:t>
+            </w:r>
+            <w:r>
+              <w:rPr>
+                <w:rFonts w:hint="eastAsia" w:ascii="Arial" w:hAnsi="Arial" w:eastAsia="等线" w:cs="Arial"/>
+                <w:sz w:val="22"/>
+              </w:rPr>
+              <w:t>120秒；批量解析流畅无卡顿；3.解析精度1</w:t>
+            </w:r>
+            <w:r>
+              <w:rPr>
+                <w:rFonts w:hint="eastAsia" w:ascii="Arial" w:hAnsi="Arial" w:eastAsia="等线" w:cs="Arial"/>
+                <w:sz w:val="22"/>
+                <w:lang w:val="en-US" w:eastAsia="zh-CN"/>
+              </w:rPr>
+              <w:t>-</w:t>
+            </w:r>
+            <w:r>
+              <w:rPr>
+                <w:rFonts w:hint="eastAsia" w:ascii="Arial" w:hAnsi="Arial" w:eastAsia="等线" w:cs="Arial"/>
+                <w:sz w:val="22"/>
+              </w:rPr>
+              <w:t>5档；参考文献是结构化条目，由本地规则权威提取，AI不覆盖；4.支持文、理、工、医多学科适配，可自定义6个提取维度开关与5档精度；各维度实际解析权重由业务层按预设学科规则自动分配，不在UI层暴露；5.解析报告结构化展示，含三重校验告警；6.支持二次解析，规则修改不影响已解析文献。</w:t>
             </w:r>
           </w:p>
         </w:tc>
@@ -4919,8 +4983,8 @@
         <w:jc w:val="left"/>
         <w:outlineLvl w:val="2"/>
       </w:pPr>
-      <w:bookmarkStart w:id="42" w:name="heading_22"/>
-      <w:bookmarkStart w:id="43" w:name="_Toc889"/>
+      <w:bookmarkStart w:id="42" w:name="_Toc889"/>
+      <w:bookmarkStart w:id="43" w:name="heading_22"/>
       <w:r>
         <w:rPr>
           <w:rFonts w:ascii="Arial" w:hAnsi="Arial" w:eastAsia="等线" w:cs="Arial"/>
@@ -6365,8 +6429,8 @@
         <w:jc w:val="left"/>
         <w:outlineLvl w:val="2"/>
       </w:pPr>
-      <w:bookmarkStart w:id="46" w:name="heading_24"/>
-      <w:bookmarkStart w:id="47" w:name="_Toc9343"/>
+      <w:bookmarkStart w:id="46" w:name="_Toc9343"/>
+      <w:bookmarkStart w:id="47" w:name="heading_24"/>
       <w:r>
         <w:rPr>
           <w:rFonts w:ascii="Arial" w:hAnsi="Arial" w:eastAsia="等线" w:cs="Arial"/>
@@ -8585,8 +8649,8 @@
         <w:jc w:val="left"/>
         <w:outlineLvl w:val="2"/>
       </w:pPr>
-      <w:bookmarkStart w:id="53" w:name="heading_29"/>
-      <w:bookmarkStart w:id="54" w:name="_Toc18459"/>
+      <w:bookmarkStart w:id="53" w:name="_Toc18459"/>
+      <w:bookmarkStart w:id="54" w:name="heading_29"/>
       <w:r>
         <w:rPr>
           <w:rFonts w:ascii="Arial" w:hAnsi="Arial" w:eastAsia="等线" w:cs="Arial"/>
@@ -8636,7 +8700,7 @@
           <w:szCs w:val="24"/>
           <w:lang w:val="en-US" w:eastAsia="zh-CN" w:bidi="ar-SA"/>
         </w:rPr>
-        <w:t>存储路径配置模块支持用户自主管理系统本地存储结构，提升资源管理灵活性。用户可根据电脑磁盘存储情况，自定义设置文献源文件、解析报告、笔记文件、备份数据的本地存储路径，自由切换存储磁盘与文件夹；切换路径时系统提示是否迁移历史文件。模块同时支持AI模型配置存储路径管理。同时模块支持实时查看系统各类文件的存储空间占用情况，以DonutChart环形图可视化展示文献原件/解析报告/笔记/备份/数据库五类占用占比，直观掌握资源存储状态，方便用户及时清理冗余文件、优化存储结构，保障电脑设备与系统的运行流畅性。存储路径配置模块用例规约表如下图2-9 所示。</w:t>
+        <w:t>存储路径配置模块支持用户自主管理系统本地存储结构，提升资源管理灵活性。用户可根据电脑磁盘存储情况，自定义设置文献源文件、解析报告、笔记文件、备份数据的本地存储路径，自由切换存储磁盘与文件夹；切换路径时系统提示是否迁移历史文件。模块支持实时查看系统各类文件的存储空间占用情况，以DonutChart环形图可视化展示文献原件/解析报告/笔记/备份/数据库五类占用占比，直观掌握资源存储状态，方便用户及时清理冗余文件、优化存储结构，保障电脑设备与系统的运行流畅性。存储路径配置模块用例规约表如下图2-9 所示。</w:t>
       </w:r>
     </w:p>
     <w:p>
@@ -10129,7 +10193,91 @@
           <w:szCs w:val="24"/>
           <w:lang w:val="en-US" w:eastAsia="zh-CN" w:bidi="ar-SA"/>
         </w:rPr>
-        <w:t>本系统主打轻量化运行，适配各类Windows主流电脑设备，包括低配置电脑，保障设备兼容性与运行稳定性。系统启动速度快，无卡顿、无闪退、无崩溃问题，后台进程占用内存、CPU资源极低，不会影响电脑其他软件正常运行。文献解析支持本地规则与AI智能解析双链路，性能指标按路径区分：本地规则解析单篇常规文献≤10秒；AI智能解析单篇文献通常20-120秒，AI通道失败时系统自动降级为本地规则解析，降级解析速度恢复至≤10秒。两条路径均不阻塞UI主线程，使用QThread异步执行并在页面内展示进度。批量导入、批量解析多份文献时，系统运行流畅，无卡顿、卡死、解析错乱等问题。系统数据读写稳定，大容量文献批量入库、数据备份、文件导出过程中数据完整无丢失、无错乱。同时系统可有效降低大学生文献整理耗时80%以上；支持AI解析通道失败时自动触发降级授权弹窗，用户允许后系统自动改用全文文本通道继续解析，不允许则回退本地规则解析，保障单篇文献无论哪种链路都能完成解析，大幅提升文献整理与学术创作效率，满足常态化学术使用的性能需求。</w:t>
+        <w:t>本系统主打轻量化运行，适配各类Windows主流电脑设备，包括低配置电脑，保障设备兼容性与运行稳定性。系统启动速度快，无卡顿、无闪退、无崩溃问题，后台进程占用内存、CPU资源极低，不会影响电脑其他软件正常运行。</w:t>
+      </w:r>
+    </w:p>
+    <w:p>
+      <w:pPr>
+        <w:spacing w:line="460" w:lineRule="exact"/>
+        <w:ind w:firstLine="420"/>
+        <w:jc w:val="left"/>
+        <w:rPr>
+          <w:rFonts w:hint="eastAsia" w:ascii="宋体" w:hAnsi="宋体" w:eastAsia="宋体" w:cstheme="minorBidi"/>
+          <w:kern w:val="2"/>
+          <w:sz w:val="24"/>
+          <w:szCs w:val="24"/>
+          <w:lang w:val="en-US" w:eastAsia="zh-CN" w:bidi="ar-SA"/>
+        </w:rPr>
+      </w:pPr>
+      <w:r>
+        <w:rPr>
+          <w:rFonts w:hint="eastAsia" w:ascii="宋体" w:hAnsi="宋体" w:eastAsia="宋体" w:cstheme="minorBidi"/>
+          <w:kern w:val="2"/>
+          <w:sz w:val="24"/>
+          <w:szCs w:val="24"/>
+          <w:lang w:val="en-US" w:eastAsia="zh-CN" w:bidi="ar-SA"/>
+        </w:rPr>
+        <w:t>ReAct+LangGraph智能体是文献解析的唯一AI入口，性能指标按实际执行路径区分：纯本地规则解析（Agent退化为本地工具链/Agent异常兜底）单篇常规文献≤10秒；Agent编排AI解析（有AI模型时）单篇文献通常20-120秒；AI原件直传失败时Agent内部可降级为全文文本通道</w:t>
+      </w:r>
+      <w:bookmarkStart w:id="65" w:name="_GoBack"/>
+      <w:bookmarkEnd w:id="65"/>
+      <w:r>
+        <w:rPr>
+          <w:rFonts w:hint="eastAsia" w:ascii="宋体" w:hAnsi="宋体" w:eastAsia="宋体" w:cstheme="minorBidi"/>
+          <w:kern w:val="2"/>
+          <w:sz w:val="24"/>
+          <w:szCs w:val="24"/>
+          <w:lang w:val="en-US" w:eastAsia="zh-CN" w:bidi="ar-SA"/>
+        </w:rPr>
+        <w:t>，AI整体不可用或Agent致命失败时直接回退纯本地规则解析。</w:t>
+      </w:r>
+    </w:p>
+    <w:p>
+      <w:pPr>
+        <w:spacing w:line="460" w:lineRule="exact"/>
+        <w:ind w:firstLine="420"/>
+        <w:jc w:val="left"/>
+        <w:rPr>
+          <w:rFonts w:hint="eastAsia" w:ascii="宋体" w:hAnsi="宋体" w:eastAsia="宋体" w:cstheme="minorBidi"/>
+          <w:kern w:val="2"/>
+          <w:sz w:val="24"/>
+          <w:szCs w:val="24"/>
+          <w:lang w:val="en-US" w:eastAsia="zh-CN" w:bidi="ar-SA"/>
+        </w:rPr>
+      </w:pPr>
+      <w:r>
+        <w:rPr>
+          <w:rFonts w:hint="eastAsia" w:ascii="宋体" w:hAnsi="宋体" w:eastAsia="宋体" w:cstheme="minorBidi"/>
+          <w:kern w:val="2"/>
+          <w:sz w:val="24"/>
+          <w:szCs w:val="24"/>
+          <w:lang w:val="en-US" w:eastAsia="zh-CN" w:bidi="ar-SA"/>
+        </w:rPr>
+        <w:t>所有解析路径均不阻塞UI主线程，使用QThread异步执行并在页面内推送中文进度消息。批量导入、批量解析多份文献时，系统运行流畅，无卡顿、卡死、解析错乱等问题。系统数据读写稳定，大容量文献批量入库、数据备份、文件导出过程中数据完整无丢失、无错乱。同时系统可有效降低大学生文献整理耗时80%以上。</w:t>
+      </w:r>
+    </w:p>
+    <w:p>
+      <w:pPr>
+        <w:spacing w:line="460" w:lineRule="exact"/>
+        <w:ind w:firstLine="420"/>
+        <w:jc w:val="left"/>
+        <w:rPr>
+          <w:rFonts w:hint="eastAsia" w:ascii="宋体" w:hAnsi="宋体" w:eastAsia="宋体" w:cstheme="minorBidi"/>
+          <w:kern w:val="2"/>
+          <w:sz w:val="24"/>
+          <w:szCs w:val="24"/>
+          <w:lang w:val="en-US" w:eastAsia="zh-CN" w:bidi="ar-SA"/>
+        </w:rPr>
+      </w:pPr>
+      <w:r>
+        <w:rPr>
+          <w:rFonts w:hint="eastAsia" w:ascii="宋体" w:hAnsi="宋体" w:eastAsia="宋体" w:cstheme="minorBidi"/>
+          <w:kern w:val="2"/>
+          <w:sz w:val="24"/>
+          <w:szCs w:val="24"/>
+          <w:lang w:val="en-US" w:eastAsia="zh-CN" w:bidi="ar-SA"/>
+        </w:rPr>
+        <w:t>ReAct Agent具备文献画像自适应规划、三重反幻觉校验（完整性/一致性Jaccard/原文溯源锚点）、Refine补救回环（按"维度×问题类型"限次防死循环）等智能能力，保障单篇文献无论哪种链路都能完成解析，大幅提升文献整理与学术创作效率，满足常态化学术使用的性能需求。</w:t>
       </w:r>
     </w:p>
     <w:p>
@@ -10250,8 +10398,8 @@
           <w:lang w:val="en-US" w:eastAsia="zh-CN" w:bidi="ar-SA"/>
         </w:rPr>
       </w:pPr>
-      <w:bookmarkStart w:id="63" w:name="heading_34"/>
-      <w:bookmarkStart w:id="64" w:name="_Toc31877"/>
+      <w:bookmarkStart w:id="63" w:name="_Toc31877"/>
+      <w:bookmarkStart w:id="64" w:name="heading_34"/>
       <w:r>
         <w:rPr>
           <w:rFonts w:hint="eastAsia" w:ascii="黑体" w:hAnsi="黑体"/>
